--- a/DAY-2/Lab Exercise - EC2 Ubuntu + Python + MySQL Client + RDS Connection (Console App).docx
+++ b/DAY-2/Lab Exercise - EC2 Ubuntu + Python + MySQL Client + RDS Connection (Console App).docx
@@ -643,26 +643,6 @@
     </w:p>
     <w:p>
       <w:pPr>
-        <w:spacing w:line="480" w:lineRule="auto"/>
-        <w:rPr>
-          <w:rFonts w:ascii="Georgia Pro" w:eastAsia="Georgia Pro" w:hAnsi="Georgia Pro" w:cs="Georgia Pro"/>
-          <w:b/>
-          <w:bCs/>
-          <w:color w:val="000000" w:themeColor="text1"/>
-        </w:rPr>
-      </w:pPr>
-      <w:r>
-        <w:rPr>
-          <w:rFonts w:ascii="Georgia Pro" w:eastAsia="Georgia Pro" w:hAnsi="Georgia Pro" w:cs="Georgia Pro"/>
-          <w:b/>
-          <w:bCs/>
-          <w:color w:val="000000" w:themeColor="text1"/>
-        </w:rPr>
-        <w:t>STEP 3: CREATE SECURITY GROUP</w:t>
-      </w:r>
-    </w:p>
-    <w:p>
-      <w:pPr>
         <w:pBdr>
           <w:top w:val="single" w:sz="4" w:space="1" w:color="auto"/>
           <w:left w:val="single" w:sz="4" w:space="4" w:color="auto"/>
@@ -676,13 +656,6 @@
           <w:color w:val="000000" w:themeColor="text1"/>
         </w:rPr>
       </w:pPr>
-      <w:r>
-        <w:rPr>
-          <w:rFonts w:ascii="Georgia Pro" w:eastAsia="Georgia Pro" w:hAnsi="Georgia Pro" w:cs="Georgia Pro"/>
-          <w:color w:val="000000" w:themeColor="text1"/>
-        </w:rPr>
-        <w:t>SG_ID=$(</w:t>
-      </w:r>
       <w:proofErr w:type="spellStart"/>
       <w:r>
         <w:rPr>
@@ -697,31 +670,7 @@
           <w:rFonts w:ascii="Georgia Pro" w:eastAsia="Georgia Pro" w:hAnsi="Georgia Pro" w:cs="Georgia Pro"/>
           <w:color w:val="000000" w:themeColor="text1"/>
         </w:rPr>
-        <w:t xml:space="preserve"> ec2 create-security-group \</w:t>
-      </w:r>
-      <w:r>
-        <w:rPr>
-          <w:rFonts w:ascii="Georgia Pro" w:eastAsia="Georgia Pro" w:hAnsi="Georgia Pro" w:cs="Georgia Pro"/>
-          <w:color w:val="000000" w:themeColor="text1"/>
-        </w:rPr>
-        <w:br/>
-        <w:t>--group-name $SG_NAME \</w:t>
-      </w:r>
-      <w:r>
-        <w:rPr>
-          <w:rFonts w:ascii="Georgia Pro" w:eastAsia="Georgia Pro" w:hAnsi="Georgia Pro" w:cs="Georgia Pro"/>
-          <w:color w:val="000000" w:themeColor="text1"/>
-        </w:rPr>
-        <w:br/>
-        <w:t>--description "EC2 MySQL Lab SG" \</w:t>
-      </w:r>
-      <w:r>
-        <w:rPr>
-          <w:rFonts w:ascii="Georgia Pro" w:eastAsia="Georgia Pro" w:hAnsi="Georgia Pro" w:cs="Georgia Pro"/>
-          <w:color w:val="000000" w:themeColor="text1"/>
-        </w:rPr>
-        <w:br/>
-        <w:t>--query '</w:t>
+        <w:t xml:space="preserve"> ec2 describe-</w:t>
       </w:r>
       <w:proofErr w:type="spellStart"/>
       <w:r>
@@ -729,7 +678,7 @@
           <w:rFonts w:ascii="Georgia Pro" w:eastAsia="Georgia Pro" w:hAnsi="Georgia Pro" w:cs="Georgia Pro"/>
           <w:color w:val="000000" w:themeColor="text1"/>
         </w:rPr>
-        <w:t>GroupId</w:t>
+        <w:t>vpcs</w:t>
       </w:r>
       <w:proofErr w:type="spellEnd"/>
       <w:r>
@@ -737,48 +686,57 @@
           <w:rFonts w:ascii="Georgia Pro" w:eastAsia="Georgia Pro" w:hAnsi="Georgia Pro" w:cs="Georgia Pro"/>
           <w:color w:val="000000" w:themeColor="text1"/>
         </w:rPr>
-        <w:t>' \</w:t>
-      </w:r>
-      <w:r>
-        <w:rPr>
-          <w:rFonts w:ascii="Georgia Pro" w:eastAsia="Georgia Pro" w:hAnsi="Georgia Pro" w:cs="Georgia Pro"/>
-          <w:color w:val="000000" w:themeColor="text1"/>
-        </w:rPr>
-        <w:br/>
-        <w:t>--output text)</w:t>
-      </w:r>
-      <w:r>
-        <w:rPr>
-          <w:rFonts w:ascii="Georgia Pro" w:eastAsia="Georgia Pro" w:hAnsi="Georgia Pro" w:cs="Georgia Pro"/>
-          <w:color w:val="000000" w:themeColor="text1"/>
-        </w:rPr>
-        <w:br/>
-      </w:r>
-      <w:r>
-        <w:rPr>
-          <w:rFonts w:ascii="Georgia Pro" w:eastAsia="Georgia Pro" w:hAnsi="Georgia Pro" w:cs="Georgia Pro"/>
-          <w:color w:val="000000" w:themeColor="text1"/>
-        </w:rPr>
-        <w:br/>
-        <w:t>echo $SG_ID</w:t>
-      </w:r>
-    </w:p>
-    <w:p>
-      <w:pPr>
-        <w:spacing w:line="480" w:lineRule="auto"/>
-        <w:rPr>
-          <w:rFonts w:ascii="Georgia Pro" w:eastAsia="Georgia Pro" w:hAnsi="Georgia Pro" w:cs="Georgia Pro"/>
-          <w:color w:val="000000" w:themeColor="text1"/>
-        </w:rPr>
-      </w:pPr>
-      <w:r>
-        <w:rPr>
-          <w:rFonts w:ascii="Georgia Pro" w:eastAsia="Georgia Pro" w:hAnsi="Georgia Pro" w:cs="Georgia Pro"/>
-          <w:color w:val="000000" w:themeColor="text1"/>
-        </w:rPr>
-        <w:pict w14:anchorId="4F3CB8AD">
-          <v:rect id="_x0000_i1030" style="width:0;height:1.5pt" o:hralign="center" o:hrstd="t" o:hr="t" fillcolor="#a0a0a0" stroked="f"/>
-        </w:pict>
+        <w:t xml:space="preserve"> --query "</w:t>
+      </w:r>
+      <w:proofErr w:type="spellStart"/>
+      <w:proofErr w:type="gramStart"/>
+      <w:r>
+        <w:rPr>
+          <w:rFonts w:ascii="Georgia Pro" w:eastAsia="Georgia Pro" w:hAnsi="Georgia Pro" w:cs="Georgia Pro"/>
+          <w:color w:val="000000" w:themeColor="text1"/>
+        </w:rPr>
+        <w:t>Vpcs</w:t>
+      </w:r>
+      <w:proofErr w:type="spellEnd"/>
+      <w:r>
+        <w:rPr>
+          <w:rFonts w:ascii="Georgia Pro" w:eastAsia="Georgia Pro" w:hAnsi="Georgia Pro" w:cs="Georgia Pro"/>
+          <w:color w:val="000000" w:themeColor="text1"/>
+        </w:rPr>
+        <w:t>[</w:t>
+      </w:r>
+      <w:proofErr w:type="gramEnd"/>
+      <w:r>
+        <w:rPr>
+          <w:rFonts w:ascii="Georgia Pro" w:eastAsia="Georgia Pro" w:hAnsi="Georgia Pro" w:cs="Georgia Pro"/>
+          <w:color w:val="000000" w:themeColor="text1"/>
+        </w:rPr>
+        <w:t>*</w:t>
+      </w:r>
+      <w:proofErr w:type="gramStart"/>
+      <w:r>
+        <w:rPr>
+          <w:rFonts w:ascii="Georgia Pro" w:eastAsia="Georgia Pro" w:hAnsi="Georgia Pro" w:cs="Georgia Pro"/>
+          <w:color w:val="000000" w:themeColor="text1"/>
+        </w:rPr>
+        <w:t>].</w:t>
+      </w:r>
+      <w:proofErr w:type="spellStart"/>
+      <w:r>
+        <w:rPr>
+          <w:rFonts w:ascii="Georgia Pro" w:eastAsia="Georgia Pro" w:hAnsi="Georgia Pro" w:cs="Georgia Pro"/>
+          <w:color w:val="000000" w:themeColor="text1"/>
+        </w:rPr>
+        <w:t>VpcId</w:t>
+      </w:r>
+      <w:proofErr w:type="spellEnd"/>
+      <w:proofErr w:type="gramEnd"/>
+      <w:r>
+        <w:rPr>
+          <w:rFonts w:ascii="Georgia Pro" w:eastAsia="Georgia Pro" w:hAnsi="Georgia Pro" w:cs="Georgia Pro"/>
+          <w:color w:val="000000" w:themeColor="text1"/>
+        </w:rPr>
+        <w:t>" --output table</w:t>
       </w:r>
     </w:p>
     <w:p>
@@ -791,14 +749,25 @@
           <w:color w:val="000000" w:themeColor="text1"/>
         </w:rPr>
       </w:pPr>
-      <w:r>
+    </w:p>
+    <w:p>
+      <w:pPr>
+        <w:spacing w:line="480" w:lineRule="auto"/>
         <w:rPr>
           <w:rFonts w:ascii="Georgia Pro" w:eastAsia="Georgia Pro" w:hAnsi="Georgia Pro" w:cs="Georgia Pro"/>
           <w:b/>
           <w:bCs/>
           <w:color w:val="000000" w:themeColor="text1"/>
         </w:rPr>
-        <w:t>STEP 4: ADD INBOUND RULES</w:t>
+      </w:pPr>
+      <w:r>
+        <w:rPr>
+          <w:rFonts w:ascii="Georgia Pro" w:eastAsia="Georgia Pro" w:hAnsi="Georgia Pro" w:cs="Georgia Pro"/>
+          <w:b/>
+          <w:bCs/>
+          <w:color w:val="000000" w:themeColor="text1"/>
+        </w:rPr>
+        <w:t>STEP 3: CREATE SECURITY GROUP</w:t>
       </w:r>
     </w:p>
     <w:p>
@@ -830,94 +799,7 @@
           <w:rFonts w:ascii="Georgia Pro" w:eastAsia="Georgia Pro" w:hAnsi="Georgia Pro" w:cs="Georgia Pro"/>
           <w:color w:val="000000" w:themeColor="text1"/>
         </w:rPr>
-        <w:t xml:space="preserve"> ec2 authorize-security-group-ingress \</w:t>
-      </w:r>
-      <w:r>
-        <w:rPr>
-          <w:rFonts w:ascii="Georgia Pro" w:eastAsia="Georgia Pro" w:hAnsi="Georgia Pro" w:cs="Georgia Pro"/>
-          <w:color w:val="000000" w:themeColor="text1"/>
-        </w:rPr>
-        <w:br/>
-        <w:t>--group-id $SG_ID \</w:t>
-      </w:r>
-      <w:r>
-        <w:rPr>
-          <w:rFonts w:ascii="Georgia Pro" w:eastAsia="Georgia Pro" w:hAnsi="Georgia Pro" w:cs="Georgia Pro"/>
-          <w:color w:val="000000" w:themeColor="text1"/>
-        </w:rPr>
-        <w:br/>
-        <w:t xml:space="preserve">--protocol </w:t>
-      </w:r>
-      <w:proofErr w:type="spellStart"/>
-      <w:r>
-        <w:rPr>
-          <w:rFonts w:ascii="Georgia Pro" w:eastAsia="Georgia Pro" w:hAnsi="Georgia Pro" w:cs="Georgia Pro"/>
-          <w:color w:val="000000" w:themeColor="text1"/>
-        </w:rPr>
-        <w:t>tcp</w:t>
-      </w:r>
-      <w:proofErr w:type="spellEnd"/>
-      <w:r>
-        <w:rPr>
-          <w:rFonts w:ascii="Georgia Pro" w:eastAsia="Georgia Pro" w:hAnsi="Georgia Pro" w:cs="Georgia Pro"/>
-          <w:color w:val="000000" w:themeColor="text1"/>
-        </w:rPr>
-        <w:t xml:space="preserve"> --port 22 --</w:t>
-      </w:r>
-      <w:proofErr w:type="spellStart"/>
-      <w:r>
-        <w:rPr>
-          <w:rFonts w:ascii="Georgia Pro" w:eastAsia="Georgia Pro" w:hAnsi="Georgia Pro" w:cs="Georgia Pro"/>
-          <w:color w:val="000000" w:themeColor="text1"/>
-        </w:rPr>
-        <w:t>cidr</w:t>
-      </w:r>
-      <w:proofErr w:type="spellEnd"/>
-      <w:r>
-        <w:rPr>
-          <w:rFonts w:ascii="Georgia Pro" w:eastAsia="Georgia Pro" w:hAnsi="Georgia Pro" w:cs="Georgia Pro"/>
-          <w:color w:val="000000" w:themeColor="text1"/>
-        </w:rPr>
-        <w:t xml:space="preserve"> 0.0.0.0/0</w:t>
-      </w:r>
-    </w:p>
-    <w:p>
-      <w:pPr>
-        <w:spacing w:line="480" w:lineRule="auto"/>
-        <w:rPr>
-          <w:rFonts w:ascii="Georgia Pro" w:eastAsia="Georgia Pro" w:hAnsi="Georgia Pro" w:cs="Georgia Pro"/>
-          <w:color w:val="000000" w:themeColor="text1"/>
-        </w:rPr>
-      </w:pPr>
-      <w:r>
-        <w:rPr>
-          <w:rFonts w:ascii="Georgia Pro" w:eastAsia="Georgia Pro" w:hAnsi="Georgia Pro" w:cs="Georgia Pro"/>
-          <w:color w:val="000000" w:themeColor="text1"/>
-        </w:rPr>
-        <w:pict w14:anchorId="6785B3BD">
-          <v:rect id="_x0000_i1031" style="width:0;height:1.5pt" o:hralign="center" o:hrstd="t" o:hr="t" fillcolor="#a0a0a0" stroked="f"/>
-        </w:pict>
-      </w:r>
-    </w:p>
-    <w:p>
-      <w:pPr>
-        <w:spacing w:line="480" w:lineRule="auto"/>
-        <w:rPr>
-          <w:rFonts w:ascii="Georgia Pro" w:eastAsia="Georgia Pro" w:hAnsi="Georgia Pro" w:cs="Georgia Pro"/>
-          <w:b/>
-          <w:bCs/>
-          <w:color w:val="000000" w:themeColor="text1"/>
-        </w:rPr>
-      </w:pPr>
-      <w:r>
-        <w:rPr>
-          <w:rFonts w:ascii="Georgia Pro" w:eastAsia="Georgia Pro" w:hAnsi="Georgia Pro" w:cs="Georgia Pro"/>
-          <w:b/>
-          <w:bCs/>
-          <w:color w:val="000000" w:themeColor="text1"/>
-        </w:rPr>
-        <w:lastRenderedPageBreak/>
-        <w:t>STEP 5: GET UBUNTU AMI</w:t>
+        <w:t xml:space="preserve"> ec2 create-security-group \</w:t>
       </w:r>
     </w:p>
     <w:p>
@@ -940,206 +822,7 @@
           <w:rFonts w:ascii="Georgia Pro" w:eastAsia="Georgia Pro" w:hAnsi="Georgia Pro" w:cs="Georgia Pro"/>
           <w:color w:val="000000" w:themeColor="text1"/>
         </w:rPr>
-        <w:t>AMI_ID=$(</w:t>
-      </w:r>
-      <w:proofErr w:type="spellStart"/>
-      <w:r>
-        <w:rPr>
-          <w:rFonts w:ascii="Georgia Pro" w:eastAsia="Georgia Pro" w:hAnsi="Georgia Pro" w:cs="Georgia Pro"/>
-          <w:color w:val="000000" w:themeColor="text1"/>
-        </w:rPr>
-        <w:t>aws</w:t>
-      </w:r>
-      <w:proofErr w:type="spellEnd"/>
-      <w:r>
-        <w:rPr>
-          <w:rFonts w:ascii="Georgia Pro" w:eastAsia="Georgia Pro" w:hAnsi="Georgia Pro" w:cs="Georgia Pro"/>
-          <w:color w:val="000000" w:themeColor="text1"/>
-        </w:rPr>
-        <w:t xml:space="preserve"> ec2 describe-images \</w:t>
-      </w:r>
-      <w:r>
-        <w:rPr>
-          <w:rFonts w:ascii="Georgia Pro" w:eastAsia="Georgia Pro" w:hAnsi="Georgia Pro" w:cs="Georgia Pro"/>
-          <w:color w:val="000000" w:themeColor="text1"/>
-        </w:rPr>
-        <w:br/>
-        <w:t>--owners 099720109477 \</w:t>
-      </w:r>
-      <w:r>
-        <w:rPr>
-          <w:rFonts w:ascii="Georgia Pro" w:eastAsia="Georgia Pro" w:hAnsi="Georgia Pro" w:cs="Georgia Pro"/>
-          <w:color w:val="000000" w:themeColor="text1"/>
-        </w:rPr>
-        <w:br/>
-        <w:t>--filters "Name=</w:t>
-      </w:r>
-      <w:proofErr w:type="gramStart"/>
-      <w:r>
-        <w:rPr>
-          <w:rFonts w:ascii="Georgia Pro" w:eastAsia="Georgia Pro" w:hAnsi="Georgia Pro" w:cs="Georgia Pro"/>
-          <w:color w:val="000000" w:themeColor="text1"/>
-        </w:rPr>
-        <w:t>name,Values</w:t>
-      </w:r>
-      <w:proofErr w:type="gramEnd"/>
-      <w:r>
-        <w:rPr>
-          <w:rFonts w:ascii="Georgia Pro" w:eastAsia="Georgia Pro" w:hAnsi="Georgia Pro" w:cs="Georgia Pro"/>
-          <w:color w:val="000000" w:themeColor="text1"/>
-        </w:rPr>
-        <w:t>=ubuntu/images/hvm-ssd/ubuntu-jammy-22.04-amd64-server-*" \</w:t>
-      </w:r>
-      <w:r>
-        <w:rPr>
-          <w:rFonts w:ascii="Georgia Pro" w:eastAsia="Georgia Pro" w:hAnsi="Georgia Pro" w:cs="Georgia Pro"/>
-          <w:color w:val="000000" w:themeColor="text1"/>
-        </w:rPr>
-        <w:br/>
-        <w:t xml:space="preserve">--query 'Images | </w:t>
-      </w:r>
-      <w:proofErr w:type="spellStart"/>
-      <w:r>
-        <w:rPr>
-          <w:rFonts w:ascii="Georgia Pro" w:eastAsia="Georgia Pro" w:hAnsi="Georgia Pro" w:cs="Georgia Pro"/>
-          <w:color w:val="000000" w:themeColor="text1"/>
-        </w:rPr>
-        <w:t>sort_</w:t>
-      </w:r>
-      <w:proofErr w:type="gramStart"/>
-      <w:r>
-        <w:rPr>
-          <w:rFonts w:ascii="Georgia Pro" w:eastAsia="Georgia Pro" w:hAnsi="Georgia Pro" w:cs="Georgia Pro"/>
-          <w:color w:val="000000" w:themeColor="text1"/>
-        </w:rPr>
-        <w:t>by</w:t>
-      </w:r>
-      <w:proofErr w:type="spellEnd"/>
-      <w:r>
-        <w:rPr>
-          <w:rFonts w:ascii="Georgia Pro" w:eastAsia="Georgia Pro" w:hAnsi="Georgia Pro" w:cs="Georgia Pro"/>
-          <w:color w:val="000000" w:themeColor="text1"/>
-        </w:rPr>
-        <w:t>(</w:t>
-      </w:r>
-      <w:proofErr w:type="gramEnd"/>
-      <w:r>
-        <w:rPr>
-          <w:rFonts w:ascii="Georgia Pro" w:eastAsia="Georgia Pro" w:hAnsi="Georgia Pro" w:cs="Georgia Pro"/>
-          <w:color w:val="000000" w:themeColor="text1"/>
-        </w:rPr>
-        <w:t>@, &amp;</w:t>
-      </w:r>
-      <w:proofErr w:type="spellStart"/>
-      <w:proofErr w:type="gramStart"/>
-      <w:r>
-        <w:rPr>
-          <w:rFonts w:ascii="Georgia Pro" w:eastAsia="Georgia Pro" w:hAnsi="Georgia Pro" w:cs="Georgia Pro"/>
-          <w:color w:val="000000" w:themeColor="text1"/>
-        </w:rPr>
-        <w:t>CreationDate</w:t>
-      </w:r>
-      <w:proofErr w:type="spellEnd"/>
-      <w:r>
-        <w:rPr>
-          <w:rFonts w:ascii="Georgia Pro" w:eastAsia="Georgia Pro" w:hAnsi="Georgia Pro" w:cs="Georgia Pro"/>
-          <w:color w:val="000000" w:themeColor="text1"/>
-        </w:rPr>
-        <w:t>)[</w:t>
-      </w:r>
-      <w:proofErr w:type="gramEnd"/>
-      <w:r>
-        <w:rPr>
-          <w:rFonts w:ascii="Georgia Pro" w:eastAsia="Georgia Pro" w:hAnsi="Georgia Pro" w:cs="Georgia Pro"/>
-          <w:color w:val="000000" w:themeColor="text1"/>
-        </w:rPr>
-        <w:t>-1</w:t>
-      </w:r>
-      <w:proofErr w:type="gramStart"/>
-      <w:r>
-        <w:rPr>
-          <w:rFonts w:ascii="Georgia Pro" w:eastAsia="Georgia Pro" w:hAnsi="Georgia Pro" w:cs="Georgia Pro"/>
-          <w:color w:val="000000" w:themeColor="text1"/>
-        </w:rPr>
-        <w:t>].</w:t>
-      </w:r>
-      <w:proofErr w:type="spellStart"/>
-      <w:r>
-        <w:rPr>
-          <w:rFonts w:ascii="Georgia Pro" w:eastAsia="Georgia Pro" w:hAnsi="Georgia Pro" w:cs="Georgia Pro"/>
-          <w:color w:val="000000" w:themeColor="text1"/>
-        </w:rPr>
-        <w:t>ImageId</w:t>
-      </w:r>
-      <w:proofErr w:type="spellEnd"/>
-      <w:proofErr w:type="gramEnd"/>
-      <w:r>
-        <w:rPr>
-          <w:rFonts w:ascii="Georgia Pro" w:eastAsia="Georgia Pro" w:hAnsi="Georgia Pro" w:cs="Georgia Pro"/>
-          <w:color w:val="000000" w:themeColor="text1"/>
-        </w:rPr>
-        <w:t>' \</w:t>
-      </w:r>
-      <w:r>
-        <w:rPr>
-          <w:rFonts w:ascii="Georgia Pro" w:eastAsia="Georgia Pro" w:hAnsi="Georgia Pro" w:cs="Georgia Pro"/>
-          <w:color w:val="000000" w:themeColor="text1"/>
-        </w:rPr>
-        <w:br/>
-        <w:t>--output text)</w:t>
-      </w:r>
-      <w:r>
-        <w:rPr>
-          <w:rFonts w:ascii="Georgia Pro" w:eastAsia="Georgia Pro" w:hAnsi="Georgia Pro" w:cs="Georgia Pro"/>
-          <w:color w:val="000000" w:themeColor="text1"/>
-        </w:rPr>
-        <w:br/>
-      </w:r>
-      <w:r>
-        <w:rPr>
-          <w:rFonts w:ascii="Georgia Pro" w:eastAsia="Georgia Pro" w:hAnsi="Georgia Pro" w:cs="Georgia Pro"/>
-          <w:color w:val="000000" w:themeColor="text1"/>
-        </w:rPr>
-        <w:br/>
-        <w:t>echo $AMI_ID</w:t>
-      </w:r>
-    </w:p>
-    <w:p>
-      <w:pPr>
-        <w:spacing w:line="480" w:lineRule="auto"/>
-        <w:rPr>
-          <w:rFonts w:ascii="Georgia Pro" w:eastAsia="Georgia Pro" w:hAnsi="Georgia Pro" w:cs="Georgia Pro"/>
-          <w:color w:val="000000" w:themeColor="text1"/>
-        </w:rPr>
-      </w:pPr>
-      <w:r>
-        <w:rPr>
-          <w:rFonts w:ascii="Georgia Pro" w:eastAsia="Georgia Pro" w:hAnsi="Georgia Pro" w:cs="Georgia Pro"/>
-          <w:color w:val="000000" w:themeColor="text1"/>
-        </w:rPr>
-        <w:pict w14:anchorId="0F4D5346">
-          <v:rect id="_x0000_i1032" style="width:0;height:1.5pt" o:hralign="center" o:hrstd="t" o:hr="t" fillcolor="#a0a0a0" stroked="f"/>
-        </w:pict>
-      </w:r>
-    </w:p>
-    <w:p>
-      <w:pPr>
-        <w:spacing w:line="480" w:lineRule="auto"/>
-        <w:rPr>
-          <w:rFonts w:ascii="Georgia Pro" w:eastAsia="Georgia Pro" w:hAnsi="Georgia Pro" w:cs="Georgia Pro"/>
-          <w:b/>
-          <w:bCs/>
-          <w:color w:val="000000" w:themeColor="text1"/>
-        </w:rPr>
-      </w:pPr>
-      <w:r>
-        <w:rPr>
-          <w:rFonts w:ascii="Georgia Pro" w:eastAsia="Georgia Pro" w:hAnsi="Georgia Pro" w:cs="Georgia Pro"/>
-          <w:b/>
-          <w:bCs/>
-          <w:color w:val="000000" w:themeColor="text1"/>
-        </w:rPr>
-        <w:t>STEP 6: LAUNCH EC2 UBUNTU INSTANCE</w:t>
+        <w:t>--group-name $SG_NAME \</w:t>
       </w:r>
     </w:p>
     <w:p>
@@ -1162,249 +845,7 @@
           <w:rFonts w:ascii="Georgia Pro" w:eastAsia="Georgia Pro" w:hAnsi="Georgia Pro" w:cs="Georgia Pro"/>
           <w:color w:val="000000" w:themeColor="text1"/>
         </w:rPr>
-        <w:t>INSTANCE_ID=$(</w:t>
-      </w:r>
-      <w:proofErr w:type="spellStart"/>
-      <w:r>
-        <w:rPr>
-          <w:rFonts w:ascii="Georgia Pro" w:eastAsia="Georgia Pro" w:hAnsi="Georgia Pro" w:cs="Georgia Pro"/>
-          <w:color w:val="000000" w:themeColor="text1"/>
-        </w:rPr>
-        <w:t>aws</w:t>
-      </w:r>
-      <w:proofErr w:type="spellEnd"/>
-      <w:r>
-        <w:rPr>
-          <w:rFonts w:ascii="Georgia Pro" w:eastAsia="Georgia Pro" w:hAnsi="Georgia Pro" w:cs="Georgia Pro"/>
-          <w:color w:val="000000" w:themeColor="text1"/>
-        </w:rPr>
-        <w:t xml:space="preserve"> ec2 run-instances \</w:t>
-      </w:r>
-      <w:r>
-        <w:rPr>
-          <w:rFonts w:ascii="Georgia Pro" w:eastAsia="Georgia Pro" w:hAnsi="Georgia Pro" w:cs="Georgia Pro"/>
-          <w:color w:val="000000" w:themeColor="text1"/>
-        </w:rPr>
-        <w:br/>
-        <w:t>--image-id $AMI_ID \</w:t>
-      </w:r>
-      <w:r>
-        <w:rPr>
-          <w:rFonts w:ascii="Georgia Pro" w:eastAsia="Georgia Pro" w:hAnsi="Georgia Pro" w:cs="Georgia Pro"/>
-          <w:color w:val="000000" w:themeColor="text1"/>
-        </w:rPr>
-        <w:br/>
-        <w:t>--instance-type t</w:t>
-      </w:r>
-      <w:r>
-        <w:rPr>
-          <w:rFonts w:ascii="Georgia Pro" w:eastAsia="Georgia Pro" w:hAnsi="Georgia Pro" w:cs="Georgia Pro"/>
-          <w:color w:val="000000" w:themeColor="text1"/>
-        </w:rPr>
-        <w:t>3</w:t>
-      </w:r>
-      <w:r>
-        <w:rPr>
-          <w:rFonts w:ascii="Georgia Pro" w:eastAsia="Georgia Pro" w:hAnsi="Georgia Pro" w:cs="Georgia Pro"/>
-          <w:color w:val="000000" w:themeColor="text1"/>
-        </w:rPr>
-        <w:t>.micro \</w:t>
-      </w:r>
-      <w:r>
-        <w:rPr>
-          <w:rFonts w:ascii="Georgia Pro" w:eastAsia="Georgia Pro" w:hAnsi="Georgia Pro" w:cs="Georgia Pro"/>
-          <w:color w:val="000000" w:themeColor="text1"/>
-        </w:rPr>
-        <w:br/>
-        <w:t>--key-name $KEY_NAME \</w:t>
-      </w:r>
-      <w:r>
-        <w:rPr>
-          <w:rFonts w:ascii="Georgia Pro" w:eastAsia="Georgia Pro" w:hAnsi="Georgia Pro" w:cs="Georgia Pro"/>
-          <w:color w:val="000000" w:themeColor="text1"/>
-        </w:rPr>
-        <w:br/>
-        <w:t>--security-group-ids $SG_ID \</w:t>
-      </w:r>
-      <w:r>
-        <w:rPr>
-          <w:rFonts w:ascii="Georgia Pro" w:eastAsia="Georgia Pro" w:hAnsi="Georgia Pro" w:cs="Georgia Pro"/>
-          <w:color w:val="000000" w:themeColor="text1"/>
-        </w:rPr>
-        <w:br/>
-        <w:t>--tag-specifications "</w:t>
-      </w:r>
-      <w:proofErr w:type="spellStart"/>
-      <w:r>
-        <w:rPr>
-          <w:rFonts w:ascii="Georgia Pro" w:eastAsia="Georgia Pro" w:hAnsi="Georgia Pro" w:cs="Georgia Pro"/>
-          <w:color w:val="000000" w:themeColor="text1"/>
-        </w:rPr>
-        <w:t>ResourceType</w:t>
-      </w:r>
-      <w:proofErr w:type="spellEnd"/>
-      <w:r>
-        <w:rPr>
-          <w:rFonts w:ascii="Georgia Pro" w:eastAsia="Georgia Pro" w:hAnsi="Georgia Pro" w:cs="Georgia Pro"/>
-          <w:color w:val="000000" w:themeColor="text1"/>
-        </w:rPr>
-        <w:t>=</w:t>
-      </w:r>
-      <w:proofErr w:type="spellStart"/>
-      <w:r>
-        <w:rPr>
-          <w:rFonts w:ascii="Georgia Pro" w:eastAsia="Georgia Pro" w:hAnsi="Georgia Pro" w:cs="Georgia Pro"/>
-          <w:color w:val="000000" w:themeColor="text1"/>
-        </w:rPr>
-        <w:t>instance,Tags</w:t>
-      </w:r>
-      <w:proofErr w:type="spellEnd"/>
-      <w:r>
-        <w:rPr>
-          <w:rFonts w:ascii="Georgia Pro" w:eastAsia="Georgia Pro" w:hAnsi="Georgia Pro" w:cs="Georgia Pro"/>
-          <w:color w:val="000000" w:themeColor="text1"/>
-        </w:rPr>
-        <w:t>=[{Key=</w:t>
-      </w:r>
-      <w:proofErr w:type="spellStart"/>
-      <w:r>
-        <w:rPr>
-          <w:rFonts w:ascii="Georgia Pro" w:eastAsia="Georgia Pro" w:hAnsi="Georgia Pro" w:cs="Georgia Pro"/>
-          <w:color w:val="000000" w:themeColor="text1"/>
-        </w:rPr>
-        <w:t>Name,Value</w:t>
-      </w:r>
-      <w:proofErr w:type="spellEnd"/>
-      <w:r>
-        <w:rPr>
-          <w:rFonts w:ascii="Georgia Pro" w:eastAsia="Georgia Pro" w:hAnsi="Georgia Pro" w:cs="Georgia Pro"/>
-          <w:color w:val="000000" w:themeColor="text1"/>
-        </w:rPr>
-        <w:t>=ubuntu-</w:t>
-      </w:r>
-      <w:proofErr w:type="spellStart"/>
-      <w:r>
-        <w:rPr>
-          <w:rFonts w:ascii="Georgia Pro" w:eastAsia="Georgia Pro" w:hAnsi="Georgia Pro" w:cs="Georgia Pro"/>
-          <w:color w:val="000000" w:themeColor="text1"/>
-        </w:rPr>
-        <w:t>mysql</w:t>
-      </w:r>
-      <w:proofErr w:type="spellEnd"/>
-      <w:r>
-        <w:rPr>
-          <w:rFonts w:ascii="Georgia Pro" w:eastAsia="Georgia Pro" w:hAnsi="Georgia Pro" w:cs="Georgia Pro"/>
-          <w:color w:val="000000" w:themeColor="text1"/>
-        </w:rPr>
-        <w:t>-lab}]" \</w:t>
-      </w:r>
-      <w:r>
-        <w:rPr>
-          <w:rFonts w:ascii="Georgia Pro" w:eastAsia="Georgia Pro" w:hAnsi="Georgia Pro" w:cs="Georgia Pro"/>
-          <w:color w:val="000000" w:themeColor="text1"/>
-        </w:rPr>
-        <w:br/>
-        <w:t>--query 'Instances[0].</w:t>
-      </w:r>
-      <w:proofErr w:type="spellStart"/>
-      <w:r>
-        <w:rPr>
-          <w:rFonts w:ascii="Georgia Pro" w:eastAsia="Georgia Pro" w:hAnsi="Georgia Pro" w:cs="Georgia Pro"/>
-          <w:color w:val="000000" w:themeColor="text1"/>
-        </w:rPr>
-        <w:t>InstanceId</w:t>
-      </w:r>
-      <w:proofErr w:type="spellEnd"/>
-      <w:r>
-        <w:rPr>
-          <w:rFonts w:ascii="Georgia Pro" w:eastAsia="Georgia Pro" w:hAnsi="Georgia Pro" w:cs="Georgia Pro"/>
-          <w:color w:val="000000" w:themeColor="text1"/>
-        </w:rPr>
-        <w:t>' \</w:t>
-      </w:r>
-      <w:r>
-        <w:rPr>
-          <w:rFonts w:ascii="Georgia Pro" w:eastAsia="Georgia Pro" w:hAnsi="Georgia Pro" w:cs="Georgia Pro"/>
-          <w:color w:val="000000" w:themeColor="text1"/>
-        </w:rPr>
-        <w:br/>
-        <w:t>--output text)</w:t>
-      </w:r>
-      <w:r>
-        <w:rPr>
-          <w:rFonts w:ascii="Georgia Pro" w:eastAsia="Georgia Pro" w:hAnsi="Georgia Pro" w:cs="Georgia Pro"/>
-          <w:color w:val="000000" w:themeColor="text1"/>
-        </w:rPr>
-        <w:br/>
-      </w:r>
-      <w:r>
-        <w:rPr>
-          <w:rFonts w:ascii="Georgia Pro" w:eastAsia="Georgia Pro" w:hAnsi="Georgia Pro" w:cs="Georgia Pro"/>
-          <w:color w:val="000000" w:themeColor="text1"/>
-        </w:rPr>
-        <w:br/>
-        <w:t>echo $INSTANCE_ID</w:t>
-      </w:r>
-    </w:p>
-    <w:p>
-      <w:pPr>
-        <w:spacing w:line="480" w:lineRule="auto"/>
-        <w:rPr>
-          <w:rFonts w:ascii="Georgia Pro" w:eastAsia="Georgia Pro" w:hAnsi="Georgia Pro" w:cs="Georgia Pro"/>
-          <w:color w:val="000000" w:themeColor="text1"/>
-        </w:rPr>
-      </w:pPr>
-      <w:r>
-        <w:rPr>
-          <w:rFonts w:ascii="Georgia Pro" w:eastAsia="Georgia Pro" w:hAnsi="Georgia Pro" w:cs="Georgia Pro"/>
-          <w:color w:val="000000" w:themeColor="text1"/>
-        </w:rPr>
-        <w:pict w14:anchorId="24805057">
-          <v:rect id="_x0000_i1033" style="width:0;height:1.5pt" o:hralign="center" o:hrstd="t" o:hr="t" fillcolor="#a0a0a0" stroked="f"/>
-        </w:pict>
-      </w:r>
-    </w:p>
-    <w:p>
-      <w:pPr>
-        <w:spacing w:line="480" w:lineRule="auto"/>
-        <w:rPr>
-          <w:rFonts w:ascii="Segoe UI Emoji" w:eastAsia="Georgia Pro" w:hAnsi="Segoe UI Emoji" w:cs="Segoe UI Emoji"/>
-          <w:b/>
-          <w:bCs/>
-          <w:color w:val="000000" w:themeColor="text1"/>
-        </w:rPr>
-      </w:pPr>
-    </w:p>
-    <w:p>
-      <w:pPr>
-        <w:spacing w:line="480" w:lineRule="auto"/>
-        <w:rPr>
-          <w:rFonts w:ascii="Segoe UI Emoji" w:eastAsia="Georgia Pro" w:hAnsi="Segoe UI Emoji" w:cs="Segoe UI Emoji"/>
-          <w:b/>
-          <w:bCs/>
-          <w:color w:val="000000" w:themeColor="text1"/>
-        </w:rPr>
-      </w:pPr>
-    </w:p>
-    <w:p>
-      <w:pPr>
-        <w:spacing w:line="480" w:lineRule="auto"/>
-        <w:rPr>
-          <w:rFonts w:ascii="Georgia Pro" w:eastAsia="Georgia Pro" w:hAnsi="Georgia Pro" w:cs="Georgia Pro"/>
-          <w:b/>
-          <w:bCs/>
-          <w:color w:val="000000" w:themeColor="text1"/>
-        </w:rPr>
-      </w:pPr>
-      <w:r>
-        <w:rPr>
-          <w:rFonts w:ascii="Georgia Pro" w:eastAsia="Georgia Pro" w:hAnsi="Georgia Pro" w:cs="Georgia Pro"/>
-          <w:b/>
-          <w:bCs/>
-          <w:color w:val="000000" w:themeColor="text1"/>
-        </w:rPr>
-        <w:lastRenderedPageBreak/>
-        <w:t>STEP 7: GET PUBLIC IP</w:t>
+        <w:t>--description "EC2 MySQL Lab SG" \</w:t>
       </w:r>
     </w:p>
     <w:p>
@@ -1422,13 +863,20 @@
           <w:color w:val="000000" w:themeColor="text1"/>
         </w:rPr>
       </w:pPr>
+      <w:r>
+        <w:rPr>
+          <w:rFonts w:ascii="Georgia Pro" w:eastAsia="Georgia Pro" w:hAnsi="Georgia Pro" w:cs="Georgia Pro"/>
+          <w:color w:val="000000" w:themeColor="text1"/>
+        </w:rPr>
+        <w:t>--</w:t>
+      </w:r>
       <w:proofErr w:type="spellStart"/>
       <w:r>
         <w:rPr>
           <w:rFonts w:ascii="Georgia Pro" w:eastAsia="Georgia Pro" w:hAnsi="Georgia Pro" w:cs="Georgia Pro"/>
           <w:color w:val="000000" w:themeColor="text1"/>
         </w:rPr>
-        <w:t>aws</w:t>
+        <w:t>vpc</w:t>
       </w:r>
       <w:proofErr w:type="spellEnd"/>
       <w:r>
@@ -1436,110 +884,29 @@
           <w:rFonts w:ascii="Georgia Pro" w:eastAsia="Georgia Pro" w:hAnsi="Georgia Pro" w:cs="Georgia Pro"/>
           <w:color w:val="000000" w:themeColor="text1"/>
         </w:rPr>
-        <w:t xml:space="preserve"> ec2 describe-instances \</w:t>
-      </w:r>
-      <w:r>
-        <w:rPr>
-          <w:rFonts w:ascii="Georgia Pro" w:eastAsia="Georgia Pro" w:hAnsi="Georgia Pro" w:cs="Georgia Pro"/>
-          <w:color w:val="000000" w:themeColor="text1"/>
-        </w:rPr>
-        <w:br/>
-        <w:t>--instance-ids $INSTANCE_ID \</w:t>
-      </w:r>
-      <w:r>
-        <w:rPr>
-          <w:rFonts w:ascii="Georgia Pro" w:eastAsia="Georgia Pro" w:hAnsi="Georgia Pro" w:cs="Georgia Pro"/>
-          <w:color w:val="000000" w:themeColor="text1"/>
-        </w:rPr>
-        <w:br/>
-        <w:t>--query "Reservations[0</w:t>
-      </w:r>
-      <w:proofErr w:type="gramStart"/>
-      <w:r>
-        <w:rPr>
-          <w:rFonts w:ascii="Georgia Pro" w:eastAsia="Georgia Pro" w:hAnsi="Georgia Pro" w:cs="Georgia Pro"/>
-          <w:color w:val="000000" w:themeColor="text1"/>
-        </w:rPr>
-        <w:t>].Instances</w:t>
-      </w:r>
-      <w:proofErr w:type="gramEnd"/>
-      <w:r>
-        <w:rPr>
-          <w:rFonts w:ascii="Georgia Pro" w:eastAsia="Georgia Pro" w:hAnsi="Georgia Pro" w:cs="Georgia Pro"/>
-          <w:color w:val="000000" w:themeColor="text1"/>
-        </w:rPr>
-        <w:t>[0</w:t>
-      </w:r>
-      <w:proofErr w:type="gramStart"/>
-      <w:r>
-        <w:rPr>
-          <w:rFonts w:ascii="Georgia Pro" w:eastAsia="Georgia Pro" w:hAnsi="Georgia Pro" w:cs="Georgia Pro"/>
-          <w:color w:val="000000" w:themeColor="text1"/>
-        </w:rPr>
-        <w:t>].</w:t>
-      </w:r>
-      <w:proofErr w:type="spellStart"/>
-      <w:r>
-        <w:rPr>
-          <w:rFonts w:ascii="Georgia Pro" w:eastAsia="Georgia Pro" w:hAnsi="Georgia Pro" w:cs="Georgia Pro"/>
-          <w:color w:val="000000" w:themeColor="text1"/>
-        </w:rPr>
-        <w:t>PublicIpAddress</w:t>
-      </w:r>
-      <w:proofErr w:type="spellEnd"/>
-      <w:proofErr w:type="gramEnd"/>
-      <w:r>
-        <w:rPr>
-          <w:rFonts w:ascii="Georgia Pro" w:eastAsia="Georgia Pro" w:hAnsi="Georgia Pro" w:cs="Georgia Pro"/>
-          <w:color w:val="000000" w:themeColor="text1"/>
-        </w:rPr>
-        <w:t>" \</w:t>
-      </w:r>
-      <w:r>
-        <w:rPr>
-          <w:rFonts w:ascii="Georgia Pro" w:eastAsia="Georgia Pro" w:hAnsi="Georgia Pro" w:cs="Georgia Pro"/>
-          <w:color w:val="000000" w:themeColor="text1"/>
-        </w:rPr>
-        <w:br/>
-        <w:t>--output text</w:t>
-      </w:r>
-    </w:p>
-    <w:p>
-      <w:pPr>
-        <w:spacing w:line="480" w:lineRule="auto"/>
-        <w:rPr>
-          <w:rFonts w:ascii="Georgia Pro" w:eastAsia="Georgia Pro" w:hAnsi="Georgia Pro" w:cs="Georgia Pro"/>
-          <w:color w:val="000000" w:themeColor="text1"/>
-        </w:rPr>
-      </w:pPr>
-      <w:r>
-        <w:rPr>
-          <w:rFonts w:ascii="Georgia Pro" w:eastAsia="Georgia Pro" w:hAnsi="Georgia Pro" w:cs="Georgia Pro"/>
-          <w:color w:val="000000" w:themeColor="text1"/>
-        </w:rPr>
-        <w:pict w14:anchorId="6996DE03">
-          <v:rect id="_x0000_i1034" style="width:0;height:1.5pt" o:hralign="center" o:hrstd="t" o:hr="t" fillcolor="#a0a0a0" stroked="f"/>
-        </w:pict>
-      </w:r>
-    </w:p>
-    <w:p>
-      <w:pPr>
-        <w:spacing w:line="480" w:lineRule="auto"/>
-        <w:rPr>
-          <w:rFonts w:ascii="Georgia Pro" w:eastAsia="Georgia Pro" w:hAnsi="Georgia Pro" w:cs="Georgia Pro"/>
-          <w:b/>
-          <w:bCs/>
-          <w:color w:val="000000" w:themeColor="text1"/>
-        </w:rPr>
-      </w:pPr>
-      <w:r>
-        <w:rPr>
-          <w:rFonts w:ascii="Georgia Pro" w:eastAsia="Georgia Pro" w:hAnsi="Georgia Pro" w:cs="Georgia Pro"/>
-          <w:b/>
-          <w:bCs/>
-          <w:color w:val="000000" w:themeColor="text1"/>
-        </w:rPr>
-        <w:t>STEP 8: SSH INTO EC2</w:t>
+        <w:t xml:space="preserve">-id </w:t>
+      </w:r>
+      <w:r>
+        <w:rPr>
+          <w:rFonts w:ascii="Georgia Pro" w:eastAsia="Georgia Pro" w:hAnsi="Georgia Pro" w:cs="Georgia Pro"/>
+          <w:color w:val="000000" w:themeColor="text1"/>
+          <w:highlight w:val="yellow"/>
+        </w:rPr>
+        <w:t>vpc-0600b18421f6209bf</w:t>
+      </w:r>
+      <w:r>
+        <w:rPr>
+          <w:rFonts w:ascii="Georgia Pro" w:eastAsia="Georgia Pro" w:hAnsi="Georgia Pro" w:cs="Georgia Pro"/>
+          <w:color w:val="000000" w:themeColor="text1"/>
+        </w:rPr>
+        <w:t xml:space="preserve"> </w:t>
+      </w:r>
+      <w:r>
+        <w:rPr>
+          <w:rFonts w:ascii="Georgia Pro" w:eastAsia="Georgia Pro" w:hAnsi="Georgia Pro" w:cs="Georgia Pro"/>
+          <w:color w:val="000000" w:themeColor="text1"/>
+        </w:rPr>
+        <w:t>\</w:t>
       </w:r>
     </w:p>
     <w:p>
@@ -1562,7 +929,7 @@
           <w:rFonts w:ascii="Georgia Pro" w:eastAsia="Georgia Pro" w:hAnsi="Georgia Pro" w:cs="Georgia Pro"/>
           <w:color w:val="000000" w:themeColor="text1"/>
         </w:rPr>
-        <w:t>ssh -</w:t>
+        <w:t>--query '</w:t>
       </w:r>
       <w:proofErr w:type="spellStart"/>
       <w:r>
@@ -1570,7 +937,7 @@
           <w:rFonts w:ascii="Georgia Pro" w:eastAsia="Georgia Pro" w:hAnsi="Georgia Pro" w:cs="Georgia Pro"/>
           <w:color w:val="000000" w:themeColor="text1"/>
         </w:rPr>
-        <w:t>i</w:t>
+        <w:t>GroupId</w:t>
       </w:r>
       <w:proofErr w:type="spellEnd"/>
       <w:r>
@@ -1578,77 +945,7 @@
           <w:rFonts w:ascii="Georgia Pro" w:eastAsia="Georgia Pro" w:hAnsi="Georgia Pro" w:cs="Georgia Pro"/>
           <w:color w:val="000000" w:themeColor="text1"/>
         </w:rPr>
-        <w:t xml:space="preserve"> ubuntu-</w:t>
-      </w:r>
-      <w:proofErr w:type="spellStart"/>
-      <w:r>
-        <w:rPr>
-          <w:rFonts w:ascii="Georgia Pro" w:eastAsia="Georgia Pro" w:hAnsi="Georgia Pro" w:cs="Georgia Pro"/>
-          <w:color w:val="000000" w:themeColor="text1"/>
-        </w:rPr>
-        <w:t>key.pem</w:t>
-      </w:r>
-      <w:proofErr w:type="spellEnd"/>
-      <w:r>
-        <w:rPr>
-          <w:rFonts w:ascii="Georgia Pro" w:eastAsia="Georgia Pro" w:hAnsi="Georgia Pro" w:cs="Georgia Pro"/>
-          <w:color w:val="000000" w:themeColor="text1"/>
-        </w:rPr>
-        <w:t xml:space="preserve"> </w:t>
-      </w:r>
-      <w:proofErr w:type="gramStart"/>
-      <w:r>
-        <w:rPr>
-          <w:rFonts w:ascii="Georgia Pro" w:eastAsia="Georgia Pro" w:hAnsi="Georgia Pro" w:cs="Georgia Pro"/>
-          <w:color w:val="000000" w:themeColor="text1"/>
-        </w:rPr>
-        <w:t>ubuntu@</w:t>
-      </w:r>
-      <w:proofErr w:type="gramEnd"/>
-      <w:r>
-        <w:rPr>
-          <w:rFonts w:ascii="Georgia Pro" w:eastAsia="Georgia Pro" w:hAnsi="Georgia Pro" w:cs="Georgia Pro"/>
-          <w:color w:val="000000" w:themeColor="text1"/>
-        </w:rPr>
-        <w:t>&lt;PUBLIC-IP&gt;</w:t>
-      </w:r>
-    </w:p>
-    <w:p>
-      <w:pPr>
-        <w:spacing w:line="480" w:lineRule="auto"/>
-        <w:rPr>
-          <w:rFonts w:ascii="Georgia Pro" w:eastAsia="Georgia Pro" w:hAnsi="Georgia Pro" w:cs="Georgia Pro"/>
-          <w:color w:val="000000" w:themeColor="text1"/>
-        </w:rPr>
-      </w:pPr>
-      <w:r>
-        <w:rPr>
-          <w:rFonts w:ascii="Georgia Pro" w:eastAsia="Georgia Pro" w:hAnsi="Georgia Pro" w:cs="Georgia Pro"/>
-          <w:color w:val="000000" w:themeColor="text1"/>
-        </w:rPr>
-        <w:pict w14:anchorId="5BD01312">
-          <v:rect id="_x0000_i1035" style="width:0;height:1.5pt" o:hralign="center" o:hrstd="t" o:hr="t" fillcolor="#a0a0a0" stroked="f"/>
-        </w:pict>
-      </w:r>
-    </w:p>
-    <w:p>
-      <w:pPr>
-        <w:spacing w:line="480" w:lineRule="auto"/>
-        <w:rPr>
-          <w:rFonts w:ascii="Georgia Pro" w:eastAsia="Georgia Pro" w:hAnsi="Georgia Pro" w:cs="Georgia Pro"/>
-          <w:b/>
-          <w:bCs/>
-          <w:color w:val="000000" w:themeColor="text1"/>
-        </w:rPr>
-      </w:pPr>
-      <w:r>
-        <w:rPr>
-          <w:rFonts w:ascii="Georgia Pro" w:eastAsia="Georgia Pro" w:hAnsi="Georgia Pro" w:cs="Georgia Pro"/>
-          <w:b/>
-          <w:bCs/>
-          <w:color w:val="000000" w:themeColor="text1"/>
-        </w:rPr>
-        <w:t>STEP 9: INSTALL PYTHON + MYSQL CLIENT (IN EC2)</w:t>
+        <w:t>' \</w:t>
       </w:r>
     </w:p>
     <w:p>
@@ -1666,60 +963,12 @@
           <w:color w:val="000000" w:themeColor="text1"/>
         </w:rPr>
       </w:pPr>
-      <w:proofErr w:type="spellStart"/>
-      <w:r>
-        <w:rPr>
-          <w:rFonts w:ascii="Georgia Pro" w:eastAsia="Georgia Pro" w:hAnsi="Georgia Pro" w:cs="Georgia Pro"/>
-          <w:color w:val="000000" w:themeColor="text1"/>
-        </w:rPr>
-        <w:t>sudo</w:t>
-      </w:r>
-      <w:proofErr w:type="spellEnd"/>
-      <w:r>
-        <w:rPr>
-          <w:rFonts w:ascii="Georgia Pro" w:eastAsia="Georgia Pro" w:hAnsi="Georgia Pro" w:cs="Georgia Pro"/>
-          <w:color w:val="000000" w:themeColor="text1"/>
-        </w:rPr>
-        <w:t xml:space="preserve"> apt update -y</w:t>
-      </w:r>
-      <w:r>
-        <w:rPr>
-          <w:rFonts w:ascii="Georgia Pro" w:eastAsia="Georgia Pro" w:hAnsi="Georgia Pro" w:cs="Georgia Pro"/>
-          <w:color w:val="000000" w:themeColor="text1"/>
-        </w:rPr>
-        <w:br/>
-      </w:r>
-      <w:proofErr w:type="spellStart"/>
-      <w:r>
-        <w:rPr>
-          <w:rFonts w:ascii="Georgia Pro" w:eastAsia="Georgia Pro" w:hAnsi="Georgia Pro" w:cs="Georgia Pro"/>
-          <w:color w:val="000000" w:themeColor="text1"/>
-        </w:rPr>
-        <w:t>sudo</w:t>
-      </w:r>
-      <w:proofErr w:type="spellEnd"/>
-      <w:r>
-        <w:rPr>
-          <w:rFonts w:ascii="Georgia Pro" w:eastAsia="Georgia Pro" w:hAnsi="Georgia Pro" w:cs="Georgia Pro"/>
-          <w:color w:val="000000" w:themeColor="text1"/>
-        </w:rPr>
-        <w:t xml:space="preserve"> apt install python3 python3-pip </w:t>
-      </w:r>
-      <w:proofErr w:type="spellStart"/>
-      <w:r>
-        <w:rPr>
-          <w:rFonts w:ascii="Georgia Pro" w:eastAsia="Georgia Pro" w:hAnsi="Georgia Pro" w:cs="Georgia Pro"/>
-          <w:color w:val="000000" w:themeColor="text1"/>
-        </w:rPr>
-        <w:t>mysql</w:t>
-      </w:r>
-      <w:proofErr w:type="spellEnd"/>
-      <w:r>
-        <w:rPr>
-          <w:rFonts w:ascii="Georgia Pro" w:eastAsia="Georgia Pro" w:hAnsi="Georgia Pro" w:cs="Georgia Pro"/>
-          <w:color w:val="000000" w:themeColor="text1"/>
-        </w:rPr>
-        <w:t>-client -y</w:t>
+      <w:r>
+        <w:rPr>
+          <w:rFonts w:ascii="Georgia Pro" w:eastAsia="Georgia Pro" w:hAnsi="Georgia Pro" w:cs="Georgia Pro"/>
+          <w:color w:val="000000" w:themeColor="text1"/>
+        </w:rPr>
+        <w:t>--output text</w:t>
       </w:r>
     </w:p>
     <w:p>
@@ -1727,6 +976,8 @@
         <w:spacing w:line="480" w:lineRule="auto"/>
         <w:rPr>
           <w:rFonts w:ascii="Georgia Pro" w:eastAsia="Georgia Pro" w:hAnsi="Georgia Pro" w:cs="Georgia Pro"/>
+          <w:b/>
+          <w:bCs/>
           <w:color w:val="000000" w:themeColor="text1"/>
         </w:rPr>
       </w:pPr>
@@ -1736,15 +987,42 @@
         <w:spacing w:line="480" w:lineRule="auto"/>
         <w:rPr>
           <w:rFonts w:ascii="Georgia Pro" w:eastAsia="Georgia Pro" w:hAnsi="Georgia Pro" w:cs="Georgia Pro"/>
-          <w:color w:val="000000" w:themeColor="text1"/>
-        </w:rPr>
-      </w:pPr>
-      <w:r>
-        <w:rPr>
-          <w:rFonts w:ascii="Georgia Pro" w:eastAsia="Georgia Pro" w:hAnsi="Georgia Pro" w:cs="Georgia Pro"/>
-          <w:color w:val="000000" w:themeColor="text1"/>
-        </w:rPr>
-        <w:t>Install Python library:</w:t>
+          <w:b/>
+          <w:bCs/>
+          <w:color w:val="000000" w:themeColor="text1"/>
+        </w:rPr>
+      </w:pPr>
+    </w:p>
+    <w:p>
+      <w:pPr>
+        <w:spacing w:line="480" w:lineRule="auto"/>
+        <w:rPr>
+          <w:rFonts w:ascii="Georgia Pro" w:eastAsia="Georgia Pro" w:hAnsi="Georgia Pro" w:cs="Georgia Pro"/>
+          <w:b/>
+          <w:bCs/>
+          <w:color w:val="000000" w:themeColor="text1"/>
+        </w:rPr>
+      </w:pPr>
+    </w:p>
+    <w:p>
+      <w:pPr>
+        <w:spacing w:line="480" w:lineRule="auto"/>
+        <w:rPr>
+          <w:rFonts w:ascii="Georgia Pro" w:eastAsia="Georgia Pro" w:hAnsi="Georgia Pro" w:cs="Georgia Pro"/>
+          <w:b/>
+          <w:bCs/>
+          <w:color w:val="000000" w:themeColor="text1"/>
+        </w:rPr>
+      </w:pPr>
+      <w:r>
+        <w:rPr>
+          <w:rFonts w:ascii="Georgia Pro" w:eastAsia="Georgia Pro" w:hAnsi="Georgia Pro" w:cs="Georgia Pro"/>
+          <w:b/>
+          <w:bCs/>
+          <w:color w:val="000000" w:themeColor="text1"/>
+        </w:rPr>
+        <w:lastRenderedPageBreak/>
+        <w:t>STEP 4: ADD INBOUND RULES</w:t>
       </w:r>
     </w:p>
     <w:p>
@@ -1767,7 +1045,7 @@
           <w:rFonts w:ascii="Georgia Pro" w:eastAsia="Georgia Pro" w:hAnsi="Georgia Pro" w:cs="Georgia Pro"/>
           <w:color w:val="000000" w:themeColor="text1"/>
         </w:rPr>
-        <w:t xml:space="preserve">pip3 install </w:t>
+        <w:t>VPC_ID=$(</w:t>
       </w:r>
       <w:proofErr w:type="spellStart"/>
       <w:r>
@@ -1775,62 +1053,81 @@
           <w:rFonts w:ascii="Georgia Pro" w:eastAsia="Georgia Pro" w:hAnsi="Georgia Pro" w:cs="Georgia Pro"/>
           <w:color w:val="000000" w:themeColor="text1"/>
         </w:rPr>
-        <w:t>pymysql</w:t>
+        <w:t>aws</w:t>
       </w:r>
       <w:proofErr w:type="spellEnd"/>
-    </w:p>
-    <w:p>
-      <w:pPr>
-        <w:spacing w:line="480" w:lineRule="auto"/>
-        <w:rPr>
-          <w:rFonts w:ascii="Georgia Pro" w:eastAsia="Georgia Pro" w:hAnsi="Georgia Pro" w:cs="Georgia Pro"/>
-          <w:color w:val="000000" w:themeColor="text1"/>
-        </w:rPr>
-      </w:pPr>
-      <w:r>
-        <w:rPr>
-          <w:rFonts w:ascii="Georgia Pro" w:eastAsia="Georgia Pro" w:hAnsi="Georgia Pro" w:cs="Georgia Pro"/>
-          <w:color w:val="000000" w:themeColor="text1"/>
-        </w:rPr>
-        <w:pict w14:anchorId="58788EA7">
-          <v:rect id="_x0000_i1036" style="width:0;height:1.5pt" o:hralign="center" o:hrstd="t" o:hr="t" fillcolor="#a0a0a0" stroked="f"/>
-        </w:pict>
-      </w:r>
-    </w:p>
-    <w:p>
-      <w:pPr>
-        <w:spacing w:line="480" w:lineRule="auto"/>
-        <w:rPr>
-          <w:rFonts w:ascii="Georgia Pro" w:eastAsia="Georgia Pro" w:hAnsi="Georgia Pro" w:cs="Georgia Pro"/>
-          <w:b/>
-          <w:bCs/>
-          <w:color w:val="000000" w:themeColor="text1"/>
-        </w:rPr>
-      </w:pPr>
-      <w:r>
-        <w:rPr>
-          <w:rFonts w:ascii="Georgia Pro" w:eastAsia="Georgia Pro" w:hAnsi="Georgia Pro" w:cs="Georgia Pro"/>
-          <w:b/>
-          <w:bCs/>
-          <w:color w:val="000000" w:themeColor="text1"/>
-        </w:rPr>
-        <w:t>STEP 10: CONNECT TO RDS FROM EC2</w:t>
-      </w:r>
-    </w:p>
-    <w:p>
-      <w:pPr>
-        <w:spacing w:line="480" w:lineRule="auto"/>
-        <w:rPr>
-          <w:rFonts w:ascii="Georgia Pro" w:eastAsia="Georgia Pro" w:hAnsi="Georgia Pro" w:cs="Georgia Pro"/>
-          <w:color w:val="000000" w:themeColor="text1"/>
-        </w:rPr>
-      </w:pPr>
-      <w:r>
-        <w:rPr>
-          <w:rFonts w:ascii="Georgia Pro" w:eastAsia="Georgia Pro" w:hAnsi="Georgia Pro" w:cs="Georgia Pro"/>
-          <w:color w:val="000000" w:themeColor="text1"/>
-        </w:rPr>
-        <w:t>Test MySQL connection:</w:t>
+      <w:r>
+        <w:rPr>
+          <w:rFonts w:ascii="Georgia Pro" w:eastAsia="Georgia Pro" w:hAnsi="Georgia Pro" w:cs="Georgia Pro"/>
+          <w:color w:val="000000" w:themeColor="text1"/>
+        </w:rPr>
+        <w:t xml:space="preserve"> ec2 describe-</w:t>
+      </w:r>
+      <w:proofErr w:type="spellStart"/>
+      <w:r>
+        <w:rPr>
+          <w:rFonts w:ascii="Georgia Pro" w:eastAsia="Georgia Pro" w:hAnsi="Georgia Pro" w:cs="Georgia Pro"/>
+          <w:color w:val="000000" w:themeColor="text1"/>
+        </w:rPr>
+        <w:t>vpcs</w:t>
+      </w:r>
+      <w:proofErr w:type="spellEnd"/>
+      <w:r>
+        <w:rPr>
+          <w:rFonts w:ascii="Georgia Pro" w:eastAsia="Georgia Pro" w:hAnsi="Georgia Pro" w:cs="Georgia Pro"/>
+          <w:color w:val="000000" w:themeColor="text1"/>
+        </w:rPr>
+        <w:t xml:space="preserve"> --query "</w:t>
+      </w:r>
+      <w:proofErr w:type="spellStart"/>
+      <w:proofErr w:type="gramStart"/>
+      <w:r>
+        <w:rPr>
+          <w:rFonts w:ascii="Georgia Pro" w:eastAsia="Georgia Pro" w:hAnsi="Georgia Pro" w:cs="Georgia Pro"/>
+          <w:color w:val="000000" w:themeColor="text1"/>
+        </w:rPr>
+        <w:t>Vpcs</w:t>
+      </w:r>
+      <w:proofErr w:type="spellEnd"/>
+      <w:r>
+        <w:rPr>
+          <w:rFonts w:ascii="Georgia Pro" w:eastAsia="Georgia Pro" w:hAnsi="Georgia Pro" w:cs="Georgia Pro"/>
+          <w:color w:val="000000" w:themeColor="text1"/>
+        </w:rPr>
+        <w:t>[</w:t>
+      </w:r>
+      <w:proofErr w:type="gramEnd"/>
+      <w:r>
+        <w:rPr>
+          <w:rFonts w:ascii="Georgia Pro" w:eastAsia="Georgia Pro" w:hAnsi="Georgia Pro" w:cs="Georgia Pro"/>
+          <w:color w:val="000000" w:themeColor="text1"/>
+        </w:rPr>
+        <w:t>0</w:t>
+      </w:r>
+      <w:proofErr w:type="gramStart"/>
+      <w:r>
+        <w:rPr>
+          <w:rFonts w:ascii="Georgia Pro" w:eastAsia="Georgia Pro" w:hAnsi="Georgia Pro" w:cs="Georgia Pro"/>
+          <w:color w:val="000000" w:themeColor="text1"/>
+        </w:rPr>
+        <w:t>].</w:t>
+      </w:r>
+      <w:proofErr w:type="spellStart"/>
+      <w:r>
+        <w:rPr>
+          <w:rFonts w:ascii="Georgia Pro" w:eastAsia="Georgia Pro" w:hAnsi="Georgia Pro" w:cs="Georgia Pro"/>
+          <w:color w:val="000000" w:themeColor="text1"/>
+        </w:rPr>
+        <w:t>VpcId</w:t>
+      </w:r>
+      <w:proofErr w:type="spellEnd"/>
+      <w:proofErr w:type="gramEnd"/>
+      <w:r>
+        <w:rPr>
+          <w:rFonts w:ascii="Georgia Pro" w:eastAsia="Georgia Pro" w:hAnsi="Georgia Pro" w:cs="Georgia Pro"/>
+          <w:color w:val="000000" w:themeColor="text1"/>
+        </w:rPr>
+        <w:t>" --output text)</w:t>
       </w:r>
     </w:p>
     <w:p>
@@ -1848,21 +1145,12 @@
           <w:color w:val="000000" w:themeColor="text1"/>
         </w:rPr>
       </w:pPr>
-      <w:proofErr w:type="spellStart"/>
-      <w:r>
-        <w:rPr>
-          <w:rFonts w:ascii="Georgia Pro" w:eastAsia="Georgia Pro" w:hAnsi="Georgia Pro" w:cs="Georgia Pro"/>
-          <w:color w:val="000000" w:themeColor="text1"/>
-        </w:rPr>
-        <w:t>mysql</w:t>
-      </w:r>
-      <w:proofErr w:type="spellEnd"/>
-      <w:r>
-        <w:rPr>
-          <w:rFonts w:ascii="Georgia Pro" w:eastAsia="Georgia Pro" w:hAnsi="Georgia Pro" w:cs="Georgia Pro"/>
-          <w:color w:val="000000" w:themeColor="text1"/>
-        </w:rPr>
-        <w:t xml:space="preserve"> -h &lt;RDS-ENDPOINT&gt; -u admin -p</w:t>
+      <w:r>
+        <w:rPr>
+          <w:rFonts w:ascii="Georgia Pro" w:eastAsia="Georgia Pro" w:hAnsi="Georgia Pro" w:cs="Georgia Pro"/>
+          <w:color w:val="000000" w:themeColor="text1"/>
+        </w:rPr>
+        <w:t>echo $VPC_ID</w:t>
       </w:r>
     </w:p>
     <w:p>
@@ -1873,63 +1161,6 @@
           <w:color w:val="000000" w:themeColor="text1"/>
         </w:rPr>
       </w:pPr>
-      <w:r>
-        <w:rPr>
-          <w:rFonts w:ascii="Georgia Pro" w:eastAsia="Georgia Pro" w:hAnsi="Georgia Pro" w:cs="Georgia Pro"/>
-          <w:color w:val="000000" w:themeColor="text1"/>
-        </w:rPr>
-        <w:pict w14:anchorId="240572D6">
-          <v:rect id="_x0000_i1037" style="width:0;height:1.5pt" o:hralign="center" o:hrstd="t" o:hr="t" fillcolor="#a0a0a0" stroked="f"/>
-        </w:pict>
-      </w:r>
-    </w:p>
-    <w:p>
-      <w:pPr>
-        <w:spacing w:line="480" w:lineRule="auto"/>
-        <w:rPr>
-          <w:rFonts w:ascii="Segoe UI Emoji" w:eastAsia="Georgia Pro" w:hAnsi="Segoe UI Emoji" w:cs="Segoe UI Emoji"/>
-          <w:b/>
-          <w:bCs/>
-          <w:color w:val="000000" w:themeColor="text1"/>
-        </w:rPr>
-      </w:pPr>
-    </w:p>
-    <w:p>
-      <w:pPr>
-        <w:spacing w:line="480" w:lineRule="auto"/>
-        <w:rPr>
-          <w:rFonts w:ascii="Georgia Pro" w:eastAsia="Georgia Pro" w:hAnsi="Georgia Pro" w:cs="Georgia Pro"/>
-          <w:b/>
-          <w:bCs/>
-          <w:color w:val="000000" w:themeColor="text1"/>
-        </w:rPr>
-      </w:pPr>
-      <w:r>
-        <w:rPr>
-          <w:rFonts w:ascii="Georgia Pro" w:eastAsia="Georgia Pro" w:hAnsi="Georgia Pro" w:cs="Georgia Pro"/>
-          <w:b/>
-          <w:bCs/>
-          <w:color w:val="000000" w:themeColor="text1"/>
-        </w:rPr>
-        <w:lastRenderedPageBreak/>
-        <w:t>STEP 11: CREATE DATABASE + TABLE (IN RDS)</w:t>
-      </w:r>
-    </w:p>
-    <w:p>
-      <w:pPr>
-        <w:spacing w:line="480" w:lineRule="auto"/>
-        <w:rPr>
-          <w:rFonts w:ascii="Georgia Pro" w:eastAsia="Georgia Pro" w:hAnsi="Georgia Pro" w:cs="Georgia Pro"/>
-          <w:color w:val="000000" w:themeColor="text1"/>
-        </w:rPr>
-      </w:pPr>
-      <w:r>
-        <w:rPr>
-          <w:rFonts w:ascii="Georgia Pro" w:eastAsia="Georgia Pro" w:hAnsi="Georgia Pro" w:cs="Georgia Pro"/>
-          <w:color w:val="000000" w:themeColor="text1"/>
-        </w:rPr>
-        <w:t>Inside MySQL:</w:t>
-      </w:r>
     </w:p>
     <w:p>
       <w:pPr>
@@ -1946,20 +1177,13 @@
           <w:color w:val="000000" w:themeColor="text1"/>
         </w:rPr>
       </w:pPr>
-      <w:r>
-        <w:rPr>
-          <w:rFonts w:ascii="Georgia Pro" w:eastAsia="Georgia Pro" w:hAnsi="Georgia Pro" w:cs="Georgia Pro"/>
-          <w:color w:val="000000" w:themeColor="text1"/>
-        </w:rPr>
-        <w:t xml:space="preserve">CREATE DATABASE </w:t>
-      </w:r>
       <w:proofErr w:type="spellStart"/>
       <w:r>
         <w:rPr>
           <w:rFonts w:ascii="Georgia Pro" w:eastAsia="Georgia Pro" w:hAnsi="Georgia Pro" w:cs="Georgia Pro"/>
           <w:color w:val="000000" w:themeColor="text1"/>
         </w:rPr>
-        <w:t>labdb</w:t>
+        <w:t>aws</w:t>
       </w:r>
       <w:proofErr w:type="spellEnd"/>
       <w:r>
@@ -1967,156 +1191,7 @@
           <w:rFonts w:ascii="Georgia Pro" w:eastAsia="Georgia Pro" w:hAnsi="Georgia Pro" w:cs="Georgia Pro"/>
           <w:color w:val="000000" w:themeColor="text1"/>
         </w:rPr>
-        <w:t>;</w:t>
-      </w:r>
-      <w:r>
-        <w:rPr>
-          <w:rFonts w:ascii="Georgia Pro" w:eastAsia="Georgia Pro" w:hAnsi="Georgia Pro" w:cs="Georgia Pro"/>
-          <w:color w:val="000000" w:themeColor="text1"/>
-        </w:rPr>
-        <w:br/>
-        <w:t xml:space="preserve">USE </w:t>
-      </w:r>
-      <w:proofErr w:type="spellStart"/>
-      <w:r>
-        <w:rPr>
-          <w:rFonts w:ascii="Georgia Pro" w:eastAsia="Georgia Pro" w:hAnsi="Georgia Pro" w:cs="Georgia Pro"/>
-          <w:color w:val="000000" w:themeColor="text1"/>
-        </w:rPr>
-        <w:t>labdb</w:t>
-      </w:r>
-      <w:proofErr w:type="spellEnd"/>
-      <w:r>
-        <w:rPr>
-          <w:rFonts w:ascii="Georgia Pro" w:eastAsia="Georgia Pro" w:hAnsi="Georgia Pro" w:cs="Georgia Pro"/>
-          <w:color w:val="000000" w:themeColor="text1"/>
-        </w:rPr>
-        <w:t>;</w:t>
-      </w:r>
-      <w:r>
-        <w:rPr>
-          <w:rFonts w:ascii="Georgia Pro" w:eastAsia="Georgia Pro" w:hAnsi="Georgia Pro" w:cs="Georgia Pro"/>
-          <w:color w:val="000000" w:themeColor="text1"/>
-        </w:rPr>
-        <w:br/>
-      </w:r>
-      <w:r>
-        <w:rPr>
-          <w:rFonts w:ascii="Georgia Pro" w:eastAsia="Georgia Pro" w:hAnsi="Georgia Pro" w:cs="Georgia Pro"/>
-          <w:color w:val="000000" w:themeColor="text1"/>
-        </w:rPr>
-        <w:br/>
-        <w:t>CREATE TABLE students (</w:t>
-      </w:r>
-      <w:r>
-        <w:rPr>
-          <w:rFonts w:ascii="Georgia Pro" w:eastAsia="Georgia Pro" w:hAnsi="Georgia Pro" w:cs="Georgia Pro"/>
-          <w:color w:val="000000" w:themeColor="text1"/>
-        </w:rPr>
-        <w:br/>
-        <w:t xml:space="preserve">    id INT AUTO_INCREMENT PRIMARY KEY,</w:t>
-      </w:r>
-      <w:r>
-        <w:rPr>
-          <w:rFonts w:ascii="Georgia Pro" w:eastAsia="Georgia Pro" w:hAnsi="Georgia Pro" w:cs="Georgia Pro"/>
-          <w:color w:val="000000" w:themeColor="text1"/>
-        </w:rPr>
-        <w:br/>
-        <w:t xml:space="preserve">    name </w:t>
-      </w:r>
-      <w:proofErr w:type="gramStart"/>
-      <w:r>
-        <w:rPr>
-          <w:rFonts w:ascii="Georgia Pro" w:eastAsia="Georgia Pro" w:hAnsi="Georgia Pro" w:cs="Georgia Pro"/>
-          <w:color w:val="000000" w:themeColor="text1"/>
-        </w:rPr>
-        <w:t>VARCHAR(</w:t>
-      </w:r>
-      <w:proofErr w:type="gramEnd"/>
-      <w:r>
-        <w:rPr>
-          <w:rFonts w:ascii="Georgia Pro" w:eastAsia="Georgia Pro" w:hAnsi="Georgia Pro" w:cs="Georgia Pro"/>
-          <w:color w:val="000000" w:themeColor="text1"/>
-        </w:rPr>
-        <w:t>100),</w:t>
-      </w:r>
-      <w:r>
-        <w:rPr>
-          <w:rFonts w:ascii="Georgia Pro" w:eastAsia="Georgia Pro" w:hAnsi="Georgia Pro" w:cs="Georgia Pro"/>
-          <w:color w:val="000000" w:themeColor="text1"/>
-        </w:rPr>
-        <w:br/>
-        <w:t xml:space="preserve">    age INT,</w:t>
-      </w:r>
-      <w:r>
-        <w:rPr>
-          <w:rFonts w:ascii="Georgia Pro" w:eastAsia="Georgia Pro" w:hAnsi="Georgia Pro" w:cs="Georgia Pro"/>
-          <w:color w:val="000000" w:themeColor="text1"/>
-        </w:rPr>
-        <w:br/>
-        <w:t xml:space="preserve">    city </w:t>
-      </w:r>
-      <w:proofErr w:type="gramStart"/>
-      <w:r>
-        <w:rPr>
-          <w:rFonts w:ascii="Georgia Pro" w:eastAsia="Georgia Pro" w:hAnsi="Georgia Pro" w:cs="Georgia Pro"/>
-          <w:color w:val="000000" w:themeColor="text1"/>
-        </w:rPr>
-        <w:t>VARCHAR(</w:t>
-      </w:r>
-      <w:proofErr w:type="gramEnd"/>
-      <w:r>
-        <w:rPr>
-          <w:rFonts w:ascii="Georgia Pro" w:eastAsia="Georgia Pro" w:hAnsi="Georgia Pro" w:cs="Georgia Pro"/>
-          <w:color w:val="000000" w:themeColor="text1"/>
-        </w:rPr>
-        <w:t>100)</w:t>
-      </w:r>
-      <w:r>
-        <w:rPr>
-          <w:rFonts w:ascii="Georgia Pro" w:eastAsia="Georgia Pro" w:hAnsi="Georgia Pro" w:cs="Georgia Pro"/>
-          <w:color w:val="000000" w:themeColor="text1"/>
-        </w:rPr>
-        <w:br/>
-        <w:t>);</w:t>
-      </w:r>
-    </w:p>
-    <w:p>
-      <w:pPr>
-        <w:spacing w:line="480" w:lineRule="auto"/>
-        <w:rPr>
-          <w:rFonts w:ascii="Georgia Pro" w:eastAsia="Georgia Pro" w:hAnsi="Georgia Pro" w:cs="Georgia Pro"/>
-          <w:color w:val="000000" w:themeColor="text1"/>
-        </w:rPr>
-      </w:pPr>
-      <w:r>
-        <w:rPr>
-          <w:rFonts w:ascii="Georgia Pro" w:eastAsia="Georgia Pro" w:hAnsi="Georgia Pro" w:cs="Georgia Pro"/>
-          <w:color w:val="000000" w:themeColor="text1"/>
-        </w:rPr>
-        <w:pict w14:anchorId="0013513D">
-          <v:rect id="_x0000_i1038" style="width:0;height:1.5pt" o:hralign="center" o:hrstd="t" o:hr="t" fillcolor="#a0a0a0" stroked="f"/>
-        </w:pict>
-      </w:r>
-    </w:p>
-    <w:p>
-      <w:pPr>
-        <w:spacing w:line="480" w:lineRule="auto"/>
-        <w:rPr>
-          <w:rFonts w:ascii="Georgia Pro" w:eastAsia="Georgia Pro" w:hAnsi="Georgia Pro" w:cs="Georgia Pro"/>
-          <w:b/>
-          <w:bCs/>
-          <w:color w:val="000000" w:themeColor="text1"/>
-        </w:rPr>
-      </w:pPr>
-      <w:r>
-        <w:rPr>
-          <w:rFonts w:ascii="Georgia Pro" w:eastAsia="Georgia Pro" w:hAnsi="Georgia Pro" w:cs="Georgia Pro"/>
-          <w:b/>
-          <w:bCs/>
-          <w:color w:val="000000" w:themeColor="text1"/>
-        </w:rPr>
-        <w:t>STEP 12: CREATE PYTHON SCRIPT (CONSOLE APP)</w:t>
+        <w:t xml:space="preserve"> ec2 describe-security-groups \</w:t>
       </w:r>
     </w:p>
     <w:p>
@@ -2139,45 +1214,64 @@
           <w:rFonts w:ascii="Georgia Pro" w:eastAsia="Georgia Pro" w:hAnsi="Georgia Pro" w:cs="Georgia Pro"/>
           <w:color w:val="000000" w:themeColor="text1"/>
         </w:rPr>
-        <w:t>nano rds_console.py</w:t>
-      </w:r>
-    </w:p>
-    <w:p>
-      <w:pPr>
-        <w:spacing w:line="480" w:lineRule="auto"/>
-        <w:rPr>
-          <w:rFonts w:ascii="Georgia Pro" w:eastAsia="Georgia Pro" w:hAnsi="Georgia Pro" w:cs="Georgia Pro"/>
-          <w:color w:val="000000" w:themeColor="text1"/>
-        </w:rPr>
-      </w:pPr>
-      <w:r>
-        <w:rPr>
-          <w:rFonts w:ascii="Georgia Pro" w:eastAsia="Georgia Pro" w:hAnsi="Georgia Pro" w:cs="Georgia Pro"/>
-          <w:color w:val="000000" w:themeColor="text1"/>
-        </w:rPr>
-        <w:pict w14:anchorId="00204E4E">
-          <v:rect id="_x0000_i1039" style="width:0;height:1.5pt" o:hralign="center" o:hrstd="t" o:hr="t" fillcolor="#a0a0a0" stroked="f"/>
-        </w:pict>
-      </w:r>
-    </w:p>
-    <w:p>
-      <w:pPr>
-        <w:spacing w:line="480" w:lineRule="auto"/>
-        <w:rPr>
-          <w:rFonts w:ascii="Georgia Pro" w:eastAsia="Georgia Pro" w:hAnsi="Georgia Pro" w:cs="Georgia Pro"/>
-          <w:b/>
-          <w:bCs/>
-          <w:color w:val="000000" w:themeColor="text1"/>
-        </w:rPr>
-      </w:pPr>
-      <w:r>
-        <w:rPr>
-          <w:rFonts w:ascii="Georgia Pro" w:eastAsia="Georgia Pro" w:hAnsi="Georgia Pro" w:cs="Georgia Pro"/>
-          <w:b/>
-          <w:bCs/>
-          <w:color w:val="000000" w:themeColor="text1"/>
-        </w:rPr>
-        <w:t>Python Program</w:t>
+        <w:t>--query "</w:t>
+      </w:r>
+      <w:proofErr w:type="spellStart"/>
+      <w:r>
+        <w:rPr>
+          <w:rFonts w:ascii="Georgia Pro" w:eastAsia="Georgia Pro" w:hAnsi="Georgia Pro" w:cs="Georgia Pro"/>
+          <w:color w:val="000000" w:themeColor="text1"/>
+        </w:rPr>
+        <w:t>SecurityGroups</w:t>
+      </w:r>
+      <w:proofErr w:type="spellEnd"/>
+      <w:r>
+        <w:rPr>
+          <w:rFonts w:ascii="Georgia Pro" w:eastAsia="Georgia Pro" w:hAnsi="Georgia Pro" w:cs="Georgia Pro"/>
+          <w:color w:val="000000" w:themeColor="text1"/>
+        </w:rPr>
+        <w:t>[*</w:t>
+      </w:r>
+      <w:proofErr w:type="gramStart"/>
+      <w:r>
+        <w:rPr>
+          <w:rFonts w:ascii="Georgia Pro" w:eastAsia="Georgia Pro" w:hAnsi="Georgia Pro" w:cs="Georgia Pro"/>
+          <w:color w:val="000000" w:themeColor="text1"/>
+        </w:rPr>
+        <w:t>].{</w:t>
+      </w:r>
+      <w:proofErr w:type="spellStart"/>
+      <w:r>
+        <w:rPr>
+          <w:rFonts w:ascii="Georgia Pro" w:eastAsia="Georgia Pro" w:hAnsi="Georgia Pro" w:cs="Georgia Pro"/>
+          <w:color w:val="000000" w:themeColor="text1"/>
+        </w:rPr>
+        <w:t>Name:GroupName</w:t>
+      </w:r>
+      <w:proofErr w:type="gramEnd"/>
+      <w:r>
+        <w:rPr>
+          <w:rFonts w:ascii="Georgia Pro" w:eastAsia="Georgia Pro" w:hAnsi="Georgia Pro" w:cs="Georgia Pro"/>
+          <w:color w:val="000000" w:themeColor="text1"/>
+        </w:rPr>
+        <w:t>,</w:t>
+      </w:r>
+      <w:proofErr w:type="gramStart"/>
+      <w:r>
+        <w:rPr>
+          <w:rFonts w:ascii="Georgia Pro" w:eastAsia="Georgia Pro" w:hAnsi="Georgia Pro" w:cs="Georgia Pro"/>
+          <w:color w:val="000000" w:themeColor="text1"/>
+        </w:rPr>
+        <w:t>ID:GroupId</w:t>
+      </w:r>
+      <w:proofErr w:type="spellEnd"/>
+      <w:proofErr w:type="gramEnd"/>
+      <w:r>
+        <w:rPr>
+          <w:rFonts w:ascii="Georgia Pro" w:eastAsia="Georgia Pro" w:hAnsi="Georgia Pro" w:cs="Georgia Pro"/>
+          <w:color w:val="000000" w:themeColor="text1"/>
+        </w:rPr>
+        <w:t>}" \</w:t>
       </w:r>
     </w:p>
     <w:p>
@@ -2200,7 +1294,39 @@
           <w:rFonts w:ascii="Georgia Pro" w:eastAsia="Georgia Pro" w:hAnsi="Georgia Pro" w:cs="Georgia Pro"/>
           <w:color w:val="000000" w:themeColor="text1"/>
         </w:rPr>
-        <w:t xml:space="preserve">import </w:t>
+        <w:t>--output table</w:t>
+      </w:r>
+    </w:p>
+    <w:p>
+      <w:pPr>
+        <w:spacing w:line="480" w:lineRule="auto"/>
+        <w:rPr>
+          <w:rFonts w:ascii="Georgia Pro" w:eastAsia="Georgia Pro" w:hAnsi="Georgia Pro" w:cs="Georgia Pro"/>
+          <w:color w:val="000000" w:themeColor="text1"/>
+        </w:rPr>
+      </w:pPr>
+      <w:r>
+        <w:rPr>
+          <w:rFonts w:ascii="Georgia Pro" w:eastAsia="Georgia Pro" w:hAnsi="Georgia Pro" w:cs="Georgia Pro"/>
+          <w:color w:val="000000" w:themeColor="text1"/>
+        </w:rPr>
+        <w:t>You will get</w:t>
+      </w:r>
+    </w:p>
+    <w:p>
+      <w:pPr>
+        <w:spacing w:line="480" w:lineRule="auto"/>
+        <w:rPr>
+          <w:rFonts w:ascii="Georgia Pro" w:eastAsia="Georgia Pro" w:hAnsi="Georgia Pro" w:cs="Georgia Pro"/>
+          <w:color w:val="000000" w:themeColor="text1"/>
+        </w:rPr>
+      </w:pPr>
+      <w:r>
+        <w:rPr>
+          <w:rFonts w:ascii="Georgia Pro" w:eastAsia="Georgia Pro" w:hAnsi="Georgia Pro" w:cs="Georgia Pro"/>
+          <w:color w:val="000000" w:themeColor="text1"/>
+        </w:rPr>
+        <w:t xml:space="preserve">New security </w:t>
       </w:r>
       <w:proofErr w:type="spellStart"/>
       <w:r>
@@ -2208,7 +1334,7 @@
           <w:rFonts w:ascii="Georgia Pro" w:eastAsia="Georgia Pro" w:hAnsi="Georgia Pro" w:cs="Georgia Pro"/>
           <w:color w:val="000000" w:themeColor="text1"/>
         </w:rPr>
-        <w:t>pymysql</w:t>
+        <w:t>groiup</w:t>
       </w:r>
       <w:proofErr w:type="spellEnd"/>
       <w:r>
@@ -2216,588 +1342,7 @@
           <w:rFonts w:ascii="Georgia Pro" w:eastAsia="Georgia Pro" w:hAnsi="Georgia Pro" w:cs="Georgia Pro"/>
           <w:color w:val="000000" w:themeColor="text1"/>
         </w:rPr>
-        <w:br/>
-      </w:r>
-      <w:r>
-        <w:rPr>
-          <w:rFonts w:ascii="Georgia Pro" w:eastAsia="Georgia Pro" w:hAnsi="Georgia Pro" w:cs="Georgia Pro"/>
-          <w:color w:val="000000" w:themeColor="text1"/>
-        </w:rPr>
-        <w:br/>
-        <w:t># RDS DETAILS</w:t>
-      </w:r>
-      <w:r>
-        <w:rPr>
-          <w:rFonts w:ascii="Georgia Pro" w:eastAsia="Georgia Pro" w:hAnsi="Georgia Pro" w:cs="Georgia Pro"/>
-          <w:color w:val="000000" w:themeColor="text1"/>
-        </w:rPr>
-        <w:br/>
-        <w:t>host = "your-</w:t>
-      </w:r>
-      <w:proofErr w:type="spellStart"/>
-      <w:r>
-        <w:rPr>
-          <w:rFonts w:ascii="Georgia Pro" w:eastAsia="Georgia Pro" w:hAnsi="Georgia Pro" w:cs="Georgia Pro"/>
-          <w:color w:val="000000" w:themeColor="text1"/>
-        </w:rPr>
-        <w:t>rds</w:t>
-      </w:r>
-      <w:proofErr w:type="spellEnd"/>
-      <w:r>
-        <w:rPr>
-          <w:rFonts w:ascii="Georgia Pro" w:eastAsia="Georgia Pro" w:hAnsi="Georgia Pro" w:cs="Georgia Pro"/>
-          <w:color w:val="000000" w:themeColor="text1"/>
-        </w:rPr>
-        <w:t>-endpoint"</w:t>
-      </w:r>
-      <w:r>
-        <w:rPr>
-          <w:rFonts w:ascii="Georgia Pro" w:eastAsia="Georgia Pro" w:hAnsi="Georgia Pro" w:cs="Georgia Pro"/>
-          <w:color w:val="000000" w:themeColor="text1"/>
-        </w:rPr>
-        <w:br/>
-        <w:t>user = "admin"</w:t>
-      </w:r>
-      <w:r>
-        <w:rPr>
-          <w:rFonts w:ascii="Georgia Pro" w:eastAsia="Georgia Pro" w:hAnsi="Georgia Pro" w:cs="Georgia Pro"/>
-          <w:color w:val="000000" w:themeColor="text1"/>
-        </w:rPr>
-        <w:br/>
-        <w:t>password = "your-password"</w:t>
-      </w:r>
-      <w:r>
-        <w:rPr>
-          <w:rFonts w:ascii="Georgia Pro" w:eastAsia="Georgia Pro" w:hAnsi="Georgia Pro" w:cs="Georgia Pro"/>
-          <w:color w:val="000000" w:themeColor="text1"/>
-        </w:rPr>
-        <w:br/>
-      </w:r>
-      <w:proofErr w:type="spellStart"/>
-      <w:r>
-        <w:rPr>
-          <w:rFonts w:ascii="Georgia Pro" w:eastAsia="Georgia Pro" w:hAnsi="Georgia Pro" w:cs="Georgia Pro"/>
-          <w:color w:val="000000" w:themeColor="text1"/>
-        </w:rPr>
-        <w:t>db</w:t>
-      </w:r>
-      <w:proofErr w:type="spellEnd"/>
-      <w:r>
-        <w:rPr>
-          <w:rFonts w:ascii="Georgia Pro" w:eastAsia="Georgia Pro" w:hAnsi="Georgia Pro" w:cs="Georgia Pro"/>
-          <w:color w:val="000000" w:themeColor="text1"/>
-        </w:rPr>
-        <w:t xml:space="preserve"> = "</w:t>
-      </w:r>
-      <w:proofErr w:type="spellStart"/>
-      <w:r>
-        <w:rPr>
-          <w:rFonts w:ascii="Georgia Pro" w:eastAsia="Georgia Pro" w:hAnsi="Georgia Pro" w:cs="Georgia Pro"/>
-          <w:color w:val="000000" w:themeColor="text1"/>
-        </w:rPr>
-        <w:t>labdb</w:t>
-      </w:r>
-      <w:proofErr w:type="spellEnd"/>
-      <w:r>
-        <w:rPr>
-          <w:rFonts w:ascii="Georgia Pro" w:eastAsia="Georgia Pro" w:hAnsi="Georgia Pro" w:cs="Georgia Pro"/>
-          <w:color w:val="000000" w:themeColor="text1"/>
-        </w:rPr>
-        <w:t>"</w:t>
-      </w:r>
-      <w:r>
-        <w:rPr>
-          <w:rFonts w:ascii="Georgia Pro" w:eastAsia="Georgia Pro" w:hAnsi="Georgia Pro" w:cs="Georgia Pro"/>
-          <w:color w:val="000000" w:themeColor="text1"/>
-        </w:rPr>
-        <w:br/>
-      </w:r>
-      <w:r>
-        <w:rPr>
-          <w:rFonts w:ascii="Georgia Pro" w:eastAsia="Georgia Pro" w:hAnsi="Georgia Pro" w:cs="Georgia Pro"/>
-          <w:color w:val="000000" w:themeColor="text1"/>
-        </w:rPr>
-        <w:br/>
-        <w:t># CONNECT</w:t>
-      </w:r>
-      <w:r>
-        <w:rPr>
-          <w:rFonts w:ascii="Georgia Pro" w:eastAsia="Georgia Pro" w:hAnsi="Georgia Pro" w:cs="Georgia Pro"/>
-          <w:color w:val="000000" w:themeColor="text1"/>
-        </w:rPr>
-        <w:br/>
-      </w:r>
-      <w:r>
-        <w:rPr>
-          <w:rFonts w:ascii="Georgia Pro" w:eastAsia="Georgia Pro" w:hAnsi="Georgia Pro" w:cs="Georgia Pro"/>
-          <w:color w:val="000000" w:themeColor="text1"/>
-        </w:rPr>
-        <w:lastRenderedPageBreak/>
-        <w:t xml:space="preserve">conn = </w:t>
-      </w:r>
-      <w:proofErr w:type="spellStart"/>
-      <w:r>
-        <w:rPr>
-          <w:rFonts w:ascii="Georgia Pro" w:eastAsia="Georgia Pro" w:hAnsi="Georgia Pro" w:cs="Georgia Pro"/>
-          <w:color w:val="000000" w:themeColor="text1"/>
-        </w:rPr>
-        <w:t>pymysql.connect</w:t>
-      </w:r>
-      <w:proofErr w:type="spellEnd"/>
-      <w:r>
-        <w:rPr>
-          <w:rFonts w:ascii="Georgia Pro" w:eastAsia="Georgia Pro" w:hAnsi="Georgia Pro" w:cs="Georgia Pro"/>
-          <w:color w:val="000000" w:themeColor="text1"/>
-        </w:rPr>
-        <w:t>(</w:t>
-      </w:r>
-      <w:r>
-        <w:rPr>
-          <w:rFonts w:ascii="Georgia Pro" w:eastAsia="Georgia Pro" w:hAnsi="Georgia Pro" w:cs="Georgia Pro"/>
-          <w:color w:val="000000" w:themeColor="text1"/>
-        </w:rPr>
-        <w:br/>
-        <w:t xml:space="preserve">    host=host,</w:t>
-      </w:r>
-      <w:r>
-        <w:rPr>
-          <w:rFonts w:ascii="Georgia Pro" w:eastAsia="Georgia Pro" w:hAnsi="Georgia Pro" w:cs="Georgia Pro"/>
-          <w:color w:val="000000" w:themeColor="text1"/>
-        </w:rPr>
-        <w:br/>
-        <w:t xml:space="preserve">    user=user,</w:t>
-      </w:r>
-      <w:r>
-        <w:rPr>
-          <w:rFonts w:ascii="Georgia Pro" w:eastAsia="Georgia Pro" w:hAnsi="Georgia Pro" w:cs="Georgia Pro"/>
-          <w:color w:val="000000" w:themeColor="text1"/>
-        </w:rPr>
-        <w:br/>
-        <w:t xml:space="preserve">    password=password,</w:t>
-      </w:r>
-      <w:r>
-        <w:rPr>
-          <w:rFonts w:ascii="Georgia Pro" w:eastAsia="Georgia Pro" w:hAnsi="Georgia Pro" w:cs="Georgia Pro"/>
-          <w:color w:val="000000" w:themeColor="text1"/>
-        </w:rPr>
-        <w:br/>
-        <w:t xml:space="preserve">    database=</w:t>
-      </w:r>
-      <w:proofErr w:type="spellStart"/>
-      <w:r>
-        <w:rPr>
-          <w:rFonts w:ascii="Georgia Pro" w:eastAsia="Georgia Pro" w:hAnsi="Georgia Pro" w:cs="Georgia Pro"/>
-          <w:color w:val="000000" w:themeColor="text1"/>
-        </w:rPr>
-        <w:t>db</w:t>
-      </w:r>
-      <w:proofErr w:type="spellEnd"/>
-      <w:r>
-        <w:rPr>
-          <w:rFonts w:ascii="Georgia Pro" w:eastAsia="Georgia Pro" w:hAnsi="Georgia Pro" w:cs="Georgia Pro"/>
-          <w:color w:val="000000" w:themeColor="text1"/>
-        </w:rPr>
-        <w:br/>
-        <w:t>)</w:t>
-      </w:r>
-      <w:r>
-        <w:rPr>
-          <w:rFonts w:ascii="Georgia Pro" w:eastAsia="Georgia Pro" w:hAnsi="Georgia Pro" w:cs="Georgia Pro"/>
-          <w:color w:val="000000" w:themeColor="text1"/>
-        </w:rPr>
-        <w:br/>
-      </w:r>
-      <w:r>
-        <w:rPr>
-          <w:rFonts w:ascii="Georgia Pro" w:eastAsia="Georgia Pro" w:hAnsi="Georgia Pro" w:cs="Georgia Pro"/>
-          <w:color w:val="000000" w:themeColor="text1"/>
-        </w:rPr>
-        <w:br/>
-        <w:t xml:space="preserve">cursor = </w:t>
-      </w:r>
-      <w:proofErr w:type="spellStart"/>
-      <w:r>
-        <w:rPr>
-          <w:rFonts w:ascii="Georgia Pro" w:eastAsia="Georgia Pro" w:hAnsi="Georgia Pro" w:cs="Georgia Pro"/>
-          <w:color w:val="000000" w:themeColor="text1"/>
-        </w:rPr>
-        <w:t>conn.cursor</w:t>
-      </w:r>
-      <w:proofErr w:type="spellEnd"/>
-      <w:r>
-        <w:rPr>
-          <w:rFonts w:ascii="Georgia Pro" w:eastAsia="Georgia Pro" w:hAnsi="Georgia Pro" w:cs="Georgia Pro"/>
-          <w:color w:val="000000" w:themeColor="text1"/>
-        </w:rPr>
-        <w:t>()</w:t>
-      </w:r>
-      <w:r>
-        <w:rPr>
-          <w:rFonts w:ascii="Georgia Pro" w:eastAsia="Georgia Pro" w:hAnsi="Georgia Pro" w:cs="Georgia Pro"/>
-          <w:color w:val="000000" w:themeColor="text1"/>
-        </w:rPr>
-        <w:br/>
-      </w:r>
-      <w:r>
-        <w:rPr>
-          <w:rFonts w:ascii="Georgia Pro" w:eastAsia="Georgia Pro" w:hAnsi="Georgia Pro" w:cs="Georgia Pro"/>
-          <w:color w:val="000000" w:themeColor="text1"/>
-        </w:rPr>
-        <w:br/>
-        <w:t>print("CONNECTED TO RDS SUCCESSFULLY\n")</w:t>
-      </w:r>
-      <w:r>
-        <w:rPr>
-          <w:rFonts w:ascii="Georgia Pro" w:eastAsia="Georgia Pro" w:hAnsi="Georgia Pro" w:cs="Georgia Pro"/>
-          <w:color w:val="000000" w:themeColor="text1"/>
-        </w:rPr>
-        <w:br/>
-      </w:r>
-      <w:r>
-        <w:rPr>
-          <w:rFonts w:ascii="Georgia Pro" w:eastAsia="Georgia Pro" w:hAnsi="Georgia Pro" w:cs="Georgia Pro"/>
-          <w:color w:val="000000" w:themeColor="text1"/>
-        </w:rPr>
-        <w:br/>
-        <w:t># INSERT RECORDS</w:t>
-      </w:r>
-      <w:r>
-        <w:rPr>
-          <w:rFonts w:ascii="Georgia Pro" w:eastAsia="Georgia Pro" w:hAnsi="Georgia Pro" w:cs="Georgia Pro"/>
-          <w:color w:val="000000" w:themeColor="text1"/>
-        </w:rPr>
-        <w:br/>
-      </w:r>
-      <w:proofErr w:type="spellStart"/>
-      <w:r>
-        <w:rPr>
-          <w:rFonts w:ascii="Georgia Pro" w:eastAsia="Georgia Pro" w:hAnsi="Georgia Pro" w:cs="Georgia Pro"/>
-          <w:color w:val="000000" w:themeColor="text1"/>
-        </w:rPr>
-        <w:t>insert_query</w:t>
-      </w:r>
-      <w:proofErr w:type="spellEnd"/>
-      <w:r>
-        <w:rPr>
-          <w:rFonts w:ascii="Georgia Pro" w:eastAsia="Georgia Pro" w:hAnsi="Georgia Pro" w:cs="Georgia Pro"/>
-          <w:color w:val="000000" w:themeColor="text1"/>
-        </w:rPr>
-        <w:t xml:space="preserve"> = "INSERT INTO students (name, age, city) VALUES (%s, %s, %s)"</w:t>
-      </w:r>
-      <w:r>
-        <w:rPr>
-          <w:rFonts w:ascii="Georgia Pro" w:eastAsia="Georgia Pro" w:hAnsi="Georgia Pro" w:cs="Georgia Pro"/>
-          <w:color w:val="000000" w:themeColor="text1"/>
-        </w:rPr>
-        <w:br/>
-      </w:r>
-      <w:r>
-        <w:rPr>
-          <w:rFonts w:ascii="Georgia Pro" w:eastAsia="Georgia Pro" w:hAnsi="Georgia Pro" w:cs="Georgia Pro"/>
-          <w:color w:val="000000" w:themeColor="text1"/>
-        </w:rPr>
-        <w:br/>
-        <w:t>data = [</w:t>
-      </w:r>
-      <w:r>
-        <w:rPr>
-          <w:rFonts w:ascii="Georgia Pro" w:eastAsia="Georgia Pro" w:hAnsi="Georgia Pro" w:cs="Georgia Pro"/>
-          <w:color w:val="000000" w:themeColor="text1"/>
-        </w:rPr>
-        <w:br/>
-        <w:t xml:space="preserve">    ("John", 22, "Delhi"),</w:t>
-      </w:r>
-      <w:r>
-        <w:rPr>
-          <w:rFonts w:ascii="Georgia Pro" w:eastAsia="Georgia Pro" w:hAnsi="Georgia Pro" w:cs="Georgia Pro"/>
-          <w:color w:val="000000" w:themeColor="text1"/>
-        </w:rPr>
-        <w:br/>
-        <w:t xml:space="preserve">    ("Asha", 23, "Mumbai"),</w:t>
-      </w:r>
-      <w:r>
-        <w:rPr>
-          <w:rFonts w:ascii="Georgia Pro" w:eastAsia="Georgia Pro" w:hAnsi="Georgia Pro" w:cs="Georgia Pro"/>
-          <w:color w:val="000000" w:themeColor="text1"/>
-        </w:rPr>
-        <w:br/>
-        <w:t xml:space="preserve">    ("Ravi", 21, "Pune")</w:t>
-      </w:r>
-      <w:r>
-        <w:rPr>
-          <w:rFonts w:ascii="Georgia Pro" w:eastAsia="Georgia Pro" w:hAnsi="Georgia Pro" w:cs="Georgia Pro"/>
-          <w:color w:val="000000" w:themeColor="text1"/>
-        </w:rPr>
-        <w:br/>
-        <w:t>]</w:t>
-      </w:r>
-      <w:r>
-        <w:rPr>
-          <w:rFonts w:ascii="Georgia Pro" w:eastAsia="Georgia Pro" w:hAnsi="Georgia Pro" w:cs="Georgia Pro"/>
-          <w:color w:val="000000" w:themeColor="text1"/>
-        </w:rPr>
-        <w:br/>
-      </w:r>
-      <w:r>
-        <w:rPr>
-          <w:rFonts w:ascii="Georgia Pro" w:eastAsia="Georgia Pro" w:hAnsi="Georgia Pro" w:cs="Georgia Pro"/>
-          <w:color w:val="000000" w:themeColor="text1"/>
-        </w:rPr>
-        <w:br/>
-      </w:r>
-      <w:proofErr w:type="spellStart"/>
-      <w:r>
-        <w:rPr>
-          <w:rFonts w:ascii="Georgia Pro" w:eastAsia="Georgia Pro" w:hAnsi="Georgia Pro" w:cs="Georgia Pro"/>
-          <w:color w:val="000000" w:themeColor="text1"/>
-        </w:rPr>
-        <w:t>cursor.executemany</w:t>
-      </w:r>
-      <w:proofErr w:type="spellEnd"/>
-      <w:r>
-        <w:rPr>
-          <w:rFonts w:ascii="Georgia Pro" w:eastAsia="Georgia Pro" w:hAnsi="Georgia Pro" w:cs="Georgia Pro"/>
-          <w:color w:val="000000" w:themeColor="text1"/>
-        </w:rPr>
-        <w:t>(</w:t>
-      </w:r>
-      <w:proofErr w:type="spellStart"/>
-      <w:r>
-        <w:rPr>
-          <w:rFonts w:ascii="Georgia Pro" w:eastAsia="Georgia Pro" w:hAnsi="Georgia Pro" w:cs="Georgia Pro"/>
-          <w:color w:val="000000" w:themeColor="text1"/>
-        </w:rPr>
-        <w:t>insert_query</w:t>
-      </w:r>
-      <w:proofErr w:type="spellEnd"/>
-      <w:r>
-        <w:rPr>
-          <w:rFonts w:ascii="Georgia Pro" w:eastAsia="Georgia Pro" w:hAnsi="Georgia Pro" w:cs="Georgia Pro"/>
-          <w:color w:val="000000" w:themeColor="text1"/>
-        </w:rPr>
-        <w:t>, data)</w:t>
-      </w:r>
-      <w:r>
-        <w:rPr>
-          <w:rFonts w:ascii="Georgia Pro" w:eastAsia="Georgia Pro" w:hAnsi="Georgia Pro" w:cs="Georgia Pro"/>
-          <w:color w:val="000000" w:themeColor="text1"/>
-        </w:rPr>
-        <w:br/>
-      </w:r>
-      <w:proofErr w:type="spellStart"/>
-      <w:r>
-        <w:rPr>
-          <w:rFonts w:ascii="Georgia Pro" w:eastAsia="Georgia Pro" w:hAnsi="Georgia Pro" w:cs="Georgia Pro"/>
-          <w:color w:val="000000" w:themeColor="text1"/>
-        </w:rPr>
-        <w:t>conn.commit</w:t>
-      </w:r>
-      <w:proofErr w:type="spellEnd"/>
-      <w:r>
-        <w:rPr>
-          <w:rFonts w:ascii="Georgia Pro" w:eastAsia="Georgia Pro" w:hAnsi="Georgia Pro" w:cs="Georgia Pro"/>
-          <w:color w:val="000000" w:themeColor="text1"/>
-        </w:rPr>
-        <w:t>()</w:t>
-      </w:r>
-      <w:r>
-        <w:rPr>
-          <w:rFonts w:ascii="Georgia Pro" w:eastAsia="Georgia Pro" w:hAnsi="Georgia Pro" w:cs="Georgia Pro"/>
-          <w:color w:val="000000" w:themeColor="text1"/>
-        </w:rPr>
-        <w:br/>
-      </w:r>
-      <w:r>
-        <w:rPr>
-          <w:rFonts w:ascii="Georgia Pro" w:eastAsia="Georgia Pro" w:hAnsi="Georgia Pro" w:cs="Georgia Pro"/>
-          <w:color w:val="000000" w:themeColor="text1"/>
-        </w:rPr>
-        <w:br/>
-        <w:t>print("DATA INSERTED\n")</w:t>
-      </w:r>
-      <w:r>
-        <w:rPr>
-          <w:rFonts w:ascii="Georgia Pro" w:eastAsia="Georgia Pro" w:hAnsi="Georgia Pro" w:cs="Georgia Pro"/>
-          <w:color w:val="000000" w:themeColor="text1"/>
-        </w:rPr>
-        <w:br/>
-      </w:r>
-      <w:r>
-        <w:rPr>
-          <w:rFonts w:ascii="Georgia Pro" w:eastAsia="Georgia Pro" w:hAnsi="Georgia Pro" w:cs="Georgia Pro"/>
-          <w:color w:val="000000" w:themeColor="text1"/>
-        </w:rPr>
-        <w:br/>
-        <w:t># SELECT RECORDS</w:t>
-      </w:r>
-      <w:r>
-        <w:rPr>
-          <w:rFonts w:ascii="Georgia Pro" w:eastAsia="Georgia Pro" w:hAnsi="Georgia Pro" w:cs="Georgia Pro"/>
-          <w:color w:val="000000" w:themeColor="text1"/>
-        </w:rPr>
-        <w:br/>
-      </w:r>
-      <w:proofErr w:type="spellStart"/>
-      <w:r>
-        <w:rPr>
-          <w:rFonts w:ascii="Georgia Pro" w:eastAsia="Georgia Pro" w:hAnsi="Georgia Pro" w:cs="Georgia Pro"/>
-          <w:color w:val="000000" w:themeColor="text1"/>
-        </w:rPr>
-        <w:t>cursor.execute</w:t>
-      </w:r>
-      <w:proofErr w:type="spellEnd"/>
-      <w:r>
-        <w:rPr>
-          <w:rFonts w:ascii="Georgia Pro" w:eastAsia="Georgia Pro" w:hAnsi="Georgia Pro" w:cs="Georgia Pro"/>
-          <w:color w:val="000000" w:themeColor="text1"/>
-        </w:rPr>
-        <w:t>("SELECT * FROM students")</w:t>
-      </w:r>
-      <w:r>
-        <w:rPr>
-          <w:rFonts w:ascii="Georgia Pro" w:eastAsia="Georgia Pro" w:hAnsi="Georgia Pro" w:cs="Georgia Pro"/>
-          <w:color w:val="000000" w:themeColor="text1"/>
-        </w:rPr>
-        <w:br/>
-      </w:r>
-      <w:r>
-        <w:rPr>
-          <w:rFonts w:ascii="Georgia Pro" w:eastAsia="Georgia Pro" w:hAnsi="Georgia Pro" w:cs="Georgia Pro"/>
-          <w:color w:val="000000" w:themeColor="text1"/>
-        </w:rPr>
-        <w:br/>
-      </w:r>
-      <w:r>
-        <w:rPr>
-          <w:rFonts w:ascii="Georgia Pro" w:eastAsia="Georgia Pro" w:hAnsi="Georgia Pro" w:cs="Georgia Pro"/>
-          <w:color w:val="000000" w:themeColor="text1"/>
-        </w:rPr>
-        <w:lastRenderedPageBreak/>
-        <w:t>print("STUDENT RECORDS:")</w:t>
-      </w:r>
-      <w:r>
-        <w:rPr>
-          <w:rFonts w:ascii="Georgia Pro" w:eastAsia="Georgia Pro" w:hAnsi="Georgia Pro" w:cs="Georgia Pro"/>
-          <w:color w:val="000000" w:themeColor="text1"/>
-        </w:rPr>
-        <w:br/>
-        <w:t xml:space="preserve">for row in </w:t>
-      </w:r>
-      <w:proofErr w:type="spellStart"/>
-      <w:r>
-        <w:rPr>
-          <w:rFonts w:ascii="Georgia Pro" w:eastAsia="Georgia Pro" w:hAnsi="Georgia Pro" w:cs="Georgia Pro"/>
-          <w:color w:val="000000" w:themeColor="text1"/>
-        </w:rPr>
-        <w:t>cursor.fetchall</w:t>
-      </w:r>
-      <w:proofErr w:type="spellEnd"/>
-      <w:r>
-        <w:rPr>
-          <w:rFonts w:ascii="Georgia Pro" w:eastAsia="Georgia Pro" w:hAnsi="Georgia Pro" w:cs="Georgia Pro"/>
-          <w:color w:val="000000" w:themeColor="text1"/>
-        </w:rPr>
-        <w:t>():</w:t>
-      </w:r>
-      <w:r>
-        <w:rPr>
-          <w:rFonts w:ascii="Georgia Pro" w:eastAsia="Georgia Pro" w:hAnsi="Georgia Pro" w:cs="Georgia Pro"/>
-          <w:color w:val="000000" w:themeColor="text1"/>
-        </w:rPr>
-        <w:br/>
-        <w:t xml:space="preserve">    print(row)</w:t>
-      </w:r>
-      <w:r>
-        <w:rPr>
-          <w:rFonts w:ascii="Georgia Pro" w:eastAsia="Georgia Pro" w:hAnsi="Georgia Pro" w:cs="Georgia Pro"/>
-          <w:color w:val="000000" w:themeColor="text1"/>
-        </w:rPr>
-        <w:br/>
-      </w:r>
-      <w:r>
-        <w:rPr>
-          <w:rFonts w:ascii="Georgia Pro" w:eastAsia="Georgia Pro" w:hAnsi="Georgia Pro" w:cs="Georgia Pro"/>
-          <w:color w:val="000000" w:themeColor="text1"/>
-        </w:rPr>
-        <w:br/>
-      </w:r>
-      <w:proofErr w:type="spellStart"/>
-      <w:r>
-        <w:rPr>
-          <w:rFonts w:ascii="Georgia Pro" w:eastAsia="Georgia Pro" w:hAnsi="Georgia Pro" w:cs="Georgia Pro"/>
-          <w:color w:val="000000" w:themeColor="text1"/>
-        </w:rPr>
-        <w:t>conn.close</w:t>
-      </w:r>
-      <w:proofErr w:type="spellEnd"/>
-      <w:r>
-        <w:rPr>
-          <w:rFonts w:ascii="Georgia Pro" w:eastAsia="Georgia Pro" w:hAnsi="Georgia Pro" w:cs="Georgia Pro"/>
-          <w:color w:val="000000" w:themeColor="text1"/>
-        </w:rPr>
-        <w:t>()</w:t>
-      </w:r>
-      <w:r>
-        <w:rPr>
-          <w:rFonts w:ascii="Georgia Pro" w:eastAsia="Georgia Pro" w:hAnsi="Georgia Pro" w:cs="Georgia Pro"/>
-          <w:color w:val="000000" w:themeColor="text1"/>
-        </w:rPr>
-        <w:br/>
-        <w:t>print("\</w:t>
-      </w:r>
-      <w:proofErr w:type="spellStart"/>
-      <w:r>
-        <w:rPr>
-          <w:rFonts w:ascii="Georgia Pro" w:eastAsia="Georgia Pro" w:hAnsi="Georgia Pro" w:cs="Georgia Pro"/>
-          <w:color w:val="000000" w:themeColor="text1"/>
-        </w:rPr>
-        <w:t>nCONNECTION</w:t>
-      </w:r>
-      <w:proofErr w:type="spellEnd"/>
-      <w:r>
-        <w:rPr>
-          <w:rFonts w:ascii="Georgia Pro" w:eastAsia="Georgia Pro" w:hAnsi="Georgia Pro" w:cs="Georgia Pro"/>
-          <w:color w:val="000000" w:themeColor="text1"/>
-        </w:rPr>
-        <w:t xml:space="preserve"> CLOSED")</w:t>
-      </w:r>
-    </w:p>
-    <w:p>
-      <w:pPr>
-        <w:spacing w:line="480" w:lineRule="auto"/>
-        <w:rPr>
-          <w:rFonts w:ascii="Georgia Pro" w:eastAsia="Georgia Pro" w:hAnsi="Georgia Pro" w:cs="Georgia Pro"/>
-          <w:color w:val="000000" w:themeColor="text1"/>
-        </w:rPr>
-      </w:pPr>
-      <w:r>
-        <w:rPr>
-          <w:rFonts w:ascii="Georgia Pro" w:eastAsia="Georgia Pro" w:hAnsi="Georgia Pro" w:cs="Georgia Pro"/>
-          <w:color w:val="000000" w:themeColor="text1"/>
-        </w:rPr>
-        <w:pict w14:anchorId="7268C234">
-          <v:rect id="_x0000_i1040" style="width:0;height:1.5pt" o:hralign="center" o:hrstd="t" o:hr="t" fillcolor="#a0a0a0" stroked="f"/>
-        </w:pict>
-      </w:r>
-    </w:p>
-    <w:p>
-      <w:pPr>
-        <w:spacing w:line="480" w:lineRule="auto"/>
-        <w:rPr>
-          <w:rFonts w:ascii="Georgia Pro" w:eastAsia="Georgia Pro" w:hAnsi="Georgia Pro" w:cs="Georgia Pro"/>
-          <w:b/>
-          <w:bCs/>
-          <w:color w:val="000000" w:themeColor="text1"/>
-        </w:rPr>
-      </w:pPr>
-      <w:r>
-        <w:rPr>
-          <w:rFonts w:ascii="Georgia Pro" w:eastAsia="Georgia Pro" w:hAnsi="Georgia Pro" w:cs="Georgia Pro"/>
-          <w:b/>
-          <w:bCs/>
-          <w:color w:val="000000" w:themeColor="text1"/>
-        </w:rPr>
-        <w:t>STEP 13: RUN SCRIPT</w:t>
+        <w:t xml:space="preserve"> id</w:t>
       </w:r>
     </w:p>
     <w:p>
@@ -2815,6 +1360,2918 @@
           <w:color w:val="000000" w:themeColor="text1"/>
         </w:rPr>
       </w:pPr>
+      <w:proofErr w:type="spellStart"/>
+      <w:r>
+        <w:rPr>
+          <w:rFonts w:ascii="Georgia Pro" w:eastAsia="Georgia Pro" w:hAnsi="Georgia Pro" w:cs="Georgia Pro"/>
+          <w:color w:val="000000" w:themeColor="text1"/>
+        </w:rPr>
+        <w:t>aws</w:t>
+      </w:r>
+      <w:proofErr w:type="spellEnd"/>
+      <w:r>
+        <w:rPr>
+          <w:rFonts w:ascii="Georgia Pro" w:eastAsia="Georgia Pro" w:hAnsi="Georgia Pro" w:cs="Georgia Pro"/>
+          <w:color w:val="000000" w:themeColor="text1"/>
+        </w:rPr>
+        <w:t xml:space="preserve"> ec2 authorize-security-group-ingress \</w:t>
+      </w:r>
+      <w:r>
+        <w:rPr>
+          <w:rFonts w:ascii="Georgia Pro" w:eastAsia="Georgia Pro" w:hAnsi="Georgia Pro" w:cs="Georgia Pro"/>
+          <w:color w:val="000000" w:themeColor="text1"/>
+        </w:rPr>
+        <w:br/>
+        <w:t xml:space="preserve">--group-id </w:t>
+      </w:r>
+      <w:r>
+        <w:rPr>
+          <w:rFonts w:ascii="Georgia Pro" w:eastAsia="Georgia Pro" w:hAnsi="Georgia Pro" w:cs="Georgia Pro"/>
+          <w:color w:val="000000" w:themeColor="text1"/>
+          <w:highlight w:val="yellow"/>
+        </w:rPr>
+        <w:t>sg-0a65e7fa480cdcb43</w:t>
+      </w:r>
+      <w:r>
+        <w:rPr>
+          <w:rFonts w:ascii="Georgia Pro" w:eastAsia="Georgia Pro" w:hAnsi="Georgia Pro" w:cs="Georgia Pro"/>
+          <w:color w:val="000000" w:themeColor="text1"/>
+        </w:rPr>
+        <w:t xml:space="preserve"> </w:t>
+      </w:r>
+      <w:r>
+        <w:rPr>
+          <w:rFonts w:ascii="Georgia Pro" w:eastAsia="Georgia Pro" w:hAnsi="Georgia Pro" w:cs="Georgia Pro"/>
+          <w:color w:val="000000" w:themeColor="text1"/>
+        </w:rPr>
+        <w:t>\</w:t>
+      </w:r>
+      <w:r>
+        <w:rPr>
+          <w:rFonts w:ascii="Georgia Pro" w:eastAsia="Georgia Pro" w:hAnsi="Georgia Pro" w:cs="Georgia Pro"/>
+          <w:color w:val="000000" w:themeColor="text1"/>
+        </w:rPr>
+        <w:br/>
+        <w:t xml:space="preserve">--protocol </w:t>
+      </w:r>
+      <w:proofErr w:type="spellStart"/>
+      <w:r>
+        <w:rPr>
+          <w:rFonts w:ascii="Georgia Pro" w:eastAsia="Georgia Pro" w:hAnsi="Georgia Pro" w:cs="Georgia Pro"/>
+          <w:color w:val="000000" w:themeColor="text1"/>
+        </w:rPr>
+        <w:t>tcp</w:t>
+      </w:r>
+      <w:proofErr w:type="spellEnd"/>
+      <w:r>
+        <w:rPr>
+          <w:rFonts w:ascii="Georgia Pro" w:eastAsia="Georgia Pro" w:hAnsi="Georgia Pro" w:cs="Georgia Pro"/>
+          <w:color w:val="000000" w:themeColor="text1"/>
+        </w:rPr>
+        <w:t xml:space="preserve"> --port 22 --</w:t>
+      </w:r>
+      <w:proofErr w:type="spellStart"/>
+      <w:r>
+        <w:rPr>
+          <w:rFonts w:ascii="Georgia Pro" w:eastAsia="Georgia Pro" w:hAnsi="Georgia Pro" w:cs="Georgia Pro"/>
+          <w:color w:val="000000" w:themeColor="text1"/>
+        </w:rPr>
+        <w:t>cidr</w:t>
+      </w:r>
+      <w:proofErr w:type="spellEnd"/>
+      <w:r>
+        <w:rPr>
+          <w:rFonts w:ascii="Georgia Pro" w:eastAsia="Georgia Pro" w:hAnsi="Georgia Pro" w:cs="Georgia Pro"/>
+          <w:color w:val="000000" w:themeColor="text1"/>
+        </w:rPr>
+        <w:t xml:space="preserve"> 0.0.0.0/0</w:t>
+      </w:r>
+    </w:p>
+    <w:p>
+      <w:pPr>
+        <w:spacing w:line="480" w:lineRule="auto"/>
+        <w:rPr>
+          <w:rFonts w:ascii="Georgia Pro" w:eastAsia="Georgia Pro" w:hAnsi="Georgia Pro" w:cs="Georgia Pro"/>
+          <w:color w:val="000000" w:themeColor="text1"/>
+        </w:rPr>
+      </w:pPr>
+      <w:r>
+        <w:rPr>
+          <w:rFonts w:ascii="Georgia Pro" w:eastAsia="Georgia Pro" w:hAnsi="Georgia Pro" w:cs="Georgia Pro"/>
+          <w:color w:val="000000" w:themeColor="text1"/>
+        </w:rPr>
+        <w:pict w14:anchorId="6785B3BD">
+          <v:rect id="_x0000_i1031" style="width:0;height:1.5pt" o:hralign="center" o:hrstd="t" o:hr="t" fillcolor="#a0a0a0" stroked="f"/>
+        </w:pict>
+      </w:r>
+    </w:p>
+    <w:p>
+      <w:pPr>
+        <w:spacing w:line="480" w:lineRule="auto"/>
+        <w:rPr>
+          <w:rFonts w:ascii="Georgia Pro" w:eastAsia="Georgia Pro" w:hAnsi="Georgia Pro" w:cs="Georgia Pro"/>
+          <w:b/>
+          <w:bCs/>
+          <w:color w:val="000000" w:themeColor="text1"/>
+        </w:rPr>
+      </w:pPr>
+      <w:r>
+        <w:rPr>
+          <w:rFonts w:ascii="Georgia Pro" w:eastAsia="Georgia Pro" w:hAnsi="Georgia Pro" w:cs="Georgia Pro"/>
+          <w:b/>
+          <w:bCs/>
+          <w:color w:val="000000" w:themeColor="text1"/>
+        </w:rPr>
+        <w:t>STEP 5: GET UBUNTU AMI</w:t>
+      </w:r>
+    </w:p>
+    <w:p>
+      <w:pPr>
+        <w:pBdr>
+          <w:top w:val="single" w:sz="4" w:space="1" w:color="auto"/>
+          <w:left w:val="single" w:sz="4" w:space="4" w:color="auto"/>
+          <w:bottom w:val="single" w:sz="4" w:space="1" w:color="auto"/>
+          <w:right w:val="single" w:sz="4" w:space="4" w:color="auto"/>
+        </w:pBdr>
+        <w:shd w:val="clear" w:color="auto" w:fill="F2F2F2" w:themeFill="background1" w:themeFillShade="F2"/>
+        <w:spacing w:line="480" w:lineRule="auto"/>
+        <w:rPr>
+          <w:rFonts w:ascii="Georgia Pro" w:eastAsia="Georgia Pro" w:hAnsi="Georgia Pro" w:cs="Georgia Pro"/>
+          <w:color w:val="000000" w:themeColor="text1"/>
+        </w:rPr>
+      </w:pPr>
+      <w:r>
+        <w:rPr>
+          <w:rFonts w:ascii="Georgia Pro" w:eastAsia="Georgia Pro" w:hAnsi="Georgia Pro" w:cs="Georgia Pro"/>
+          <w:color w:val="000000" w:themeColor="text1"/>
+        </w:rPr>
+        <w:t>AMI_ID=$(</w:t>
+      </w:r>
+      <w:proofErr w:type="spellStart"/>
+      <w:r>
+        <w:rPr>
+          <w:rFonts w:ascii="Georgia Pro" w:eastAsia="Georgia Pro" w:hAnsi="Georgia Pro" w:cs="Georgia Pro"/>
+          <w:color w:val="000000" w:themeColor="text1"/>
+        </w:rPr>
+        <w:t>aws</w:t>
+      </w:r>
+      <w:proofErr w:type="spellEnd"/>
+      <w:r>
+        <w:rPr>
+          <w:rFonts w:ascii="Georgia Pro" w:eastAsia="Georgia Pro" w:hAnsi="Georgia Pro" w:cs="Georgia Pro"/>
+          <w:color w:val="000000" w:themeColor="text1"/>
+        </w:rPr>
+        <w:t xml:space="preserve"> ec2 describe-images \</w:t>
+      </w:r>
+      <w:r>
+        <w:rPr>
+          <w:rFonts w:ascii="Georgia Pro" w:eastAsia="Georgia Pro" w:hAnsi="Georgia Pro" w:cs="Georgia Pro"/>
+          <w:color w:val="000000" w:themeColor="text1"/>
+        </w:rPr>
+        <w:br/>
+        <w:t>--owners 099720109477 \</w:t>
+      </w:r>
+      <w:r>
+        <w:rPr>
+          <w:rFonts w:ascii="Georgia Pro" w:eastAsia="Georgia Pro" w:hAnsi="Georgia Pro" w:cs="Georgia Pro"/>
+          <w:color w:val="000000" w:themeColor="text1"/>
+        </w:rPr>
+        <w:br/>
+        <w:t>--filters "Name=</w:t>
+      </w:r>
+      <w:proofErr w:type="gramStart"/>
+      <w:r>
+        <w:rPr>
+          <w:rFonts w:ascii="Georgia Pro" w:eastAsia="Georgia Pro" w:hAnsi="Georgia Pro" w:cs="Georgia Pro"/>
+          <w:color w:val="000000" w:themeColor="text1"/>
+        </w:rPr>
+        <w:t>name,Values</w:t>
+      </w:r>
+      <w:proofErr w:type="gramEnd"/>
+      <w:r>
+        <w:rPr>
+          <w:rFonts w:ascii="Georgia Pro" w:eastAsia="Georgia Pro" w:hAnsi="Georgia Pro" w:cs="Georgia Pro"/>
+          <w:color w:val="000000" w:themeColor="text1"/>
+        </w:rPr>
+        <w:t>=ubuntu/images/hvm-ssd/ubuntu-jammy-22.04-amd64-server-*" \</w:t>
+      </w:r>
+      <w:r>
+        <w:rPr>
+          <w:rFonts w:ascii="Georgia Pro" w:eastAsia="Georgia Pro" w:hAnsi="Georgia Pro" w:cs="Georgia Pro"/>
+          <w:color w:val="000000" w:themeColor="text1"/>
+        </w:rPr>
+        <w:br/>
+        <w:t xml:space="preserve">--query 'Images | </w:t>
+      </w:r>
+      <w:proofErr w:type="spellStart"/>
+      <w:r>
+        <w:rPr>
+          <w:rFonts w:ascii="Georgia Pro" w:eastAsia="Georgia Pro" w:hAnsi="Georgia Pro" w:cs="Georgia Pro"/>
+          <w:color w:val="000000" w:themeColor="text1"/>
+        </w:rPr>
+        <w:t>sort_</w:t>
+      </w:r>
+      <w:proofErr w:type="gramStart"/>
+      <w:r>
+        <w:rPr>
+          <w:rFonts w:ascii="Georgia Pro" w:eastAsia="Georgia Pro" w:hAnsi="Georgia Pro" w:cs="Georgia Pro"/>
+          <w:color w:val="000000" w:themeColor="text1"/>
+        </w:rPr>
+        <w:t>by</w:t>
+      </w:r>
+      <w:proofErr w:type="spellEnd"/>
+      <w:r>
+        <w:rPr>
+          <w:rFonts w:ascii="Georgia Pro" w:eastAsia="Georgia Pro" w:hAnsi="Georgia Pro" w:cs="Georgia Pro"/>
+          <w:color w:val="000000" w:themeColor="text1"/>
+        </w:rPr>
+        <w:t>(</w:t>
+      </w:r>
+      <w:proofErr w:type="gramEnd"/>
+      <w:r>
+        <w:rPr>
+          <w:rFonts w:ascii="Georgia Pro" w:eastAsia="Georgia Pro" w:hAnsi="Georgia Pro" w:cs="Georgia Pro"/>
+          <w:color w:val="000000" w:themeColor="text1"/>
+        </w:rPr>
+        <w:t>@, &amp;</w:t>
+      </w:r>
+      <w:proofErr w:type="spellStart"/>
+      <w:proofErr w:type="gramStart"/>
+      <w:r>
+        <w:rPr>
+          <w:rFonts w:ascii="Georgia Pro" w:eastAsia="Georgia Pro" w:hAnsi="Georgia Pro" w:cs="Georgia Pro"/>
+          <w:color w:val="000000" w:themeColor="text1"/>
+        </w:rPr>
+        <w:t>CreationDate</w:t>
+      </w:r>
+      <w:proofErr w:type="spellEnd"/>
+      <w:r>
+        <w:rPr>
+          <w:rFonts w:ascii="Georgia Pro" w:eastAsia="Georgia Pro" w:hAnsi="Georgia Pro" w:cs="Georgia Pro"/>
+          <w:color w:val="000000" w:themeColor="text1"/>
+        </w:rPr>
+        <w:t>)[</w:t>
+      </w:r>
+      <w:proofErr w:type="gramEnd"/>
+      <w:r>
+        <w:rPr>
+          <w:rFonts w:ascii="Georgia Pro" w:eastAsia="Georgia Pro" w:hAnsi="Georgia Pro" w:cs="Georgia Pro"/>
+          <w:color w:val="000000" w:themeColor="text1"/>
+        </w:rPr>
+        <w:t>-1</w:t>
+      </w:r>
+      <w:proofErr w:type="gramStart"/>
+      <w:r>
+        <w:rPr>
+          <w:rFonts w:ascii="Georgia Pro" w:eastAsia="Georgia Pro" w:hAnsi="Georgia Pro" w:cs="Georgia Pro"/>
+          <w:color w:val="000000" w:themeColor="text1"/>
+        </w:rPr>
+        <w:t>].</w:t>
+      </w:r>
+      <w:proofErr w:type="spellStart"/>
+      <w:r>
+        <w:rPr>
+          <w:rFonts w:ascii="Georgia Pro" w:eastAsia="Georgia Pro" w:hAnsi="Georgia Pro" w:cs="Georgia Pro"/>
+          <w:color w:val="000000" w:themeColor="text1"/>
+        </w:rPr>
+        <w:t>ImageId</w:t>
+      </w:r>
+      <w:proofErr w:type="spellEnd"/>
+      <w:proofErr w:type="gramEnd"/>
+      <w:r>
+        <w:rPr>
+          <w:rFonts w:ascii="Georgia Pro" w:eastAsia="Georgia Pro" w:hAnsi="Georgia Pro" w:cs="Georgia Pro"/>
+          <w:color w:val="000000" w:themeColor="text1"/>
+        </w:rPr>
+        <w:t>' \</w:t>
+      </w:r>
+      <w:r>
+        <w:rPr>
+          <w:rFonts w:ascii="Georgia Pro" w:eastAsia="Georgia Pro" w:hAnsi="Georgia Pro" w:cs="Georgia Pro"/>
+          <w:color w:val="000000" w:themeColor="text1"/>
+        </w:rPr>
+        <w:br/>
+        <w:t>--output text)</w:t>
+      </w:r>
+      <w:r>
+        <w:rPr>
+          <w:rFonts w:ascii="Georgia Pro" w:eastAsia="Georgia Pro" w:hAnsi="Georgia Pro" w:cs="Georgia Pro"/>
+          <w:color w:val="000000" w:themeColor="text1"/>
+        </w:rPr>
+        <w:br/>
+      </w:r>
+      <w:r>
+        <w:rPr>
+          <w:rFonts w:ascii="Georgia Pro" w:eastAsia="Georgia Pro" w:hAnsi="Georgia Pro" w:cs="Georgia Pro"/>
+          <w:color w:val="000000" w:themeColor="text1"/>
+        </w:rPr>
+        <w:br/>
+        <w:t>echo $AMI_ID</w:t>
+      </w:r>
+    </w:p>
+    <w:p>
+      <w:pPr>
+        <w:spacing w:line="480" w:lineRule="auto"/>
+        <w:rPr>
+          <w:rFonts w:ascii="Georgia Pro" w:eastAsia="Georgia Pro" w:hAnsi="Georgia Pro" w:cs="Georgia Pro"/>
+          <w:color w:val="000000" w:themeColor="text1"/>
+        </w:rPr>
+      </w:pPr>
+      <w:r>
+        <w:rPr>
+          <w:rFonts w:ascii="Georgia Pro" w:eastAsia="Georgia Pro" w:hAnsi="Georgia Pro" w:cs="Georgia Pro"/>
+          <w:color w:val="000000" w:themeColor="text1"/>
+        </w:rPr>
+        <w:pict w14:anchorId="0F4D5346">
+          <v:rect id="_x0000_i1032" style="width:0;height:1.5pt" o:hralign="center" o:hrstd="t" o:hr="t" fillcolor="#a0a0a0" stroked="f"/>
+        </w:pict>
+      </w:r>
+    </w:p>
+    <w:p>
+      <w:pPr>
+        <w:spacing w:line="480" w:lineRule="auto"/>
+        <w:rPr>
+          <w:rFonts w:ascii="Georgia Pro" w:eastAsia="Georgia Pro" w:hAnsi="Georgia Pro" w:cs="Georgia Pro"/>
+          <w:b/>
+          <w:bCs/>
+          <w:color w:val="000000" w:themeColor="text1"/>
+        </w:rPr>
+      </w:pPr>
+      <w:r>
+        <w:rPr>
+          <w:rFonts w:ascii="Georgia Pro" w:eastAsia="Georgia Pro" w:hAnsi="Georgia Pro" w:cs="Georgia Pro"/>
+          <w:b/>
+          <w:bCs/>
+          <w:color w:val="000000" w:themeColor="text1"/>
+        </w:rPr>
+        <w:lastRenderedPageBreak/>
+        <w:t>STEP 6: LAUNCH EC2 UBUNTU INSTANCE</w:t>
+      </w:r>
+    </w:p>
+    <w:p>
+      <w:pPr>
+        <w:pBdr>
+          <w:top w:val="single" w:sz="4" w:space="1" w:color="auto"/>
+          <w:left w:val="single" w:sz="4" w:space="4" w:color="auto"/>
+          <w:bottom w:val="single" w:sz="4" w:space="1" w:color="auto"/>
+          <w:right w:val="single" w:sz="4" w:space="4" w:color="auto"/>
+        </w:pBdr>
+        <w:shd w:val="clear" w:color="auto" w:fill="F2F2F2" w:themeFill="background1" w:themeFillShade="F2"/>
+        <w:spacing w:line="480" w:lineRule="auto"/>
+        <w:rPr>
+          <w:rFonts w:ascii="Georgia Pro" w:eastAsia="Georgia Pro" w:hAnsi="Georgia Pro" w:cs="Georgia Pro"/>
+          <w:color w:val="000000" w:themeColor="text1"/>
+        </w:rPr>
+      </w:pPr>
+      <w:r>
+        <w:rPr>
+          <w:rFonts w:ascii="Georgia Pro" w:eastAsia="Georgia Pro" w:hAnsi="Georgia Pro" w:cs="Georgia Pro"/>
+          <w:color w:val="000000" w:themeColor="text1"/>
+        </w:rPr>
+        <w:t>VPC_ID=$(</w:t>
+      </w:r>
+      <w:proofErr w:type="spellStart"/>
+      <w:r>
+        <w:rPr>
+          <w:rFonts w:ascii="Georgia Pro" w:eastAsia="Georgia Pro" w:hAnsi="Georgia Pro" w:cs="Georgia Pro"/>
+          <w:color w:val="000000" w:themeColor="text1"/>
+        </w:rPr>
+        <w:t>aws</w:t>
+      </w:r>
+      <w:proofErr w:type="spellEnd"/>
+      <w:r>
+        <w:rPr>
+          <w:rFonts w:ascii="Georgia Pro" w:eastAsia="Georgia Pro" w:hAnsi="Georgia Pro" w:cs="Georgia Pro"/>
+          <w:color w:val="000000" w:themeColor="text1"/>
+        </w:rPr>
+        <w:t xml:space="preserve"> ec2 describe-</w:t>
+      </w:r>
+      <w:proofErr w:type="spellStart"/>
+      <w:r>
+        <w:rPr>
+          <w:rFonts w:ascii="Georgia Pro" w:eastAsia="Georgia Pro" w:hAnsi="Georgia Pro" w:cs="Georgia Pro"/>
+          <w:color w:val="000000" w:themeColor="text1"/>
+        </w:rPr>
+        <w:t>vpcs</w:t>
+      </w:r>
+      <w:proofErr w:type="spellEnd"/>
+      <w:r>
+        <w:rPr>
+          <w:rFonts w:ascii="Georgia Pro" w:eastAsia="Georgia Pro" w:hAnsi="Georgia Pro" w:cs="Georgia Pro"/>
+          <w:color w:val="000000" w:themeColor="text1"/>
+        </w:rPr>
+        <w:t xml:space="preserve"> \</w:t>
+      </w:r>
+      <w:r>
+        <w:rPr>
+          <w:rFonts w:ascii="Georgia Pro" w:eastAsia="Georgia Pro" w:hAnsi="Georgia Pro" w:cs="Georgia Pro"/>
+          <w:color w:val="000000" w:themeColor="text1"/>
+        </w:rPr>
+        <w:br/>
+        <w:t>--query "</w:t>
+      </w:r>
+      <w:proofErr w:type="spellStart"/>
+      <w:proofErr w:type="gramStart"/>
+      <w:r>
+        <w:rPr>
+          <w:rFonts w:ascii="Georgia Pro" w:eastAsia="Georgia Pro" w:hAnsi="Georgia Pro" w:cs="Georgia Pro"/>
+          <w:color w:val="000000" w:themeColor="text1"/>
+        </w:rPr>
+        <w:t>Vpcs</w:t>
+      </w:r>
+      <w:proofErr w:type="spellEnd"/>
+      <w:r>
+        <w:rPr>
+          <w:rFonts w:ascii="Georgia Pro" w:eastAsia="Georgia Pro" w:hAnsi="Georgia Pro" w:cs="Georgia Pro"/>
+          <w:color w:val="000000" w:themeColor="text1"/>
+        </w:rPr>
+        <w:t>[</w:t>
+      </w:r>
+      <w:proofErr w:type="gramEnd"/>
+      <w:r>
+        <w:rPr>
+          <w:rFonts w:ascii="Georgia Pro" w:eastAsia="Georgia Pro" w:hAnsi="Georgia Pro" w:cs="Georgia Pro"/>
+          <w:color w:val="000000" w:themeColor="text1"/>
+        </w:rPr>
+        <w:t>0</w:t>
+      </w:r>
+      <w:proofErr w:type="gramStart"/>
+      <w:r>
+        <w:rPr>
+          <w:rFonts w:ascii="Georgia Pro" w:eastAsia="Georgia Pro" w:hAnsi="Georgia Pro" w:cs="Georgia Pro"/>
+          <w:color w:val="000000" w:themeColor="text1"/>
+        </w:rPr>
+        <w:t>].</w:t>
+      </w:r>
+      <w:proofErr w:type="spellStart"/>
+      <w:r>
+        <w:rPr>
+          <w:rFonts w:ascii="Georgia Pro" w:eastAsia="Georgia Pro" w:hAnsi="Georgia Pro" w:cs="Georgia Pro"/>
+          <w:color w:val="000000" w:themeColor="text1"/>
+        </w:rPr>
+        <w:t>VpcId</w:t>
+      </w:r>
+      <w:proofErr w:type="spellEnd"/>
+      <w:proofErr w:type="gramEnd"/>
+      <w:r>
+        <w:rPr>
+          <w:rFonts w:ascii="Georgia Pro" w:eastAsia="Georgia Pro" w:hAnsi="Georgia Pro" w:cs="Georgia Pro"/>
+          <w:color w:val="000000" w:themeColor="text1"/>
+        </w:rPr>
+        <w:t>" \</w:t>
+      </w:r>
+      <w:r>
+        <w:rPr>
+          <w:rFonts w:ascii="Georgia Pro" w:eastAsia="Georgia Pro" w:hAnsi="Georgia Pro" w:cs="Georgia Pro"/>
+          <w:color w:val="000000" w:themeColor="text1"/>
+        </w:rPr>
+        <w:br/>
+        <w:t>--output text)</w:t>
+      </w:r>
+      <w:r>
+        <w:rPr>
+          <w:rFonts w:ascii="Georgia Pro" w:eastAsia="Georgia Pro" w:hAnsi="Georgia Pro" w:cs="Georgia Pro"/>
+          <w:color w:val="000000" w:themeColor="text1"/>
+        </w:rPr>
+        <w:br/>
+      </w:r>
+      <w:r>
+        <w:rPr>
+          <w:rFonts w:ascii="Georgia Pro" w:eastAsia="Georgia Pro" w:hAnsi="Georgia Pro" w:cs="Georgia Pro"/>
+          <w:color w:val="000000" w:themeColor="text1"/>
+        </w:rPr>
+        <w:br/>
+        <w:t>echo $VPC_ID</w:t>
+      </w:r>
+    </w:p>
+    <w:p>
+      <w:pPr>
+        <w:spacing w:line="480" w:lineRule="auto"/>
+        <w:rPr>
+          <w:rFonts w:ascii="Georgia Pro" w:eastAsia="Georgia Pro" w:hAnsi="Georgia Pro" w:cs="Georgia Pro"/>
+          <w:color w:val="000000" w:themeColor="text1"/>
+        </w:rPr>
+      </w:pPr>
+    </w:p>
+    <w:p>
+      <w:pPr>
+        <w:spacing w:line="480" w:lineRule="auto"/>
+        <w:rPr>
+          <w:rFonts w:ascii="Georgia Pro" w:eastAsia="Georgia Pro" w:hAnsi="Georgia Pro" w:cs="Georgia Pro"/>
+          <w:color w:val="000000" w:themeColor="text1"/>
+        </w:rPr>
+      </w:pPr>
+      <w:r>
+        <w:rPr>
+          <w:rFonts w:ascii="Georgia Pro" w:eastAsia="Georgia Pro" w:hAnsi="Georgia Pro" w:cs="Georgia Pro"/>
+          <w:color w:val="000000" w:themeColor="text1"/>
+        </w:rPr>
+        <w:t xml:space="preserve">Output: </w:t>
+      </w:r>
+      <w:r>
+        <w:rPr>
+          <w:rFonts w:ascii="Georgia Pro" w:eastAsia="Georgia Pro" w:hAnsi="Georgia Pro" w:cs="Georgia Pro"/>
+          <w:color w:val="000000" w:themeColor="text1"/>
+        </w:rPr>
+        <w:t>vpc-0600b18421f6209bf</w:t>
+      </w:r>
+    </w:p>
+    <w:p>
+      <w:pPr>
+        <w:pBdr>
+          <w:top w:val="single" w:sz="4" w:space="1" w:color="auto"/>
+          <w:left w:val="single" w:sz="4" w:space="4" w:color="auto"/>
+          <w:bottom w:val="single" w:sz="4" w:space="1" w:color="auto"/>
+          <w:right w:val="single" w:sz="4" w:space="4" w:color="auto"/>
+        </w:pBdr>
+        <w:shd w:val="clear" w:color="auto" w:fill="F2F2F2" w:themeFill="background1" w:themeFillShade="F2"/>
+        <w:spacing w:line="480" w:lineRule="auto"/>
+        <w:rPr>
+          <w:rFonts w:ascii="Georgia Pro" w:eastAsia="Georgia Pro" w:hAnsi="Georgia Pro" w:cs="Georgia Pro"/>
+          <w:color w:val="000000" w:themeColor="text1"/>
+        </w:rPr>
+      </w:pPr>
+      <w:r>
+        <w:rPr>
+          <w:rFonts w:ascii="Georgia Pro" w:eastAsia="Georgia Pro" w:hAnsi="Georgia Pro" w:cs="Georgia Pro"/>
+          <w:color w:val="000000" w:themeColor="text1"/>
+        </w:rPr>
+        <w:t>SUBNET_ID=$(</w:t>
+      </w:r>
+      <w:proofErr w:type="spellStart"/>
+      <w:r>
+        <w:rPr>
+          <w:rFonts w:ascii="Georgia Pro" w:eastAsia="Georgia Pro" w:hAnsi="Georgia Pro" w:cs="Georgia Pro"/>
+          <w:color w:val="000000" w:themeColor="text1"/>
+        </w:rPr>
+        <w:t>aws</w:t>
+      </w:r>
+      <w:proofErr w:type="spellEnd"/>
+      <w:r>
+        <w:rPr>
+          <w:rFonts w:ascii="Georgia Pro" w:eastAsia="Georgia Pro" w:hAnsi="Georgia Pro" w:cs="Georgia Pro"/>
+          <w:color w:val="000000" w:themeColor="text1"/>
+        </w:rPr>
+        <w:t xml:space="preserve"> ec2 describe-subnets \</w:t>
+      </w:r>
+    </w:p>
+    <w:p>
+      <w:pPr>
+        <w:pBdr>
+          <w:top w:val="single" w:sz="4" w:space="1" w:color="auto"/>
+          <w:left w:val="single" w:sz="4" w:space="4" w:color="auto"/>
+          <w:bottom w:val="single" w:sz="4" w:space="1" w:color="auto"/>
+          <w:right w:val="single" w:sz="4" w:space="4" w:color="auto"/>
+        </w:pBdr>
+        <w:shd w:val="clear" w:color="auto" w:fill="F2F2F2" w:themeFill="background1" w:themeFillShade="F2"/>
+        <w:spacing w:line="480" w:lineRule="auto"/>
+        <w:rPr>
+          <w:rFonts w:ascii="Georgia Pro" w:eastAsia="Georgia Pro" w:hAnsi="Georgia Pro" w:cs="Georgia Pro"/>
+          <w:color w:val="000000" w:themeColor="text1"/>
+        </w:rPr>
+      </w:pPr>
+      <w:r>
+        <w:rPr>
+          <w:rFonts w:ascii="Georgia Pro" w:eastAsia="Georgia Pro" w:hAnsi="Georgia Pro" w:cs="Georgia Pro"/>
+          <w:color w:val="000000" w:themeColor="text1"/>
+        </w:rPr>
+        <w:t>--filters "Name=</w:t>
+      </w:r>
+      <w:proofErr w:type="spellStart"/>
+      <w:r>
+        <w:rPr>
+          <w:rFonts w:ascii="Georgia Pro" w:eastAsia="Georgia Pro" w:hAnsi="Georgia Pro" w:cs="Georgia Pro"/>
+          <w:color w:val="000000" w:themeColor="text1"/>
+        </w:rPr>
+        <w:t>vpc-</w:t>
+      </w:r>
+      <w:proofErr w:type="gramStart"/>
+      <w:r>
+        <w:rPr>
+          <w:rFonts w:ascii="Georgia Pro" w:eastAsia="Georgia Pro" w:hAnsi="Georgia Pro" w:cs="Georgia Pro"/>
+          <w:color w:val="000000" w:themeColor="text1"/>
+        </w:rPr>
+        <w:t>id,Values</w:t>
+      </w:r>
+      <w:proofErr w:type="spellEnd"/>
+      <w:proofErr w:type="gramEnd"/>
+      <w:r>
+        <w:rPr>
+          <w:rFonts w:ascii="Georgia Pro" w:eastAsia="Georgia Pro" w:hAnsi="Georgia Pro" w:cs="Georgia Pro"/>
+          <w:color w:val="000000" w:themeColor="text1"/>
+        </w:rPr>
+        <w:t>=$VPC_ID" \</w:t>
+      </w:r>
+    </w:p>
+    <w:p>
+      <w:pPr>
+        <w:pBdr>
+          <w:top w:val="single" w:sz="4" w:space="1" w:color="auto"/>
+          <w:left w:val="single" w:sz="4" w:space="4" w:color="auto"/>
+          <w:bottom w:val="single" w:sz="4" w:space="1" w:color="auto"/>
+          <w:right w:val="single" w:sz="4" w:space="4" w:color="auto"/>
+        </w:pBdr>
+        <w:shd w:val="clear" w:color="auto" w:fill="F2F2F2" w:themeFill="background1" w:themeFillShade="F2"/>
+        <w:spacing w:line="480" w:lineRule="auto"/>
+        <w:rPr>
+          <w:rFonts w:ascii="Georgia Pro" w:eastAsia="Georgia Pro" w:hAnsi="Georgia Pro" w:cs="Georgia Pro"/>
+          <w:color w:val="000000" w:themeColor="text1"/>
+        </w:rPr>
+      </w:pPr>
+      <w:r>
+        <w:rPr>
+          <w:rFonts w:ascii="Georgia Pro" w:eastAsia="Georgia Pro" w:hAnsi="Georgia Pro" w:cs="Georgia Pro"/>
+          <w:color w:val="000000" w:themeColor="text1"/>
+        </w:rPr>
+        <w:t>--query "</w:t>
+      </w:r>
+      <w:proofErr w:type="gramStart"/>
+      <w:r>
+        <w:rPr>
+          <w:rFonts w:ascii="Georgia Pro" w:eastAsia="Georgia Pro" w:hAnsi="Georgia Pro" w:cs="Georgia Pro"/>
+          <w:color w:val="000000" w:themeColor="text1"/>
+        </w:rPr>
+        <w:t>Subnets[</w:t>
+      </w:r>
+      <w:proofErr w:type="gramEnd"/>
+      <w:r>
+        <w:rPr>
+          <w:rFonts w:ascii="Georgia Pro" w:eastAsia="Georgia Pro" w:hAnsi="Georgia Pro" w:cs="Georgia Pro"/>
+          <w:color w:val="000000" w:themeColor="text1"/>
+        </w:rPr>
+        <w:t>0</w:t>
+      </w:r>
+      <w:proofErr w:type="gramStart"/>
+      <w:r>
+        <w:rPr>
+          <w:rFonts w:ascii="Georgia Pro" w:eastAsia="Georgia Pro" w:hAnsi="Georgia Pro" w:cs="Georgia Pro"/>
+          <w:color w:val="000000" w:themeColor="text1"/>
+        </w:rPr>
+        <w:t>].</w:t>
+      </w:r>
+      <w:proofErr w:type="spellStart"/>
+      <w:r>
+        <w:rPr>
+          <w:rFonts w:ascii="Georgia Pro" w:eastAsia="Georgia Pro" w:hAnsi="Georgia Pro" w:cs="Georgia Pro"/>
+          <w:color w:val="000000" w:themeColor="text1"/>
+        </w:rPr>
+        <w:t>SubnetId</w:t>
+      </w:r>
+      <w:proofErr w:type="spellEnd"/>
+      <w:proofErr w:type="gramEnd"/>
+      <w:r>
+        <w:rPr>
+          <w:rFonts w:ascii="Georgia Pro" w:eastAsia="Georgia Pro" w:hAnsi="Georgia Pro" w:cs="Georgia Pro"/>
+          <w:color w:val="000000" w:themeColor="text1"/>
+        </w:rPr>
+        <w:t>" \</w:t>
+      </w:r>
+    </w:p>
+    <w:p>
+      <w:pPr>
+        <w:pBdr>
+          <w:top w:val="single" w:sz="4" w:space="1" w:color="auto"/>
+          <w:left w:val="single" w:sz="4" w:space="4" w:color="auto"/>
+          <w:bottom w:val="single" w:sz="4" w:space="1" w:color="auto"/>
+          <w:right w:val="single" w:sz="4" w:space="4" w:color="auto"/>
+        </w:pBdr>
+        <w:shd w:val="clear" w:color="auto" w:fill="F2F2F2" w:themeFill="background1" w:themeFillShade="F2"/>
+        <w:spacing w:line="480" w:lineRule="auto"/>
+        <w:rPr>
+          <w:rFonts w:ascii="Georgia Pro" w:eastAsia="Georgia Pro" w:hAnsi="Georgia Pro" w:cs="Georgia Pro"/>
+          <w:color w:val="000000" w:themeColor="text1"/>
+        </w:rPr>
+      </w:pPr>
+      <w:r>
+        <w:rPr>
+          <w:rFonts w:ascii="Georgia Pro" w:eastAsia="Georgia Pro" w:hAnsi="Georgia Pro" w:cs="Georgia Pro"/>
+          <w:color w:val="000000" w:themeColor="text1"/>
+        </w:rPr>
+        <w:t>--output text)</w:t>
+      </w:r>
+    </w:p>
+    <w:p>
+      <w:pPr>
+        <w:pBdr>
+          <w:top w:val="single" w:sz="4" w:space="1" w:color="auto"/>
+          <w:left w:val="single" w:sz="4" w:space="4" w:color="auto"/>
+          <w:bottom w:val="single" w:sz="4" w:space="1" w:color="auto"/>
+          <w:right w:val="single" w:sz="4" w:space="4" w:color="auto"/>
+        </w:pBdr>
+        <w:shd w:val="clear" w:color="auto" w:fill="F2F2F2" w:themeFill="background1" w:themeFillShade="F2"/>
+        <w:spacing w:line="480" w:lineRule="auto"/>
+        <w:rPr>
+          <w:rFonts w:ascii="Georgia Pro" w:eastAsia="Georgia Pro" w:hAnsi="Georgia Pro" w:cs="Georgia Pro"/>
+          <w:color w:val="000000" w:themeColor="text1"/>
+        </w:rPr>
+      </w:pPr>
+    </w:p>
+    <w:p>
+      <w:pPr>
+        <w:pBdr>
+          <w:top w:val="single" w:sz="4" w:space="1" w:color="auto"/>
+          <w:left w:val="single" w:sz="4" w:space="4" w:color="auto"/>
+          <w:bottom w:val="single" w:sz="4" w:space="1" w:color="auto"/>
+          <w:right w:val="single" w:sz="4" w:space="4" w:color="auto"/>
+        </w:pBdr>
+        <w:shd w:val="clear" w:color="auto" w:fill="F2F2F2" w:themeFill="background1" w:themeFillShade="F2"/>
+        <w:spacing w:line="480" w:lineRule="auto"/>
+        <w:rPr>
+          <w:rFonts w:ascii="Georgia Pro" w:eastAsia="Georgia Pro" w:hAnsi="Georgia Pro" w:cs="Georgia Pro"/>
+          <w:color w:val="000000" w:themeColor="text1"/>
+        </w:rPr>
+      </w:pPr>
+      <w:r>
+        <w:rPr>
+          <w:rFonts w:ascii="Georgia Pro" w:eastAsia="Georgia Pro" w:hAnsi="Georgia Pro" w:cs="Georgia Pro"/>
+          <w:color w:val="000000" w:themeColor="text1"/>
+        </w:rPr>
+        <w:t>echo $SUBNET_ID</w:t>
+      </w:r>
+    </w:p>
+    <w:p>
+      <w:pPr>
+        <w:spacing w:line="480" w:lineRule="auto"/>
+        <w:rPr>
+          <w:rFonts w:ascii="Georgia Pro" w:eastAsia="Georgia Pro" w:hAnsi="Georgia Pro" w:cs="Georgia Pro"/>
+          <w:color w:val="000000" w:themeColor="text1"/>
+        </w:rPr>
+      </w:pPr>
+    </w:p>
+    <w:p>
+      <w:pPr>
+        <w:spacing w:line="480" w:lineRule="auto"/>
+        <w:rPr>
+          <w:rFonts w:ascii="Georgia Pro" w:eastAsia="Georgia Pro" w:hAnsi="Georgia Pro" w:cs="Georgia Pro"/>
+          <w:color w:val="000000" w:themeColor="text1"/>
+        </w:rPr>
+      </w:pPr>
+      <w:r>
+        <w:rPr>
+          <w:rFonts w:ascii="Georgia Pro" w:eastAsia="Georgia Pro" w:hAnsi="Georgia Pro" w:cs="Georgia Pro"/>
+          <w:color w:val="000000" w:themeColor="text1"/>
+        </w:rPr>
+        <w:t xml:space="preserve">Output: </w:t>
+      </w:r>
+      <w:r>
+        <w:rPr>
+          <w:rFonts w:ascii="Georgia Pro" w:eastAsia="Georgia Pro" w:hAnsi="Georgia Pro" w:cs="Georgia Pro"/>
+          <w:color w:val="000000" w:themeColor="text1"/>
+        </w:rPr>
+        <w:t>subnet-0870b151c4ef0eba3</w:t>
+      </w:r>
+    </w:p>
+    <w:p>
+      <w:pPr>
+        <w:pBdr>
+          <w:top w:val="single" w:sz="4" w:space="1" w:color="auto"/>
+          <w:left w:val="single" w:sz="4" w:space="4" w:color="auto"/>
+          <w:bottom w:val="single" w:sz="4" w:space="1" w:color="auto"/>
+          <w:right w:val="single" w:sz="4" w:space="4" w:color="auto"/>
+        </w:pBdr>
+        <w:shd w:val="clear" w:color="auto" w:fill="F2F2F2" w:themeFill="background1" w:themeFillShade="F2"/>
+        <w:spacing w:line="480" w:lineRule="auto"/>
+        <w:rPr>
+          <w:rFonts w:ascii="Georgia Pro" w:eastAsia="Georgia Pro" w:hAnsi="Georgia Pro" w:cs="Georgia Pro"/>
+          <w:color w:val="000000" w:themeColor="text1"/>
+        </w:rPr>
+      </w:pPr>
+      <w:r>
+        <w:rPr>
+          <w:rFonts w:ascii="Georgia Pro" w:eastAsia="Georgia Pro" w:hAnsi="Georgia Pro" w:cs="Georgia Pro"/>
+          <w:color w:val="000000" w:themeColor="text1"/>
+        </w:rPr>
+        <w:t>SG_ID</w:t>
+      </w:r>
+      <w:r>
+        <w:rPr>
+          <w:rFonts w:ascii="Georgia Pro" w:eastAsia="Georgia Pro" w:hAnsi="Georgia Pro" w:cs="Georgia Pro"/>
+          <w:color w:val="000000" w:themeColor="text1"/>
+        </w:rPr>
+        <w:t>=</w:t>
+      </w:r>
+      <w:r>
+        <w:rPr>
+          <w:rFonts w:ascii="Georgia Pro" w:eastAsia="Georgia Pro" w:hAnsi="Georgia Pro" w:cs="Georgia Pro"/>
+          <w:color w:val="000000" w:themeColor="text1"/>
+          <w:highlight w:val="yellow"/>
+        </w:rPr>
+        <w:t xml:space="preserve"> </w:t>
+      </w:r>
+      <w:r>
+        <w:rPr>
+          <w:rFonts w:ascii="Georgia Pro" w:eastAsia="Georgia Pro" w:hAnsi="Georgia Pro" w:cs="Georgia Pro"/>
+          <w:color w:val="000000" w:themeColor="text1"/>
+          <w:highlight w:val="yellow"/>
+        </w:rPr>
+        <w:t>sg-0a65e7fa480cdcb43</w:t>
+      </w:r>
+    </w:p>
+    <w:p>
+      <w:pPr>
+        <w:rPr>
+          <w:rFonts w:ascii="Georgia Pro" w:eastAsia="Georgia Pro" w:hAnsi="Georgia Pro" w:cs="Georgia Pro"/>
+          <w:color w:val="000000" w:themeColor="text1"/>
+        </w:rPr>
+      </w:pPr>
+      <w:r>
+        <w:rPr>
+          <w:rFonts w:ascii="Georgia Pro" w:eastAsia="Georgia Pro" w:hAnsi="Georgia Pro" w:cs="Georgia Pro"/>
+          <w:color w:val="000000" w:themeColor="text1"/>
+        </w:rPr>
+        <w:br w:type="page"/>
+      </w:r>
+    </w:p>
+    <w:p>
+      <w:pPr>
+        <w:spacing w:line="480" w:lineRule="auto"/>
+        <w:rPr>
+          <w:rFonts w:ascii="Georgia Pro" w:eastAsia="Georgia Pro" w:hAnsi="Georgia Pro" w:cs="Georgia Pro"/>
+          <w:color w:val="000000" w:themeColor="text1"/>
+        </w:rPr>
+      </w:pPr>
+      <w:r>
+        <w:rPr>
+          <w:rFonts w:ascii="Georgia Pro" w:eastAsia="Georgia Pro" w:hAnsi="Georgia Pro" w:cs="Georgia Pro"/>
+          <w:color w:val="000000" w:themeColor="text1"/>
+        </w:rPr>
+        <w:lastRenderedPageBreak/>
+        <w:t>Now Create EC2</w:t>
+      </w:r>
+    </w:p>
+    <w:p>
+      <w:pPr>
+        <w:pBdr>
+          <w:top w:val="single" w:sz="4" w:space="1" w:color="auto"/>
+          <w:left w:val="single" w:sz="4" w:space="4" w:color="auto"/>
+          <w:bottom w:val="single" w:sz="4" w:space="1" w:color="auto"/>
+          <w:right w:val="single" w:sz="4" w:space="4" w:color="auto"/>
+        </w:pBdr>
+        <w:shd w:val="clear" w:color="auto" w:fill="F2F2F2" w:themeFill="background1" w:themeFillShade="F2"/>
+        <w:spacing w:line="276" w:lineRule="auto"/>
+        <w:rPr>
+          <w:rFonts w:ascii="Georgia Pro" w:eastAsia="Georgia Pro" w:hAnsi="Georgia Pro" w:cs="Georgia Pro"/>
+          <w:color w:val="000000" w:themeColor="text1"/>
+        </w:rPr>
+      </w:pPr>
+      <w:r>
+        <w:rPr>
+          <w:rFonts w:ascii="Georgia Pro" w:eastAsia="Georgia Pro" w:hAnsi="Georgia Pro" w:cs="Georgia Pro"/>
+          <w:color w:val="000000" w:themeColor="text1"/>
+        </w:rPr>
+        <w:t>INSTANCE_ID=$(</w:t>
+      </w:r>
+      <w:proofErr w:type="spellStart"/>
+      <w:r>
+        <w:rPr>
+          <w:rFonts w:ascii="Georgia Pro" w:eastAsia="Georgia Pro" w:hAnsi="Georgia Pro" w:cs="Georgia Pro"/>
+          <w:color w:val="000000" w:themeColor="text1"/>
+        </w:rPr>
+        <w:t>aws</w:t>
+      </w:r>
+      <w:proofErr w:type="spellEnd"/>
+      <w:r>
+        <w:rPr>
+          <w:rFonts w:ascii="Georgia Pro" w:eastAsia="Georgia Pro" w:hAnsi="Georgia Pro" w:cs="Georgia Pro"/>
+          <w:color w:val="000000" w:themeColor="text1"/>
+        </w:rPr>
+        <w:t xml:space="preserve"> ec2 </w:t>
+      </w:r>
+      <w:proofErr w:type="gramStart"/>
+      <w:r>
+        <w:rPr>
+          <w:rFonts w:ascii="Georgia Pro" w:eastAsia="Georgia Pro" w:hAnsi="Georgia Pro" w:cs="Georgia Pro"/>
+          <w:color w:val="000000" w:themeColor="text1"/>
+        </w:rPr>
+        <w:t>run-instances</w:t>
+      </w:r>
+      <w:proofErr w:type="gramEnd"/>
+      <w:r>
+        <w:rPr>
+          <w:rFonts w:ascii="Georgia Pro" w:eastAsia="Georgia Pro" w:hAnsi="Georgia Pro" w:cs="Georgia Pro"/>
+          <w:color w:val="000000" w:themeColor="text1"/>
+        </w:rPr>
+        <w:t xml:space="preserve"> \</w:t>
+      </w:r>
+    </w:p>
+    <w:p>
+      <w:pPr>
+        <w:pBdr>
+          <w:top w:val="single" w:sz="4" w:space="1" w:color="auto"/>
+          <w:left w:val="single" w:sz="4" w:space="4" w:color="auto"/>
+          <w:bottom w:val="single" w:sz="4" w:space="1" w:color="auto"/>
+          <w:right w:val="single" w:sz="4" w:space="4" w:color="auto"/>
+        </w:pBdr>
+        <w:shd w:val="clear" w:color="auto" w:fill="F2F2F2" w:themeFill="background1" w:themeFillShade="F2"/>
+        <w:spacing w:line="276" w:lineRule="auto"/>
+        <w:rPr>
+          <w:rFonts w:ascii="Georgia Pro" w:eastAsia="Georgia Pro" w:hAnsi="Georgia Pro" w:cs="Georgia Pro"/>
+          <w:color w:val="000000" w:themeColor="text1"/>
+        </w:rPr>
+      </w:pPr>
+      <w:r>
+        <w:rPr>
+          <w:rFonts w:ascii="Georgia Pro" w:eastAsia="Georgia Pro" w:hAnsi="Georgia Pro" w:cs="Georgia Pro"/>
+          <w:color w:val="000000" w:themeColor="text1"/>
+        </w:rPr>
+        <w:t>--image-id $AMI_ID \</w:t>
+      </w:r>
+    </w:p>
+    <w:p>
+      <w:pPr>
+        <w:pBdr>
+          <w:top w:val="single" w:sz="4" w:space="1" w:color="auto"/>
+          <w:left w:val="single" w:sz="4" w:space="4" w:color="auto"/>
+          <w:bottom w:val="single" w:sz="4" w:space="1" w:color="auto"/>
+          <w:right w:val="single" w:sz="4" w:space="4" w:color="auto"/>
+        </w:pBdr>
+        <w:shd w:val="clear" w:color="auto" w:fill="F2F2F2" w:themeFill="background1" w:themeFillShade="F2"/>
+        <w:spacing w:line="276" w:lineRule="auto"/>
+        <w:rPr>
+          <w:rFonts w:ascii="Georgia Pro" w:eastAsia="Georgia Pro" w:hAnsi="Georgia Pro" w:cs="Georgia Pro"/>
+          <w:color w:val="000000" w:themeColor="text1"/>
+        </w:rPr>
+      </w:pPr>
+      <w:r>
+        <w:rPr>
+          <w:rFonts w:ascii="Georgia Pro" w:eastAsia="Georgia Pro" w:hAnsi="Georgia Pro" w:cs="Georgia Pro"/>
+          <w:color w:val="000000" w:themeColor="text1"/>
+        </w:rPr>
+        <w:t>--instance-type t</w:t>
+      </w:r>
+      <w:proofErr w:type="gramStart"/>
+      <w:r>
+        <w:rPr>
+          <w:rFonts w:ascii="Georgia Pro" w:eastAsia="Georgia Pro" w:hAnsi="Georgia Pro" w:cs="Georgia Pro"/>
+          <w:color w:val="000000" w:themeColor="text1"/>
+        </w:rPr>
+        <w:t>3.micro</w:t>
+      </w:r>
+      <w:proofErr w:type="gramEnd"/>
+      <w:r>
+        <w:rPr>
+          <w:rFonts w:ascii="Georgia Pro" w:eastAsia="Georgia Pro" w:hAnsi="Georgia Pro" w:cs="Georgia Pro"/>
+          <w:color w:val="000000" w:themeColor="text1"/>
+        </w:rPr>
+        <w:t xml:space="preserve"> \</w:t>
+      </w:r>
+    </w:p>
+    <w:p>
+      <w:pPr>
+        <w:pBdr>
+          <w:top w:val="single" w:sz="4" w:space="1" w:color="auto"/>
+          <w:left w:val="single" w:sz="4" w:space="4" w:color="auto"/>
+          <w:bottom w:val="single" w:sz="4" w:space="1" w:color="auto"/>
+          <w:right w:val="single" w:sz="4" w:space="4" w:color="auto"/>
+        </w:pBdr>
+        <w:shd w:val="clear" w:color="auto" w:fill="F2F2F2" w:themeFill="background1" w:themeFillShade="F2"/>
+        <w:spacing w:line="276" w:lineRule="auto"/>
+        <w:rPr>
+          <w:rFonts w:ascii="Georgia Pro" w:eastAsia="Georgia Pro" w:hAnsi="Georgia Pro" w:cs="Georgia Pro"/>
+          <w:color w:val="000000" w:themeColor="text1"/>
+        </w:rPr>
+      </w:pPr>
+      <w:r>
+        <w:rPr>
+          <w:rFonts w:ascii="Georgia Pro" w:eastAsia="Georgia Pro" w:hAnsi="Georgia Pro" w:cs="Georgia Pro"/>
+          <w:color w:val="000000" w:themeColor="text1"/>
+        </w:rPr>
+        <w:t>--key-name $KEY_NAME \</w:t>
+      </w:r>
+    </w:p>
+    <w:p>
+      <w:pPr>
+        <w:pBdr>
+          <w:top w:val="single" w:sz="4" w:space="1" w:color="auto"/>
+          <w:left w:val="single" w:sz="4" w:space="4" w:color="auto"/>
+          <w:bottom w:val="single" w:sz="4" w:space="1" w:color="auto"/>
+          <w:right w:val="single" w:sz="4" w:space="4" w:color="auto"/>
+        </w:pBdr>
+        <w:shd w:val="clear" w:color="auto" w:fill="F2F2F2" w:themeFill="background1" w:themeFillShade="F2"/>
+        <w:spacing w:line="276" w:lineRule="auto"/>
+        <w:rPr>
+          <w:rFonts w:ascii="Georgia Pro" w:eastAsia="Georgia Pro" w:hAnsi="Georgia Pro" w:cs="Georgia Pro"/>
+          <w:color w:val="000000" w:themeColor="text1"/>
+        </w:rPr>
+      </w:pPr>
+      <w:r>
+        <w:rPr>
+          <w:rFonts w:ascii="Georgia Pro" w:eastAsia="Georgia Pro" w:hAnsi="Georgia Pro" w:cs="Georgia Pro"/>
+          <w:color w:val="000000" w:themeColor="text1"/>
+        </w:rPr>
+        <w:t>--subnet-id $SUBNET_ID \</w:t>
+      </w:r>
+    </w:p>
+    <w:p>
+      <w:pPr>
+        <w:pBdr>
+          <w:top w:val="single" w:sz="4" w:space="1" w:color="auto"/>
+          <w:left w:val="single" w:sz="4" w:space="4" w:color="auto"/>
+          <w:bottom w:val="single" w:sz="4" w:space="1" w:color="auto"/>
+          <w:right w:val="single" w:sz="4" w:space="4" w:color="auto"/>
+        </w:pBdr>
+        <w:shd w:val="clear" w:color="auto" w:fill="F2F2F2" w:themeFill="background1" w:themeFillShade="F2"/>
+        <w:spacing w:line="276" w:lineRule="auto"/>
+        <w:rPr>
+          <w:rFonts w:ascii="Georgia Pro" w:eastAsia="Georgia Pro" w:hAnsi="Georgia Pro" w:cs="Georgia Pro"/>
+          <w:color w:val="000000" w:themeColor="text1"/>
+        </w:rPr>
+      </w:pPr>
+      <w:r>
+        <w:rPr>
+          <w:rFonts w:ascii="Georgia Pro" w:eastAsia="Georgia Pro" w:hAnsi="Georgia Pro" w:cs="Georgia Pro"/>
+          <w:color w:val="000000" w:themeColor="text1"/>
+        </w:rPr>
+        <w:t>--security-group-ids $SG_ID \</w:t>
+      </w:r>
+    </w:p>
+    <w:p>
+      <w:pPr>
+        <w:pBdr>
+          <w:top w:val="single" w:sz="4" w:space="1" w:color="auto"/>
+          <w:left w:val="single" w:sz="4" w:space="4" w:color="auto"/>
+          <w:bottom w:val="single" w:sz="4" w:space="1" w:color="auto"/>
+          <w:right w:val="single" w:sz="4" w:space="4" w:color="auto"/>
+        </w:pBdr>
+        <w:shd w:val="clear" w:color="auto" w:fill="F2F2F2" w:themeFill="background1" w:themeFillShade="F2"/>
+        <w:spacing w:line="276" w:lineRule="auto"/>
+        <w:rPr>
+          <w:rFonts w:ascii="Georgia Pro" w:eastAsia="Georgia Pro" w:hAnsi="Georgia Pro" w:cs="Georgia Pro"/>
+          <w:color w:val="000000" w:themeColor="text1"/>
+        </w:rPr>
+      </w:pPr>
+      <w:r>
+        <w:rPr>
+          <w:rFonts w:ascii="Georgia Pro" w:eastAsia="Georgia Pro" w:hAnsi="Georgia Pro" w:cs="Georgia Pro"/>
+          <w:color w:val="000000" w:themeColor="text1"/>
+        </w:rPr>
+        <w:t>--tag-specifications "</w:t>
+      </w:r>
+      <w:proofErr w:type="spellStart"/>
+      <w:r>
+        <w:rPr>
+          <w:rFonts w:ascii="Georgia Pro" w:eastAsia="Georgia Pro" w:hAnsi="Georgia Pro" w:cs="Georgia Pro"/>
+          <w:color w:val="000000" w:themeColor="text1"/>
+        </w:rPr>
+        <w:t>ResourceType</w:t>
+      </w:r>
+      <w:proofErr w:type="spellEnd"/>
+      <w:r>
+        <w:rPr>
+          <w:rFonts w:ascii="Georgia Pro" w:eastAsia="Georgia Pro" w:hAnsi="Georgia Pro" w:cs="Georgia Pro"/>
+          <w:color w:val="000000" w:themeColor="text1"/>
+        </w:rPr>
+        <w:t>=</w:t>
+      </w:r>
+      <w:proofErr w:type="spellStart"/>
+      <w:proofErr w:type="gramStart"/>
+      <w:r>
+        <w:rPr>
+          <w:rFonts w:ascii="Georgia Pro" w:eastAsia="Georgia Pro" w:hAnsi="Georgia Pro" w:cs="Georgia Pro"/>
+          <w:color w:val="000000" w:themeColor="text1"/>
+        </w:rPr>
+        <w:t>instance,Tags</w:t>
+      </w:r>
+      <w:proofErr w:type="spellEnd"/>
+      <w:r>
+        <w:rPr>
+          <w:rFonts w:ascii="Georgia Pro" w:eastAsia="Georgia Pro" w:hAnsi="Georgia Pro" w:cs="Georgia Pro"/>
+          <w:color w:val="000000" w:themeColor="text1"/>
+        </w:rPr>
+        <w:t>=[{</w:t>
+      </w:r>
+      <w:proofErr w:type="gramEnd"/>
+      <w:r>
+        <w:rPr>
+          <w:rFonts w:ascii="Georgia Pro" w:eastAsia="Georgia Pro" w:hAnsi="Georgia Pro" w:cs="Georgia Pro"/>
+          <w:color w:val="000000" w:themeColor="text1"/>
+        </w:rPr>
+        <w:t>Key=</w:t>
+      </w:r>
+      <w:proofErr w:type="spellStart"/>
+      <w:proofErr w:type="gramStart"/>
+      <w:r>
+        <w:rPr>
+          <w:rFonts w:ascii="Georgia Pro" w:eastAsia="Georgia Pro" w:hAnsi="Georgia Pro" w:cs="Georgia Pro"/>
+          <w:color w:val="000000" w:themeColor="text1"/>
+        </w:rPr>
+        <w:t>Name,Value</w:t>
+      </w:r>
+      <w:proofErr w:type="spellEnd"/>
+      <w:proofErr w:type="gramEnd"/>
+      <w:r>
+        <w:rPr>
+          <w:rFonts w:ascii="Georgia Pro" w:eastAsia="Georgia Pro" w:hAnsi="Georgia Pro" w:cs="Georgia Pro"/>
+          <w:color w:val="000000" w:themeColor="text1"/>
+        </w:rPr>
+        <w:t>=ubuntu-</w:t>
+      </w:r>
+      <w:proofErr w:type="spellStart"/>
+      <w:r>
+        <w:rPr>
+          <w:rFonts w:ascii="Georgia Pro" w:eastAsia="Georgia Pro" w:hAnsi="Georgia Pro" w:cs="Georgia Pro"/>
+          <w:color w:val="000000" w:themeColor="text1"/>
+        </w:rPr>
+        <w:t>mysql</w:t>
+      </w:r>
+      <w:proofErr w:type="spellEnd"/>
+      <w:r>
+        <w:rPr>
+          <w:rFonts w:ascii="Georgia Pro" w:eastAsia="Georgia Pro" w:hAnsi="Georgia Pro" w:cs="Georgia Pro"/>
+          <w:color w:val="000000" w:themeColor="text1"/>
+        </w:rPr>
+        <w:t>-</w:t>
+      </w:r>
+      <w:proofErr w:type="gramStart"/>
+      <w:r>
+        <w:rPr>
+          <w:rFonts w:ascii="Georgia Pro" w:eastAsia="Georgia Pro" w:hAnsi="Georgia Pro" w:cs="Georgia Pro"/>
+          <w:color w:val="000000" w:themeColor="text1"/>
+        </w:rPr>
+        <w:t>lab}]</w:t>
+      </w:r>
+      <w:proofErr w:type="gramEnd"/>
+      <w:r>
+        <w:rPr>
+          <w:rFonts w:ascii="Georgia Pro" w:eastAsia="Georgia Pro" w:hAnsi="Georgia Pro" w:cs="Georgia Pro"/>
+          <w:color w:val="000000" w:themeColor="text1"/>
+        </w:rPr>
+        <w:t>" \</w:t>
+      </w:r>
+    </w:p>
+    <w:p>
+      <w:pPr>
+        <w:pBdr>
+          <w:top w:val="single" w:sz="4" w:space="1" w:color="auto"/>
+          <w:left w:val="single" w:sz="4" w:space="4" w:color="auto"/>
+          <w:bottom w:val="single" w:sz="4" w:space="1" w:color="auto"/>
+          <w:right w:val="single" w:sz="4" w:space="4" w:color="auto"/>
+        </w:pBdr>
+        <w:shd w:val="clear" w:color="auto" w:fill="F2F2F2" w:themeFill="background1" w:themeFillShade="F2"/>
+        <w:spacing w:line="276" w:lineRule="auto"/>
+        <w:rPr>
+          <w:rFonts w:ascii="Georgia Pro" w:eastAsia="Georgia Pro" w:hAnsi="Georgia Pro" w:cs="Georgia Pro"/>
+          <w:color w:val="000000" w:themeColor="text1"/>
+        </w:rPr>
+      </w:pPr>
+      <w:r>
+        <w:rPr>
+          <w:rFonts w:ascii="Georgia Pro" w:eastAsia="Georgia Pro" w:hAnsi="Georgia Pro" w:cs="Georgia Pro"/>
+          <w:color w:val="000000" w:themeColor="text1"/>
+        </w:rPr>
+        <w:t>--query '</w:t>
+      </w:r>
+      <w:proofErr w:type="gramStart"/>
+      <w:r>
+        <w:rPr>
+          <w:rFonts w:ascii="Georgia Pro" w:eastAsia="Georgia Pro" w:hAnsi="Georgia Pro" w:cs="Georgia Pro"/>
+          <w:color w:val="000000" w:themeColor="text1"/>
+        </w:rPr>
+        <w:t>Instances[</w:t>
+      </w:r>
+      <w:proofErr w:type="gramEnd"/>
+      <w:r>
+        <w:rPr>
+          <w:rFonts w:ascii="Georgia Pro" w:eastAsia="Georgia Pro" w:hAnsi="Georgia Pro" w:cs="Georgia Pro"/>
+          <w:color w:val="000000" w:themeColor="text1"/>
+        </w:rPr>
+        <w:t>0</w:t>
+      </w:r>
+      <w:proofErr w:type="gramStart"/>
+      <w:r>
+        <w:rPr>
+          <w:rFonts w:ascii="Georgia Pro" w:eastAsia="Georgia Pro" w:hAnsi="Georgia Pro" w:cs="Georgia Pro"/>
+          <w:color w:val="000000" w:themeColor="text1"/>
+        </w:rPr>
+        <w:t>].</w:t>
+      </w:r>
+      <w:proofErr w:type="spellStart"/>
+      <w:r>
+        <w:rPr>
+          <w:rFonts w:ascii="Georgia Pro" w:eastAsia="Georgia Pro" w:hAnsi="Georgia Pro" w:cs="Georgia Pro"/>
+          <w:color w:val="000000" w:themeColor="text1"/>
+        </w:rPr>
+        <w:t>InstanceId</w:t>
+      </w:r>
+      <w:proofErr w:type="spellEnd"/>
+      <w:proofErr w:type="gramEnd"/>
+      <w:r>
+        <w:rPr>
+          <w:rFonts w:ascii="Georgia Pro" w:eastAsia="Georgia Pro" w:hAnsi="Georgia Pro" w:cs="Georgia Pro"/>
+          <w:color w:val="000000" w:themeColor="text1"/>
+        </w:rPr>
+        <w:t>' \</w:t>
+      </w:r>
+    </w:p>
+    <w:p>
+      <w:pPr>
+        <w:pBdr>
+          <w:top w:val="single" w:sz="4" w:space="1" w:color="auto"/>
+          <w:left w:val="single" w:sz="4" w:space="4" w:color="auto"/>
+          <w:bottom w:val="single" w:sz="4" w:space="1" w:color="auto"/>
+          <w:right w:val="single" w:sz="4" w:space="4" w:color="auto"/>
+        </w:pBdr>
+        <w:shd w:val="clear" w:color="auto" w:fill="F2F2F2" w:themeFill="background1" w:themeFillShade="F2"/>
+        <w:spacing w:line="276" w:lineRule="auto"/>
+        <w:rPr>
+          <w:rFonts w:ascii="Georgia Pro" w:eastAsia="Georgia Pro" w:hAnsi="Georgia Pro" w:cs="Georgia Pro"/>
+          <w:color w:val="000000" w:themeColor="text1"/>
+        </w:rPr>
+      </w:pPr>
+      <w:r>
+        <w:rPr>
+          <w:rFonts w:ascii="Georgia Pro" w:eastAsia="Georgia Pro" w:hAnsi="Georgia Pro" w:cs="Georgia Pro"/>
+          <w:color w:val="000000" w:themeColor="text1"/>
+        </w:rPr>
+        <w:t>--output text)</w:t>
+      </w:r>
+    </w:p>
+    <w:p>
+      <w:pPr>
+        <w:pBdr>
+          <w:top w:val="single" w:sz="4" w:space="1" w:color="auto"/>
+          <w:left w:val="single" w:sz="4" w:space="4" w:color="auto"/>
+          <w:bottom w:val="single" w:sz="4" w:space="1" w:color="auto"/>
+          <w:right w:val="single" w:sz="4" w:space="4" w:color="auto"/>
+        </w:pBdr>
+        <w:shd w:val="clear" w:color="auto" w:fill="F2F2F2" w:themeFill="background1" w:themeFillShade="F2"/>
+        <w:spacing w:line="276" w:lineRule="auto"/>
+        <w:rPr>
+          <w:rFonts w:ascii="Georgia Pro" w:eastAsia="Georgia Pro" w:hAnsi="Georgia Pro" w:cs="Georgia Pro"/>
+          <w:color w:val="000000" w:themeColor="text1"/>
+        </w:rPr>
+      </w:pPr>
+    </w:p>
+    <w:p>
+      <w:pPr>
+        <w:pBdr>
+          <w:top w:val="single" w:sz="4" w:space="1" w:color="auto"/>
+          <w:left w:val="single" w:sz="4" w:space="4" w:color="auto"/>
+          <w:bottom w:val="single" w:sz="4" w:space="1" w:color="auto"/>
+          <w:right w:val="single" w:sz="4" w:space="4" w:color="auto"/>
+        </w:pBdr>
+        <w:shd w:val="clear" w:color="auto" w:fill="F2F2F2" w:themeFill="background1" w:themeFillShade="F2"/>
+        <w:spacing w:line="276" w:lineRule="auto"/>
+        <w:rPr>
+          <w:rFonts w:ascii="Georgia Pro" w:eastAsia="Georgia Pro" w:hAnsi="Georgia Pro" w:cs="Georgia Pro"/>
+          <w:color w:val="000000" w:themeColor="text1"/>
+        </w:rPr>
+      </w:pPr>
+      <w:r>
+        <w:rPr>
+          <w:rFonts w:ascii="Georgia Pro" w:eastAsia="Georgia Pro" w:hAnsi="Georgia Pro" w:cs="Georgia Pro"/>
+          <w:color w:val="000000" w:themeColor="text1"/>
+        </w:rPr>
+        <w:t>echo $INSTANCE_ID</w:t>
+      </w:r>
+    </w:p>
+    <w:p>
+      <w:pPr>
+        <w:spacing w:line="480" w:lineRule="auto"/>
+        <w:rPr>
+          <w:rFonts w:ascii="Segoe UI Emoji" w:eastAsia="Georgia Pro" w:hAnsi="Segoe UI Emoji" w:cs="Segoe UI Emoji"/>
+          <w:b/>
+          <w:bCs/>
+          <w:color w:val="000000" w:themeColor="text1"/>
+        </w:rPr>
+      </w:pPr>
+    </w:p>
+    <w:p>
+      <w:pPr>
+        <w:spacing w:line="480" w:lineRule="auto"/>
+        <w:rPr>
+          <w:rFonts w:ascii="Georgia Pro" w:eastAsia="Georgia Pro" w:hAnsi="Georgia Pro" w:cs="Georgia Pro"/>
+          <w:b/>
+          <w:bCs/>
+          <w:color w:val="000000" w:themeColor="text1"/>
+        </w:rPr>
+      </w:pPr>
+      <w:r>
+        <w:rPr>
+          <w:rFonts w:ascii="Georgia Pro" w:eastAsia="Georgia Pro" w:hAnsi="Georgia Pro" w:cs="Georgia Pro"/>
+          <w:b/>
+          <w:bCs/>
+          <w:color w:val="000000" w:themeColor="text1"/>
+        </w:rPr>
+        <w:t>STEP 7: GET PUBLIC IP</w:t>
+      </w:r>
+    </w:p>
+    <w:p>
+      <w:pPr>
+        <w:pBdr>
+          <w:top w:val="single" w:sz="4" w:space="1" w:color="auto"/>
+          <w:left w:val="single" w:sz="4" w:space="4" w:color="auto"/>
+          <w:bottom w:val="single" w:sz="4" w:space="1" w:color="auto"/>
+          <w:right w:val="single" w:sz="4" w:space="4" w:color="auto"/>
+        </w:pBdr>
+        <w:shd w:val="clear" w:color="auto" w:fill="F2F2F2" w:themeFill="background1" w:themeFillShade="F2"/>
+        <w:spacing w:line="480" w:lineRule="auto"/>
+        <w:rPr>
+          <w:rFonts w:ascii="Georgia Pro" w:eastAsia="Georgia Pro" w:hAnsi="Georgia Pro" w:cs="Georgia Pro"/>
+          <w:color w:val="000000" w:themeColor="text1"/>
+        </w:rPr>
+      </w:pPr>
+      <w:proofErr w:type="spellStart"/>
+      <w:r>
+        <w:rPr>
+          <w:rFonts w:ascii="Georgia Pro" w:eastAsia="Georgia Pro" w:hAnsi="Georgia Pro" w:cs="Georgia Pro"/>
+          <w:color w:val="000000" w:themeColor="text1"/>
+        </w:rPr>
+        <w:t>aws</w:t>
+      </w:r>
+      <w:proofErr w:type="spellEnd"/>
+      <w:r>
+        <w:rPr>
+          <w:rFonts w:ascii="Georgia Pro" w:eastAsia="Georgia Pro" w:hAnsi="Georgia Pro" w:cs="Georgia Pro"/>
+          <w:color w:val="000000" w:themeColor="text1"/>
+        </w:rPr>
+        <w:t xml:space="preserve"> ec2 describe-instances \</w:t>
+      </w:r>
+      <w:r>
+        <w:rPr>
+          <w:rFonts w:ascii="Georgia Pro" w:eastAsia="Georgia Pro" w:hAnsi="Georgia Pro" w:cs="Georgia Pro"/>
+          <w:color w:val="000000" w:themeColor="text1"/>
+        </w:rPr>
+        <w:br/>
+        <w:t>--instance-ids $INSTANCE_ID \</w:t>
+      </w:r>
+      <w:r>
+        <w:rPr>
+          <w:rFonts w:ascii="Georgia Pro" w:eastAsia="Georgia Pro" w:hAnsi="Georgia Pro" w:cs="Georgia Pro"/>
+          <w:color w:val="000000" w:themeColor="text1"/>
+        </w:rPr>
+        <w:br/>
+        <w:t>--query "Reservations[0</w:t>
+      </w:r>
+      <w:proofErr w:type="gramStart"/>
+      <w:r>
+        <w:rPr>
+          <w:rFonts w:ascii="Georgia Pro" w:eastAsia="Georgia Pro" w:hAnsi="Georgia Pro" w:cs="Georgia Pro"/>
+          <w:color w:val="000000" w:themeColor="text1"/>
+        </w:rPr>
+        <w:t>].Instances</w:t>
+      </w:r>
+      <w:proofErr w:type="gramEnd"/>
+      <w:r>
+        <w:rPr>
+          <w:rFonts w:ascii="Georgia Pro" w:eastAsia="Georgia Pro" w:hAnsi="Georgia Pro" w:cs="Georgia Pro"/>
+          <w:color w:val="000000" w:themeColor="text1"/>
+        </w:rPr>
+        <w:t>[0</w:t>
+      </w:r>
+      <w:proofErr w:type="gramStart"/>
+      <w:r>
+        <w:rPr>
+          <w:rFonts w:ascii="Georgia Pro" w:eastAsia="Georgia Pro" w:hAnsi="Georgia Pro" w:cs="Georgia Pro"/>
+          <w:color w:val="000000" w:themeColor="text1"/>
+        </w:rPr>
+        <w:t>].</w:t>
+      </w:r>
+      <w:proofErr w:type="spellStart"/>
+      <w:r>
+        <w:rPr>
+          <w:rFonts w:ascii="Georgia Pro" w:eastAsia="Georgia Pro" w:hAnsi="Georgia Pro" w:cs="Georgia Pro"/>
+          <w:color w:val="000000" w:themeColor="text1"/>
+        </w:rPr>
+        <w:t>PublicIpAddress</w:t>
+      </w:r>
+      <w:proofErr w:type="spellEnd"/>
+      <w:proofErr w:type="gramEnd"/>
+      <w:r>
+        <w:rPr>
+          <w:rFonts w:ascii="Georgia Pro" w:eastAsia="Georgia Pro" w:hAnsi="Georgia Pro" w:cs="Georgia Pro"/>
+          <w:color w:val="000000" w:themeColor="text1"/>
+        </w:rPr>
+        <w:t>" \</w:t>
+      </w:r>
+      <w:r>
+        <w:rPr>
+          <w:rFonts w:ascii="Georgia Pro" w:eastAsia="Georgia Pro" w:hAnsi="Georgia Pro" w:cs="Georgia Pro"/>
+          <w:color w:val="000000" w:themeColor="text1"/>
+        </w:rPr>
+        <w:br/>
+        <w:t>--output text</w:t>
+      </w:r>
+    </w:p>
+    <w:p>
+      <w:pPr>
+        <w:spacing w:line="480" w:lineRule="auto"/>
+        <w:rPr>
+          <w:rFonts w:ascii="Georgia Pro" w:eastAsia="Georgia Pro" w:hAnsi="Georgia Pro" w:cs="Georgia Pro"/>
+          <w:color w:val="000000" w:themeColor="text1"/>
+        </w:rPr>
+      </w:pPr>
+      <w:r>
+        <w:rPr>
+          <w:rFonts w:ascii="Georgia Pro" w:eastAsia="Georgia Pro" w:hAnsi="Georgia Pro" w:cs="Georgia Pro"/>
+          <w:color w:val="000000" w:themeColor="text1"/>
+        </w:rPr>
+        <w:pict w14:anchorId="6996DE03">
+          <v:rect id="_x0000_i1034" style="width:0;height:1.5pt" o:hralign="center" o:hrstd="t" o:hr="t" fillcolor="#a0a0a0" stroked="f"/>
+        </w:pict>
+      </w:r>
+    </w:p>
+    <w:p>
+      <w:pPr>
+        <w:spacing w:line="480" w:lineRule="auto"/>
+        <w:rPr>
+          <w:rFonts w:ascii="Georgia Pro" w:eastAsia="Georgia Pro" w:hAnsi="Georgia Pro" w:cs="Georgia Pro"/>
+          <w:b/>
+          <w:bCs/>
+          <w:color w:val="000000" w:themeColor="text1"/>
+        </w:rPr>
+      </w:pPr>
+      <w:r>
+        <w:rPr>
+          <w:rFonts w:ascii="Georgia Pro" w:eastAsia="Georgia Pro" w:hAnsi="Georgia Pro" w:cs="Georgia Pro"/>
+          <w:b/>
+          <w:bCs/>
+          <w:color w:val="000000" w:themeColor="text1"/>
+        </w:rPr>
+        <w:t>STEP 8: SSH INTO EC2</w:t>
+      </w:r>
+    </w:p>
+    <w:p>
+      <w:pPr>
+        <w:pBdr>
+          <w:top w:val="single" w:sz="4" w:space="1" w:color="auto"/>
+          <w:left w:val="single" w:sz="4" w:space="4" w:color="auto"/>
+          <w:bottom w:val="single" w:sz="4" w:space="1" w:color="auto"/>
+          <w:right w:val="single" w:sz="4" w:space="4" w:color="auto"/>
+        </w:pBdr>
+        <w:shd w:val="clear" w:color="auto" w:fill="F2F2F2" w:themeFill="background1" w:themeFillShade="F2"/>
+        <w:spacing w:line="480" w:lineRule="auto"/>
+        <w:rPr>
+          <w:rFonts w:ascii="Georgia Pro" w:eastAsia="Georgia Pro" w:hAnsi="Georgia Pro" w:cs="Georgia Pro"/>
+          <w:color w:val="000000" w:themeColor="text1"/>
+        </w:rPr>
+      </w:pPr>
+      <w:r>
+        <w:rPr>
+          <w:rFonts w:ascii="Georgia Pro" w:eastAsia="Georgia Pro" w:hAnsi="Georgia Pro" w:cs="Georgia Pro"/>
+          <w:color w:val="000000" w:themeColor="text1"/>
+        </w:rPr>
+        <w:t>ssh -</w:t>
+      </w:r>
+      <w:proofErr w:type="spellStart"/>
+      <w:r>
+        <w:rPr>
+          <w:rFonts w:ascii="Georgia Pro" w:eastAsia="Georgia Pro" w:hAnsi="Georgia Pro" w:cs="Georgia Pro"/>
+          <w:color w:val="000000" w:themeColor="text1"/>
+        </w:rPr>
+        <w:t>i</w:t>
+      </w:r>
+      <w:proofErr w:type="spellEnd"/>
+      <w:r>
+        <w:rPr>
+          <w:rFonts w:ascii="Georgia Pro" w:eastAsia="Georgia Pro" w:hAnsi="Georgia Pro" w:cs="Georgia Pro"/>
+          <w:color w:val="000000" w:themeColor="text1"/>
+        </w:rPr>
+        <w:t xml:space="preserve"> ubuntu-</w:t>
+      </w:r>
+      <w:proofErr w:type="spellStart"/>
+      <w:r>
+        <w:rPr>
+          <w:rFonts w:ascii="Georgia Pro" w:eastAsia="Georgia Pro" w:hAnsi="Georgia Pro" w:cs="Georgia Pro"/>
+          <w:color w:val="000000" w:themeColor="text1"/>
+        </w:rPr>
+        <w:t>key.pem</w:t>
+      </w:r>
+      <w:proofErr w:type="spellEnd"/>
+      <w:r>
+        <w:rPr>
+          <w:rFonts w:ascii="Georgia Pro" w:eastAsia="Georgia Pro" w:hAnsi="Georgia Pro" w:cs="Georgia Pro"/>
+          <w:color w:val="000000" w:themeColor="text1"/>
+        </w:rPr>
+        <w:t xml:space="preserve"> </w:t>
+      </w:r>
+      <w:proofErr w:type="gramStart"/>
+      <w:r>
+        <w:rPr>
+          <w:rFonts w:ascii="Georgia Pro" w:eastAsia="Georgia Pro" w:hAnsi="Georgia Pro" w:cs="Georgia Pro"/>
+          <w:color w:val="000000" w:themeColor="text1"/>
+        </w:rPr>
+        <w:t>ubuntu@</w:t>
+      </w:r>
+      <w:proofErr w:type="gramEnd"/>
+      <w:r>
+        <w:rPr>
+          <w:rFonts w:ascii="Georgia Pro" w:eastAsia="Georgia Pro" w:hAnsi="Georgia Pro" w:cs="Georgia Pro"/>
+          <w:color w:val="000000" w:themeColor="text1"/>
+        </w:rPr>
+        <w:t>&lt;PUBLIC-IP&gt;</w:t>
+      </w:r>
+    </w:p>
+    <w:p>
+      <w:pPr>
+        <w:spacing w:line="480" w:lineRule="auto"/>
+        <w:rPr>
+          <w:rFonts w:ascii="Georgia Pro" w:eastAsia="Georgia Pro" w:hAnsi="Georgia Pro" w:cs="Georgia Pro"/>
+          <w:color w:val="000000" w:themeColor="text1"/>
+        </w:rPr>
+      </w:pPr>
+      <w:r>
+        <w:rPr>
+          <w:rFonts w:ascii="Georgia Pro" w:eastAsia="Georgia Pro" w:hAnsi="Georgia Pro" w:cs="Georgia Pro"/>
+          <w:color w:val="000000" w:themeColor="text1"/>
+        </w:rPr>
+        <w:pict w14:anchorId="5BD01312">
+          <v:rect id="_x0000_i1035" style="width:0;height:1.5pt" o:hralign="center" o:hrstd="t" o:hr="t" fillcolor="#a0a0a0" stroked="f"/>
+        </w:pict>
+      </w:r>
+    </w:p>
+    <w:p>
+      <w:pPr>
+        <w:spacing w:line="480" w:lineRule="auto"/>
+        <w:rPr>
+          <w:rFonts w:ascii="Georgia Pro" w:eastAsia="Georgia Pro" w:hAnsi="Georgia Pro" w:cs="Georgia Pro"/>
+          <w:b/>
+          <w:bCs/>
+          <w:color w:val="000000" w:themeColor="text1"/>
+        </w:rPr>
+      </w:pPr>
+    </w:p>
+    <w:p>
+      <w:pPr>
+        <w:spacing w:line="480" w:lineRule="auto"/>
+        <w:rPr>
+          <w:rFonts w:ascii="Georgia Pro" w:eastAsia="Georgia Pro" w:hAnsi="Georgia Pro" w:cs="Georgia Pro"/>
+          <w:b/>
+          <w:bCs/>
+          <w:color w:val="000000" w:themeColor="text1"/>
+        </w:rPr>
+      </w:pPr>
+    </w:p>
+    <w:p>
+      <w:pPr>
+        <w:spacing w:line="480" w:lineRule="auto"/>
+        <w:rPr>
+          <w:rFonts w:ascii="Georgia Pro" w:eastAsia="Georgia Pro" w:hAnsi="Georgia Pro" w:cs="Georgia Pro"/>
+          <w:b/>
+          <w:bCs/>
+          <w:color w:val="000000" w:themeColor="text1"/>
+        </w:rPr>
+      </w:pPr>
+      <w:r>
+        <w:rPr>
+          <w:rFonts w:ascii="Georgia Pro" w:eastAsia="Georgia Pro" w:hAnsi="Georgia Pro" w:cs="Georgia Pro"/>
+          <w:b/>
+          <w:bCs/>
+          <w:color w:val="000000" w:themeColor="text1"/>
+        </w:rPr>
+        <w:lastRenderedPageBreak/>
+        <w:t>STEP 9: INSTALL PYTHON + MYSQL CLIENT (IN EC2)</w:t>
+      </w:r>
+    </w:p>
+    <w:p>
+      <w:pPr>
+        <w:pBdr>
+          <w:top w:val="single" w:sz="4" w:space="1" w:color="auto"/>
+          <w:left w:val="single" w:sz="4" w:space="4" w:color="auto"/>
+          <w:bottom w:val="single" w:sz="4" w:space="1" w:color="auto"/>
+          <w:right w:val="single" w:sz="4" w:space="4" w:color="auto"/>
+        </w:pBdr>
+        <w:shd w:val="clear" w:color="auto" w:fill="F2F2F2" w:themeFill="background1" w:themeFillShade="F2"/>
+        <w:spacing w:line="480" w:lineRule="auto"/>
+        <w:rPr>
+          <w:rFonts w:ascii="Georgia Pro" w:eastAsia="Georgia Pro" w:hAnsi="Georgia Pro" w:cs="Georgia Pro"/>
+          <w:color w:val="000000" w:themeColor="text1"/>
+        </w:rPr>
+      </w:pPr>
+      <w:proofErr w:type="spellStart"/>
+      <w:r>
+        <w:rPr>
+          <w:rFonts w:ascii="Georgia Pro" w:eastAsia="Georgia Pro" w:hAnsi="Georgia Pro" w:cs="Georgia Pro"/>
+          <w:color w:val="000000" w:themeColor="text1"/>
+        </w:rPr>
+        <w:t>sudo</w:t>
+      </w:r>
+      <w:proofErr w:type="spellEnd"/>
+      <w:r>
+        <w:rPr>
+          <w:rFonts w:ascii="Georgia Pro" w:eastAsia="Georgia Pro" w:hAnsi="Georgia Pro" w:cs="Georgia Pro"/>
+          <w:color w:val="000000" w:themeColor="text1"/>
+        </w:rPr>
+        <w:t xml:space="preserve"> apt update -y</w:t>
+      </w:r>
+      <w:r>
+        <w:rPr>
+          <w:rFonts w:ascii="Georgia Pro" w:eastAsia="Georgia Pro" w:hAnsi="Georgia Pro" w:cs="Georgia Pro"/>
+          <w:color w:val="000000" w:themeColor="text1"/>
+        </w:rPr>
+        <w:br/>
+      </w:r>
+      <w:proofErr w:type="spellStart"/>
+      <w:r>
+        <w:rPr>
+          <w:rFonts w:ascii="Georgia Pro" w:eastAsia="Georgia Pro" w:hAnsi="Georgia Pro" w:cs="Georgia Pro"/>
+          <w:color w:val="000000" w:themeColor="text1"/>
+        </w:rPr>
+        <w:t>sudo</w:t>
+      </w:r>
+      <w:proofErr w:type="spellEnd"/>
+      <w:r>
+        <w:rPr>
+          <w:rFonts w:ascii="Georgia Pro" w:eastAsia="Georgia Pro" w:hAnsi="Georgia Pro" w:cs="Georgia Pro"/>
+          <w:color w:val="000000" w:themeColor="text1"/>
+        </w:rPr>
+        <w:t xml:space="preserve"> apt install python3 python3-pip </w:t>
+      </w:r>
+      <w:proofErr w:type="spellStart"/>
+      <w:r>
+        <w:rPr>
+          <w:rFonts w:ascii="Georgia Pro" w:eastAsia="Georgia Pro" w:hAnsi="Georgia Pro" w:cs="Georgia Pro"/>
+          <w:color w:val="000000" w:themeColor="text1"/>
+        </w:rPr>
+        <w:t>mysql</w:t>
+      </w:r>
+      <w:proofErr w:type="spellEnd"/>
+      <w:r>
+        <w:rPr>
+          <w:rFonts w:ascii="Georgia Pro" w:eastAsia="Georgia Pro" w:hAnsi="Georgia Pro" w:cs="Georgia Pro"/>
+          <w:color w:val="000000" w:themeColor="text1"/>
+        </w:rPr>
+        <w:t>-client -y</w:t>
+      </w:r>
+    </w:p>
+    <w:p>
+      <w:pPr>
+        <w:spacing w:line="480" w:lineRule="auto"/>
+        <w:rPr>
+          <w:rFonts w:ascii="Georgia Pro" w:eastAsia="Georgia Pro" w:hAnsi="Georgia Pro" w:cs="Georgia Pro"/>
+          <w:color w:val="000000" w:themeColor="text1"/>
+        </w:rPr>
+      </w:pPr>
+    </w:p>
+    <w:p>
+      <w:pPr>
+        <w:pBdr>
+          <w:top w:val="single" w:sz="4" w:space="1" w:color="auto"/>
+          <w:left w:val="single" w:sz="4" w:space="4" w:color="auto"/>
+          <w:bottom w:val="single" w:sz="4" w:space="1" w:color="auto"/>
+          <w:right w:val="single" w:sz="4" w:space="4" w:color="auto"/>
+        </w:pBdr>
+        <w:shd w:val="clear" w:color="auto" w:fill="F2F2F2" w:themeFill="background1" w:themeFillShade="F2"/>
+        <w:spacing w:line="480" w:lineRule="auto"/>
+        <w:rPr>
+          <w:rFonts w:ascii="Georgia Pro" w:eastAsia="Georgia Pro" w:hAnsi="Georgia Pro" w:cs="Georgia Pro"/>
+          <w:color w:val="000000" w:themeColor="text1"/>
+        </w:rPr>
+      </w:pPr>
+      <w:proofErr w:type="spellStart"/>
+      <w:r>
+        <w:rPr>
+          <w:rFonts w:ascii="Georgia Pro" w:eastAsia="Georgia Pro" w:hAnsi="Georgia Pro" w:cs="Georgia Pro"/>
+          <w:color w:val="000000" w:themeColor="text1"/>
+        </w:rPr>
+        <w:t>sudo</w:t>
+      </w:r>
+      <w:proofErr w:type="spellEnd"/>
+      <w:r>
+        <w:rPr>
+          <w:rFonts w:ascii="Georgia Pro" w:eastAsia="Georgia Pro" w:hAnsi="Georgia Pro" w:cs="Georgia Pro"/>
+          <w:color w:val="000000" w:themeColor="text1"/>
+        </w:rPr>
+        <w:t xml:space="preserve"> apt install python3-pip</w:t>
+      </w:r>
+    </w:p>
+    <w:p>
+      <w:pPr>
+        <w:spacing w:line="480" w:lineRule="auto"/>
+        <w:rPr>
+          <w:rFonts w:ascii="Georgia Pro" w:eastAsia="Georgia Pro" w:hAnsi="Georgia Pro" w:cs="Georgia Pro"/>
+          <w:color w:val="000000" w:themeColor="text1"/>
+        </w:rPr>
+      </w:pPr>
+      <w:r>
+        <w:rPr>
+          <w:rFonts w:ascii="Georgia Pro" w:eastAsia="Georgia Pro" w:hAnsi="Georgia Pro" w:cs="Georgia Pro"/>
+          <w:color w:val="000000" w:themeColor="text1"/>
+        </w:rPr>
+        <w:t>Install Python library:</w:t>
+      </w:r>
+    </w:p>
+    <w:p>
+      <w:pPr>
+        <w:pBdr>
+          <w:top w:val="single" w:sz="4" w:space="1" w:color="auto"/>
+          <w:left w:val="single" w:sz="4" w:space="4" w:color="auto"/>
+          <w:bottom w:val="single" w:sz="4" w:space="1" w:color="auto"/>
+          <w:right w:val="single" w:sz="4" w:space="4" w:color="auto"/>
+        </w:pBdr>
+        <w:shd w:val="clear" w:color="auto" w:fill="F2F2F2" w:themeFill="background1" w:themeFillShade="F2"/>
+        <w:spacing w:line="480" w:lineRule="auto"/>
+        <w:rPr>
+          <w:rFonts w:ascii="Georgia Pro" w:eastAsia="Georgia Pro" w:hAnsi="Georgia Pro" w:cs="Georgia Pro"/>
+          <w:color w:val="000000" w:themeColor="text1"/>
+        </w:rPr>
+      </w:pPr>
+      <w:r>
+        <w:rPr>
+          <w:rFonts w:ascii="Georgia Pro" w:eastAsia="Georgia Pro" w:hAnsi="Georgia Pro" w:cs="Georgia Pro"/>
+          <w:color w:val="000000" w:themeColor="text1"/>
+        </w:rPr>
+        <w:t xml:space="preserve">pip3 install </w:t>
+      </w:r>
+      <w:proofErr w:type="spellStart"/>
+      <w:r>
+        <w:rPr>
+          <w:rFonts w:ascii="Georgia Pro" w:eastAsia="Georgia Pro" w:hAnsi="Georgia Pro" w:cs="Georgia Pro"/>
+          <w:color w:val="000000" w:themeColor="text1"/>
+        </w:rPr>
+        <w:t>pymysql</w:t>
+      </w:r>
+      <w:proofErr w:type="spellEnd"/>
+    </w:p>
+    <w:p>
+      <w:pPr>
+        <w:spacing w:line="480" w:lineRule="auto"/>
+        <w:rPr>
+          <w:rFonts w:ascii="Georgia Pro" w:eastAsia="Georgia Pro" w:hAnsi="Georgia Pro" w:cs="Georgia Pro"/>
+          <w:color w:val="000000" w:themeColor="text1"/>
+        </w:rPr>
+      </w:pPr>
+    </w:p>
+    <w:p>
+      <w:pPr>
+        <w:pBdr>
+          <w:top w:val="single" w:sz="4" w:space="1" w:color="auto"/>
+          <w:left w:val="single" w:sz="4" w:space="4" w:color="auto"/>
+          <w:bottom w:val="single" w:sz="4" w:space="1" w:color="auto"/>
+          <w:right w:val="single" w:sz="4" w:space="4" w:color="auto"/>
+        </w:pBdr>
+        <w:shd w:val="clear" w:color="auto" w:fill="F2F2F2" w:themeFill="background1" w:themeFillShade="F2"/>
+        <w:spacing w:line="480" w:lineRule="auto"/>
+        <w:rPr>
+          <w:rFonts w:ascii="Georgia Pro" w:eastAsia="Georgia Pro" w:hAnsi="Georgia Pro" w:cs="Georgia Pro"/>
+          <w:color w:val="000000" w:themeColor="text1"/>
+        </w:rPr>
+      </w:pPr>
+      <w:proofErr w:type="spellStart"/>
+      <w:r>
+        <w:rPr>
+          <w:rFonts w:ascii="Georgia Pro" w:eastAsia="Georgia Pro" w:hAnsi="Georgia Pro" w:cs="Georgia Pro"/>
+          <w:color w:val="000000" w:themeColor="text1"/>
+        </w:rPr>
+        <w:t>sudo</w:t>
+      </w:r>
+      <w:proofErr w:type="spellEnd"/>
+      <w:r>
+        <w:rPr>
+          <w:rFonts w:ascii="Georgia Pro" w:eastAsia="Georgia Pro" w:hAnsi="Georgia Pro" w:cs="Georgia Pro"/>
+          <w:color w:val="000000" w:themeColor="text1"/>
+        </w:rPr>
+        <w:t xml:space="preserve"> apt install mysql-client-core-8.0</w:t>
+      </w:r>
+    </w:p>
+    <w:p>
+      <w:pPr>
+        <w:spacing w:line="480" w:lineRule="auto"/>
+        <w:rPr>
+          <w:rFonts w:ascii="Georgia Pro" w:eastAsia="Georgia Pro" w:hAnsi="Georgia Pro" w:cs="Georgia Pro"/>
+          <w:color w:val="000000" w:themeColor="text1"/>
+        </w:rPr>
+      </w:pPr>
+      <w:r>
+        <w:rPr>
+          <w:rFonts w:ascii="Georgia Pro" w:eastAsia="Georgia Pro" w:hAnsi="Georgia Pro" w:cs="Georgia Pro"/>
+          <w:color w:val="000000" w:themeColor="text1"/>
+        </w:rPr>
+        <w:pict w14:anchorId="58788EA7">
+          <v:rect id="_x0000_i1036" style="width:0;height:1.5pt" o:hralign="center" o:hrstd="t" o:hr="t" fillcolor="#a0a0a0" stroked="f"/>
+        </w:pict>
+      </w:r>
+    </w:p>
+    <w:p>
+      <w:pPr>
+        <w:spacing w:line="480" w:lineRule="auto"/>
+        <w:rPr>
+          <w:rFonts w:ascii="Georgia Pro" w:eastAsia="Georgia Pro" w:hAnsi="Georgia Pro" w:cs="Georgia Pro"/>
+          <w:b/>
+          <w:bCs/>
+          <w:color w:val="000000" w:themeColor="text1"/>
+        </w:rPr>
+      </w:pPr>
+      <w:r>
+        <w:rPr>
+          <w:rFonts w:ascii="Georgia Pro" w:eastAsia="Georgia Pro" w:hAnsi="Georgia Pro" w:cs="Georgia Pro"/>
+          <w:b/>
+          <w:bCs/>
+          <w:color w:val="000000" w:themeColor="text1"/>
+        </w:rPr>
+        <w:t>STEP 10: CONNECT TO RDS FROM EC2</w:t>
+      </w:r>
+    </w:p>
+    <w:p>
+      <w:pPr>
+        <w:spacing w:line="480" w:lineRule="auto"/>
+        <w:rPr>
+          <w:rFonts w:ascii="Georgia Pro" w:eastAsia="Georgia Pro" w:hAnsi="Georgia Pro" w:cs="Georgia Pro"/>
+          <w:color w:val="000000" w:themeColor="text1"/>
+        </w:rPr>
+      </w:pPr>
+      <w:r>
+        <w:rPr>
+          <w:rFonts w:ascii="Georgia Pro" w:eastAsia="Georgia Pro" w:hAnsi="Georgia Pro" w:cs="Georgia Pro"/>
+          <w:color w:val="000000" w:themeColor="text1"/>
+        </w:rPr>
+        <w:t>Test MySQL connection:</w:t>
+      </w:r>
+    </w:p>
+    <w:p>
+      <w:pPr>
+        <w:spacing w:line="480" w:lineRule="auto"/>
+        <w:rPr>
+          <w:rFonts w:ascii="Georgia Pro" w:eastAsia="Georgia Pro" w:hAnsi="Georgia Pro" w:cs="Georgia Pro"/>
+          <w:color w:val="000000" w:themeColor="text1"/>
+        </w:rPr>
+      </w:pPr>
+    </w:p>
+    <w:p>
+      <w:pPr>
+        <w:pBdr>
+          <w:top w:val="single" w:sz="4" w:space="1" w:color="auto"/>
+          <w:left w:val="single" w:sz="4" w:space="4" w:color="auto"/>
+          <w:bottom w:val="single" w:sz="4" w:space="1" w:color="auto"/>
+          <w:right w:val="single" w:sz="4" w:space="4" w:color="auto"/>
+        </w:pBdr>
+        <w:shd w:val="clear" w:color="auto" w:fill="F2F2F2" w:themeFill="background1" w:themeFillShade="F2"/>
+        <w:spacing w:line="480" w:lineRule="auto"/>
+        <w:rPr>
+          <w:rFonts w:ascii="Georgia Pro" w:eastAsia="Georgia Pro" w:hAnsi="Georgia Pro" w:cs="Georgia Pro"/>
+          <w:color w:val="000000" w:themeColor="text1"/>
+        </w:rPr>
+      </w:pPr>
+      <w:proofErr w:type="spellStart"/>
+      <w:r>
+        <w:rPr>
+          <w:rFonts w:ascii="Georgia Pro" w:eastAsia="Georgia Pro" w:hAnsi="Georgia Pro" w:cs="Georgia Pro"/>
+          <w:color w:val="000000" w:themeColor="text1"/>
+        </w:rPr>
+        <w:t>mysql</w:t>
+      </w:r>
+      <w:proofErr w:type="spellEnd"/>
+      <w:r>
+        <w:rPr>
+          <w:rFonts w:ascii="Georgia Pro" w:eastAsia="Georgia Pro" w:hAnsi="Georgia Pro" w:cs="Georgia Pro"/>
+          <w:color w:val="000000" w:themeColor="text1"/>
+        </w:rPr>
+        <w:t xml:space="preserve"> -h </w:t>
+      </w:r>
+      <w:r>
+        <w:rPr>
+          <w:rFonts w:ascii="Georgia Pro" w:eastAsia="Georgia Pro" w:hAnsi="Georgia Pro" w:cs="Georgia Pro"/>
+          <w:color w:val="000000" w:themeColor="text1"/>
+          <w:highlight w:val="yellow"/>
+        </w:rPr>
+        <w:t>mydb.cs7faofejsqb.us-east-1.rds.amazonaws.com</w:t>
+      </w:r>
+      <w:r>
+        <w:rPr>
+          <w:rFonts w:ascii="Georgia Pro" w:eastAsia="Georgia Pro" w:hAnsi="Georgia Pro" w:cs="Georgia Pro"/>
+          <w:color w:val="000000" w:themeColor="text1"/>
+        </w:rPr>
+        <w:t xml:space="preserve"> </w:t>
+      </w:r>
+      <w:r>
+        <w:rPr>
+          <w:rFonts w:ascii="Georgia Pro" w:eastAsia="Georgia Pro" w:hAnsi="Georgia Pro" w:cs="Georgia Pro"/>
+          <w:color w:val="000000" w:themeColor="text1"/>
+        </w:rPr>
+        <w:t>-u admin -p</w:t>
+      </w:r>
+    </w:p>
+    <w:p>
+      <w:pPr>
+        <w:spacing w:line="480" w:lineRule="auto"/>
+        <w:rPr>
+          <w:rFonts w:ascii="Georgia Pro" w:eastAsia="Georgia Pro" w:hAnsi="Georgia Pro" w:cs="Georgia Pro"/>
+          <w:color w:val="000000" w:themeColor="text1"/>
+        </w:rPr>
+      </w:pPr>
+      <w:r>
+        <w:rPr>
+          <w:rFonts w:ascii="Georgia Pro" w:eastAsia="Georgia Pro" w:hAnsi="Georgia Pro" w:cs="Georgia Pro"/>
+          <w:color w:val="000000" w:themeColor="text1"/>
+        </w:rPr>
+        <w:pict w14:anchorId="240572D6">
+          <v:rect id="_x0000_i1037" style="width:0;height:1.5pt" o:hralign="center" o:hrstd="t" o:hr="t" fillcolor="#a0a0a0" stroked="f"/>
+        </w:pict>
+      </w:r>
+    </w:p>
+    <w:p>
+      <w:pPr>
+        <w:spacing w:line="480" w:lineRule="auto"/>
+        <w:rPr>
+          <w:rFonts w:ascii="Segoe UI Emoji" w:eastAsia="Georgia Pro" w:hAnsi="Segoe UI Emoji" w:cs="Segoe UI Emoji"/>
+          <w:b/>
+          <w:bCs/>
+          <w:color w:val="000000" w:themeColor="text1"/>
+        </w:rPr>
+      </w:pPr>
+    </w:p>
+    <w:p>
+      <w:pPr>
+        <w:rPr>
+          <w:rFonts w:ascii="Georgia Pro" w:eastAsia="Georgia Pro" w:hAnsi="Georgia Pro" w:cs="Georgia Pro"/>
+          <w:b/>
+          <w:bCs/>
+          <w:color w:val="000000" w:themeColor="text1"/>
+        </w:rPr>
+      </w:pPr>
+      <w:r>
+        <w:rPr>
+          <w:rFonts w:ascii="Georgia Pro" w:eastAsia="Georgia Pro" w:hAnsi="Georgia Pro" w:cs="Georgia Pro"/>
+          <w:b/>
+          <w:bCs/>
+          <w:color w:val="000000" w:themeColor="text1"/>
+        </w:rPr>
+        <w:br w:type="page"/>
+      </w:r>
+    </w:p>
+    <w:p>
+      <w:pPr>
+        <w:spacing w:line="480" w:lineRule="auto"/>
+        <w:rPr>
+          <w:rFonts w:ascii="Georgia Pro" w:eastAsia="Georgia Pro" w:hAnsi="Georgia Pro" w:cs="Georgia Pro"/>
+          <w:b/>
+          <w:bCs/>
+          <w:color w:val="000000" w:themeColor="text1"/>
+        </w:rPr>
+      </w:pPr>
+      <w:r>
+        <w:rPr>
+          <w:rFonts w:ascii="Georgia Pro" w:eastAsia="Georgia Pro" w:hAnsi="Georgia Pro" w:cs="Georgia Pro"/>
+          <w:b/>
+          <w:bCs/>
+          <w:color w:val="000000" w:themeColor="text1"/>
+        </w:rPr>
+        <w:lastRenderedPageBreak/>
+        <w:t>STEP 11: CREATE DATABASE + TABLE (IN RDS)</w:t>
+      </w:r>
+    </w:p>
+    <w:p>
+      <w:pPr>
+        <w:spacing w:line="480" w:lineRule="auto"/>
+        <w:rPr>
+          <w:rFonts w:ascii="Georgia Pro" w:eastAsia="Georgia Pro" w:hAnsi="Georgia Pro" w:cs="Georgia Pro"/>
+          <w:color w:val="000000" w:themeColor="text1"/>
+        </w:rPr>
+      </w:pPr>
+      <w:r>
+        <w:rPr>
+          <w:rFonts w:ascii="Georgia Pro" w:eastAsia="Georgia Pro" w:hAnsi="Georgia Pro" w:cs="Georgia Pro"/>
+          <w:color w:val="000000" w:themeColor="text1"/>
+        </w:rPr>
+        <w:t>Inside MySQL:</w:t>
+      </w:r>
+    </w:p>
+    <w:p>
+      <w:pPr>
+        <w:pBdr>
+          <w:top w:val="single" w:sz="4" w:space="1" w:color="auto"/>
+          <w:left w:val="single" w:sz="4" w:space="4" w:color="auto"/>
+          <w:bottom w:val="single" w:sz="4" w:space="1" w:color="auto"/>
+          <w:right w:val="single" w:sz="4" w:space="4" w:color="auto"/>
+        </w:pBdr>
+        <w:shd w:val="clear" w:color="auto" w:fill="F2F2F2" w:themeFill="background1" w:themeFillShade="F2"/>
+        <w:spacing w:line="480" w:lineRule="auto"/>
+        <w:rPr>
+          <w:rFonts w:ascii="Georgia Pro" w:eastAsia="Georgia Pro" w:hAnsi="Georgia Pro" w:cs="Georgia Pro"/>
+          <w:color w:val="000000" w:themeColor="text1"/>
+        </w:rPr>
+      </w:pPr>
+      <w:r>
+        <w:rPr>
+          <w:rFonts w:ascii="Georgia Pro" w:eastAsia="Georgia Pro" w:hAnsi="Georgia Pro" w:cs="Georgia Pro"/>
+          <w:color w:val="000000" w:themeColor="text1"/>
+        </w:rPr>
+        <w:t xml:space="preserve">CREATE DATABASE </w:t>
+      </w:r>
+      <w:proofErr w:type="spellStart"/>
+      <w:r>
+        <w:rPr>
+          <w:rFonts w:ascii="Georgia Pro" w:eastAsia="Georgia Pro" w:hAnsi="Georgia Pro" w:cs="Georgia Pro"/>
+          <w:color w:val="000000" w:themeColor="text1"/>
+        </w:rPr>
+        <w:t>labdb</w:t>
+      </w:r>
+      <w:proofErr w:type="spellEnd"/>
+      <w:r>
+        <w:rPr>
+          <w:rFonts w:ascii="Georgia Pro" w:eastAsia="Georgia Pro" w:hAnsi="Georgia Pro" w:cs="Georgia Pro"/>
+          <w:color w:val="000000" w:themeColor="text1"/>
+        </w:rPr>
+        <w:t>;</w:t>
+      </w:r>
+      <w:r>
+        <w:rPr>
+          <w:rFonts w:ascii="Georgia Pro" w:eastAsia="Georgia Pro" w:hAnsi="Georgia Pro" w:cs="Georgia Pro"/>
+          <w:color w:val="000000" w:themeColor="text1"/>
+        </w:rPr>
+        <w:br/>
+        <w:t xml:space="preserve">USE </w:t>
+      </w:r>
+      <w:proofErr w:type="spellStart"/>
+      <w:r>
+        <w:rPr>
+          <w:rFonts w:ascii="Georgia Pro" w:eastAsia="Georgia Pro" w:hAnsi="Georgia Pro" w:cs="Georgia Pro"/>
+          <w:color w:val="000000" w:themeColor="text1"/>
+        </w:rPr>
+        <w:t>labdb</w:t>
+      </w:r>
+      <w:proofErr w:type="spellEnd"/>
+      <w:r>
+        <w:rPr>
+          <w:rFonts w:ascii="Georgia Pro" w:eastAsia="Georgia Pro" w:hAnsi="Georgia Pro" w:cs="Georgia Pro"/>
+          <w:color w:val="000000" w:themeColor="text1"/>
+        </w:rPr>
+        <w:t>;</w:t>
+      </w:r>
+      <w:r>
+        <w:rPr>
+          <w:rFonts w:ascii="Georgia Pro" w:eastAsia="Georgia Pro" w:hAnsi="Georgia Pro" w:cs="Georgia Pro"/>
+          <w:color w:val="000000" w:themeColor="text1"/>
+        </w:rPr>
+        <w:br/>
+      </w:r>
+      <w:r>
+        <w:rPr>
+          <w:rFonts w:ascii="Georgia Pro" w:eastAsia="Georgia Pro" w:hAnsi="Georgia Pro" w:cs="Georgia Pro"/>
+          <w:color w:val="000000" w:themeColor="text1"/>
+        </w:rPr>
+        <w:br/>
+        <w:t>CREATE TABLE students (</w:t>
+      </w:r>
+      <w:r>
+        <w:rPr>
+          <w:rFonts w:ascii="Georgia Pro" w:eastAsia="Georgia Pro" w:hAnsi="Georgia Pro" w:cs="Georgia Pro"/>
+          <w:color w:val="000000" w:themeColor="text1"/>
+        </w:rPr>
+        <w:br/>
+        <w:t xml:space="preserve">    id INT AUTO_INCREMENT PRIMARY KEY,</w:t>
+      </w:r>
+      <w:r>
+        <w:rPr>
+          <w:rFonts w:ascii="Georgia Pro" w:eastAsia="Georgia Pro" w:hAnsi="Georgia Pro" w:cs="Georgia Pro"/>
+          <w:color w:val="000000" w:themeColor="text1"/>
+        </w:rPr>
+        <w:br/>
+        <w:t xml:space="preserve">    name </w:t>
+      </w:r>
+      <w:proofErr w:type="gramStart"/>
+      <w:r>
+        <w:rPr>
+          <w:rFonts w:ascii="Georgia Pro" w:eastAsia="Georgia Pro" w:hAnsi="Georgia Pro" w:cs="Georgia Pro"/>
+          <w:color w:val="000000" w:themeColor="text1"/>
+        </w:rPr>
+        <w:t>VARCHAR(</w:t>
+      </w:r>
+      <w:proofErr w:type="gramEnd"/>
+      <w:r>
+        <w:rPr>
+          <w:rFonts w:ascii="Georgia Pro" w:eastAsia="Georgia Pro" w:hAnsi="Georgia Pro" w:cs="Georgia Pro"/>
+          <w:color w:val="000000" w:themeColor="text1"/>
+        </w:rPr>
+        <w:t>100),</w:t>
+      </w:r>
+      <w:r>
+        <w:rPr>
+          <w:rFonts w:ascii="Georgia Pro" w:eastAsia="Georgia Pro" w:hAnsi="Georgia Pro" w:cs="Georgia Pro"/>
+          <w:color w:val="000000" w:themeColor="text1"/>
+        </w:rPr>
+        <w:br/>
+        <w:t xml:space="preserve">    age INT,</w:t>
+      </w:r>
+      <w:r>
+        <w:rPr>
+          <w:rFonts w:ascii="Georgia Pro" w:eastAsia="Georgia Pro" w:hAnsi="Georgia Pro" w:cs="Georgia Pro"/>
+          <w:color w:val="000000" w:themeColor="text1"/>
+        </w:rPr>
+        <w:br/>
+        <w:t xml:space="preserve">    city </w:t>
+      </w:r>
+      <w:proofErr w:type="gramStart"/>
+      <w:r>
+        <w:rPr>
+          <w:rFonts w:ascii="Georgia Pro" w:eastAsia="Georgia Pro" w:hAnsi="Georgia Pro" w:cs="Georgia Pro"/>
+          <w:color w:val="000000" w:themeColor="text1"/>
+        </w:rPr>
+        <w:t>VARCHAR(</w:t>
+      </w:r>
+      <w:proofErr w:type="gramEnd"/>
+      <w:r>
+        <w:rPr>
+          <w:rFonts w:ascii="Georgia Pro" w:eastAsia="Georgia Pro" w:hAnsi="Georgia Pro" w:cs="Georgia Pro"/>
+          <w:color w:val="000000" w:themeColor="text1"/>
+        </w:rPr>
+        <w:t>100)</w:t>
+      </w:r>
+      <w:r>
+        <w:rPr>
+          <w:rFonts w:ascii="Georgia Pro" w:eastAsia="Georgia Pro" w:hAnsi="Georgia Pro" w:cs="Georgia Pro"/>
+          <w:color w:val="000000" w:themeColor="text1"/>
+        </w:rPr>
+        <w:br/>
+        <w:t>);</w:t>
+      </w:r>
+    </w:p>
+    <w:p>
+      <w:pPr>
+        <w:spacing w:line="480" w:lineRule="auto"/>
+        <w:rPr>
+          <w:rFonts w:ascii="Georgia Pro" w:eastAsia="Georgia Pro" w:hAnsi="Georgia Pro" w:cs="Georgia Pro"/>
+          <w:color w:val="000000" w:themeColor="text1"/>
+        </w:rPr>
+      </w:pPr>
+    </w:p>
+    <w:p>
+      <w:pPr>
+        <w:pBdr>
+          <w:top w:val="single" w:sz="4" w:space="1" w:color="auto"/>
+          <w:left w:val="single" w:sz="4" w:space="4" w:color="auto"/>
+          <w:bottom w:val="single" w:sz="4" w:space="1" w:color="auto"/>
+          <w:right w:val="single" w:sz="4" w:space="4" w:color="auto"/>
+        </w:pBdr>
+        <w:shd w:val="clear" w:color="auto" w:fill="F2F2F2" w:themeFill="background1" w:themeFillShade="F2"/>
+        <w:spacing w:line="480" w:lineRule="auto"/>
+        <w:rPr>
+          <w:rFonts w:ascii="Georgia Pro" w:eastAsia="Georgia Pro" w:hAnsi="Georgia Pro" w:cs="Georgia Pro"/>
+          <w:color w:val="000000" w:themeColor="text1"/>
+        </w:rPr>
+      </w:pPr>
+      <w:r>
+        <w:rPr>
+          <w:rFonts w:ascii="Georgia Pro" w:eastAsia="Georgia Pro" w:hAnsi="Georgia Pro" w:cs="Georgia Pro"/>
+          <w:color w:val="000000" w:themeColor="text1"/>
+        </w:rPr>
+        <w:t>exit</w:t>
+      </w:r>
+    </w:p>
+    <w:p>
+      <w:pPr>
+        <w:spacing w:line="480" w:lineRule="auto"/>
+        <w:rPr>
+          <w:rFonts w:ascii="Georgia Pro" w:eastAsia="Georgia Pro" w:hAnsi="Georgia Pro" w:cs="Georgia Pro"/>
+          <w:color w:val="000000" w:themeColor="text1"/>
+        </w:rPr>
+      </w:pPr>
+    </w:p>
+    <w:p>
+      <w:pPr>
+        <w:spacing w:line="480" w:lineRule="auto"/>
+        <w:rPr>
+          <w:rFonts w:ascii="Georgia Pro" w:eastAsia="Georgia Pro" w:hAnsi="Georgia Pro" w:cs="Georgia Pro"/>
+          <w:color w:val="000000" w:themeColor="text1"/>
+        </w:rPr>
+      </w:pPr>
+      <w:r>
+        <w:rPr>
+          <w:rFonts w:ascii="Georgia Pro" w:eastAsia="Georgia Pro" w:hAnsi="Georgia Pro" w:cs="Georgia Pro"/>
+          <w:color w:val="000000" w:themeColor="text1"/>
+        </w:rPr>
+        <w:pict w14:anchorId="0013513D">
+          <v:rect id="_x0000_i1038" style="width:0;height:1.5pt" o:hralign="center" o:hrstd="t" o:hr="t" fillcolor="#a0a0a0" stroked="f"/>
+        </w:pict>
+      </w:r>
+    </w:p>
+    <w:p>
+      <w:pPr>
+        <w:rPr>
+          <w:rFonts w:ascii="Georgia Pro" w:eastAsia="Georgia Pro" w:hAnsi="Georgia Pro" w:cs="Georgia Pro"/>
+          <w:b/>
+          <w:bCs/>
+          <w:color w:val="000000" w:themeColor="text1"/>
+        </w:rPr>
+      </w:pPr>
+      <w:r>
+        <w:rPr>
+          <w:rFonts w:ascii="Georgia Pro" w:eastAsia="Georgia Pro" w:hAnsi="Georgia Pro" w:cs="Georgia Pro"/>
+          <w:b/>
+          <w:bCs/>
+          <w:color w:val="000000" w:themeColor="text1"/>
+        </w:rPr>
+        <w:br w:type="page"/>
+      </w:r>
+    </w:p>
+    <w:p>
+      <w:pPr>
+        <w:spacing w:line="480" w:lineRule="auto"/>
+        <w:rPr>
+          <w:rFonts w:ascii="Georgia Pro" w:eastAsia="Georgia Pro" w:hAnsi="Georgia Pro" w:cs="Georgia Pro"/>
+          <w:b/>
+          <w:bCs/>
+          <w:color w:val="000000" w:themeColor="text1"/>
+        </w:rPr>
+      </w:pPr>
+      <w:r>
+        <w:rPr>
+          <w:rFonts w:ascii="Georgia Pro" w:eastAsia="Georgia Pro" w:hAnsi="Georgia Pro" w:cs="Georgia Pro"/>
+          <w:b/>
+          <w:bCs/>
+          <w:color w:val="000000" w:themeColor="text1"/>
+        </w:rPr>
+        <w:lastRenderedPageBreak/>
+        <w:t>STEP 12: CREATE PYTHON SCRIPT (CONSOLE APP)</w:t>
+      </w:r>
+    </w:p>
+    <w:p>
+      <w:pPr>
+        <w:pBdr>
+          <w:top w:val="single" w:sz="4" w:space="1" w:color="auto"/>
+          <w:left w:val="single" w:sz="4" w:space="4" w:color="auto"/>
+          <w:bottom w:val="single" w:sz="4" w:space="1" w:color="auto"/>
+          <w:right w:val="single" w:sz="4" w:space="4" w:color="auto"/>
+        </w:pBdr>
+        <w:shd w:val="clear" w:color="auto" w:fill="F2F2F2" w:themeFill="background1" w:themeFillShade="F2"/>
+        <w:spacing w:line="480" w:lineRule="auto"/>
+        <w:rPr>
+          <w:rFonts w:ascii="Georgia Pro" w:eastAsia="Georgia Pro" w:hAnsi="Georgia Pro" w:cs="Georgia Pro"/>
+          <w:color w:val="000000" w:themeColor="text1"/>
+        </w:rPr>
+      </w:pPr>
+      <w:r>
+        <w:rPr>
+          <w:rFonts w:ascii="Georgia Pro" w:eastAsia="Georgia Pro" w:hAnsi="Georgia Pro" w:cs="Georgia Pro"/>
+          <w:color w:val="000000" w:themeColor="text1"/>
+        </w:rPr>
+        <w:t>nano rds_console.py</w:t>
+      </w:r>
+    </w:p>
+    <w:p>
+      <w:pPr>
+        <w:spacing w:line="480" w:lineRule="auto"/>
+        <w:rPr>
+          <w:rFonts w:ascii="Georgia Pro" w:eastAsia="Georgia Pro" w:hAnsi="Georgia Pro" w:cs="Georgia Pro"/>
+          <w:color w:val="000000" w:themeColor="text1"/>
+        </w:rPr>
+      </w:pPr>
+      <w:r>
+        <w:rPr>
+          <w:rFonts w:ascii="Georgia Pro" w:eastAsia="Georgia Pro" w:hAnsi="Georgia Pro" w:cs="Georgia Pro"/>
+          <w:color w:val="000000" w:themeColor="text1"/>
+        </w:rPr>
+        <w:pict w14:anchorId="00204E4E">
+          <v:rect id="_x0000_i1039" style="width:0;height:1.5pt" o:hralign="center" o:hrstd="t" o:hr="t" fillcolor="#a0a0a0" stroked="f"/>
+        </w:pict>
+      </w:r>
+    </w:p>
+    <w:p>
+      <w:pPr>
+        <w:spacing w:line="480" w:lineRule="auto"/>
+        <w:rPr>
+          <w:rFonts w:ascii="Georgia Pro" w:eastAsia="Georgia Pro" w:hAnsi="Georgia Pro" w:cs="Georgia Pro"/>
+          <w:b/>
+          <w:bCs/>
+          <w:color w:val="000000" w:themeColor="text1"/>
+        </w:rPr>
+      </w:pPr>
+      <w:r>
+        <w:rPr>
+          <w:rFonts w:ascii="Georgia Pro" w:eastAsia="Georgia Pro" w:hAnsi="Georgia Pro" w:cs="Georgia Pro"/>
+          <w:b/>
+          <w:bCs/>
+          <w:color w:val="000000" w:themeColor="text1"/>
+        </w:rPr>
+        <w:t>Python Program</w:t>
+      </w:r>
+    </w:p>
+    <w:p>
+      <w:pPr>
+        <w:pBdr>
+          <w:top w:val="single" w:sz="4" w:space="1" w:color="auto"/>
+          <w:left w:val="single" w:sz="4" w:space="4" w:color="auto"/>
+          <w:bottom w:val="single" w:sz="4" w:space="1" w:color="auto"/>
+          <w:right w:val="single" w:sz="4" w:space="4" w:color="auto"/>
+        </w:pBdr>
+        <w:shd w:val="clear" w:color="auto" w:fill="F2F2F2" w:themeFill="background1" w:themeFillShade="F2"/>
+        <w:spacing w:line="480" w:lineRule="auto"/>
+        <w:rPr>
+          <w:rFonts w:ascii="Georgia Pro" w:eastAsia="Georgia Pro" w:hAnsi="Georgia Pro" w:cs="Georgia Pro"/>
+          <w:color w:val="000000" w:themeColor="text1"/>
+        </w:rPr>
+      </w:pPr>
+      <w:r>
+        <w:rPr>
+          <w:rFonts w:ascii="Georgia Pro" w:eastAsia="Georgia Pro" w:hAnsi="Georgia Pro" w:cs="Georgia Pro"/>
+          <w:color w:val="000000" w:themeColor="text1"/>
+        </w:rPr>
+        <w:t xml:space="preserve">import </w:t>
+      </w:r>
+      <w:proofErr w:type="spellStart"/>
+      <w:r>
+        <w:rPr>
+          <w:rFonts w:ascii="Georgia Pro" w:eastAsia="Georgia Pro" w:hAnsi="Georgia Pro" w:cs="Georgia Pro"/>
+          <w:color w:val="000000" w:themeColor="text1"/>
+        </w:rPr>
+        <w:t>pymysql</w:t>
+      </w:r>
+      <w:proofErr w:type="spellEnd"/>
+      <w:r>
+        <w:rPr>
+          <w:rFonts w:ascii="Georgia Pro" w:eastAsia="Georgia Pro" w:hAnsi="Georgia Pro" w:cs="Georgia Pro"/>
+          <w:color w:val="000000" w:themeColor="text1"/>
+        </w:rPr>
+        <w:br/>
+      </w:r>
+      <w:r>
+        <w:rPr>
+          <w:rFonts w:ascii="Georgia Pro" w:eastAsia="Georgia Pro" w:hAnsi="Georgia Pro" w:cs="Georgia Pro"/>
+          <w:color w:val="000000" w:themeColor="text1"/>
+        </w:rPr>
+        <w:br/>
+        <w:t># RDS DETAILS</w:t>
+      </w:r>
+      <w:r>
+        <w:rPr>
+          <w:rFonts w:ascii="Georgia Pro" w:eastAsia="Georgia Pro" w:hAnsi="Georgia Pro" w:cs="Georgia Pro"/>
+          <w:color w:val="000000" w:themeColor="text1"/>
+        </w:rPr>
+        <w:br/>
+        <w:t>host = "</w:t>
+      </w:r>
+      <w:r>
+        <w:rPr>
+          <w:rFonts w:ascii="Georgia Pro" w:eastAsia="Georgia Pro" w:hAnsi="Georgia Pro" w:cs="Georgia Pro"/>
+          <w:color w:val="000000" w:themeColor="text1"/>
+          <w:highlight w:val="yellow"/>
+        </w:rPr>
+        <w:t>mydb.cs7faofejsqb.us-east-1.rds.amazonaws.com</w:t>
+      </w:r>
+      <w:r>
+        <w:rPr>
+          <w:rFonts w:ascii="Georgia Pro" w:eastAsia="Georgia Pro" w:hAnsi="Georgia Pro" w:cs="Georgia Pro"/>
+          <w:color w:val="000000" w:themeColor="text1"/>
+        </w:rPr>
+        <w:t>"</w:t>
+      </w:r>
+      <w:r>
+        <w:rPr>
+          <w:rFonts w:ascii="Georgia Pro" w:eastAsia="Georgia Pro" w:hAnsi="Georgia Pro" w:cs="Georgia Pro"/>
+          <w:color w:val="000000" w:themeColor="text1"/>
+        </w:rPr>
+        <w:br/>
+        <w:t>user = "admin"</w:t>
+      </w:r>
+      <w:r>
+        <w:rPr>
+          <w:rFonts w:ascii="Georgia Pro" w:eastAsia="Georgia Pro" w:hAnsi="Georgia Pro" w:cs="Georgia Pro"/>
+          <w:color w:val="000000" w:themeColor="text1"/>
+        </w:rPr>
+        <w:br/>
+        <w:t>password = "</w:t>
+      </w:r>
+      <w:r>
+        <w:rPr>
+          <w:rFonts w:ascii="Georgia Pro" w:eastAsia="Georgia Pro" w:hAnsi="Georgia Pro" w:cs="Georgia Pro"/>
+          <w:color w:val="000000" w:themeColor="text1"/>
+        </w:rPr>
+        <w:t>admin123</w:t>
+      </w:r>
+      <w:r>
+        <w:rPr>
+          <w:rFonts w:ascii="Georgia Pro" w:eastAsia="Georgia Pro" w:hAnsi="Georgia Pro" w:cs="Georgia Pro"/>
+          <w:color w:val="000000" w:themeColor="text1"/>
+        </w:rPr>
+        <w:t>"</w:t>
+      </w:r>
+      <w:r>
+        <w:rPr>
+          <w:rFonts w:ascii="Georgia Pro" w:eastAsia="Georgia Pro" w:hAnsi="Georgia Pro" w:cs="Georgia Pro"/>
+          <w:color w:val="000000" w:themeColor="text1"/>
+        </w:rPr>
+        <w:br/>
+        <w:t>d</w:t>
+      </w:r>
+      <w:proofErr w:type="spellStart"/>
+      <w:r>
+        <w:rPr>
+          <w:rFonts w:ascii="Georgia Pro" w:eastAsia="Georgia Pro" w:hAnsi="Georgia Pro" w:cs="Georgia Pro"/>
+          <w:color w:val="000000" w:themeColor="text1"/>
+        </w:rPr>
+        <w:t>b</w:t>
+      </w:r>
+      <w:proofErr w:type="spellEnd"/>
+      <w:r>
+        <w:rPr>
+          <w:rFonts w:ascii="Georgia Pro" w:eastAsia="Georgia Pro" w:hAnsi="Georgia Pro" w:cs="Georgia Pro"/>
+          <w:color w:val="000000" w:themeColor="text1"/>
+        </w:rPr>
+        <w:t xml:space="preserve"> = "</w:t>
+      </w:r>
+      <w:proofErr w:type="spellStart"/>
+      <w:r>
+        <w:rPr>
+          <w:rFonts w:ascii="Georgia Pro" w:eastAsia="Georgia Pro" w:hAnsi="Georgia Pro" w:cs="Georgia Pro"/>
+          <w:color w:val="000000" w:themeColor="text1"/>
+        </w:rPr>
+        <w:t>labdb</w:t>
+      </w:r>
+      <w:proofErr w:type="spellEnd"/>
+      <w:r>
+        <w:rPr>
+          <w:rFonts w:ascii="Georgia Pro" w:eastAsia="Georgia Pro" w:hAnsi="Georgia Pro" w:cs="Georgia Pro"/>
+          <w:color w:val="000000" w:themeColor="text1"/>
+        </w:rPr>
+        <w:t>"</w:t>
+      </w:r>
+      <w:r>
+        <w:rPr>
+          <w:rFonts w:ascii="Georgia Pro" w:eastAsia="Georgia Pro" w:hAnsi="Georgia Pro" w:cs="Georgia Pro"/>
+          <w:color w:val="000000" w:themeColor="text1"/>
+        </w:rPr>
+        <w:br/>
+      </w:r>
+      <w:r>
+        <w:rPr>
+          <w:rFonts w:ascii="Georgia Pro" w:eastAsia="Georgia Pro" w:hAnsi="Georgia Pro" w:cs="Georgia Pro"/>
+          <w:color w:val="000000" w:themeColor="text1"/>
+        </w:rPr>
+        <w:br/>
+        <w:t># CONNECT</w:t>
+      </w:r>
+      <w:r>
+        <w:rPr>
+          <w:rFonts w:ascii="Georgia Pro" w:eastAsia="Georgia Pro" w:hAnsi="Georgia Pro" w:cs="Georgia Pro"/>
+          <w:color w:val="000000" w:themeColor="text1"/>
+        </w:rPr>
+        <w:br/>
+        <w:t xml:space="preserve">conn = </w:t>
+      </w:r>
+      <w:proofErr w:type="spellStart"/>
+      <w:r>
+        <w:rPr>
+          <w:rFonts w:ascii="Georgia Pro" w:eastAsia="Georgia Pro" w:hAnsi="Georgia Pro" w:cs="Georgia Pro"/>
+          <w:color w:val="000000" w:themeColor="text1"/>
+        </w:rPr>
+        <w:t>pymysql.connect</w:t>
+      </w:r>
+      <w:proofErr w:type="spellEnd"/>
+      <w:r>
+        <w:rPr>
+          <w:rFonts w:ascii="Georgia Pro" w:eastAsia="Georgia Pro" w:hAnsi="Georgia Pro" w:cs="Georgia Pro"/>
+          <w:color w:val="000000" w:themeColor="text1"/>
+        </w:rPr>
+        <w:t>(</w:t>
+      </w:r>
+      <w:r>
+        <w:rPr>
+          <w:rFonts w:ascii="Georgia Pro" w:eastAsia="Georgia Pro" w:hAnsi="Georgia Pro" w:cs="Georgia Pro"/>
+          <w:color w:val="000000" w:themeColor="text1"/>
+        </w:rPr>
+        <w:br/>
+        <w:t xml:space="preserve">    host=host,</w:t>
+      </w:r>
+      <w:r>
+        <w:rPr>
+          <w:rFonts w:ascii="Georgia Pro" w:eastAsia="Georgia Pro" w:hAnsi="Georgia Pro" w:cs="Georgia Pro"/>
+          <w:color w:val="000000" w:themeColor="text1"/>
+        </w:rPr>
+        <w:br/>
+        <w:t xml:space="preserve">    user=user,</w:t>
+      </w:r>
+      <w:r>
+        <w:rPr>
+          <w:rFonts w:ascii="Georgia Pro" w:eastAsia="Georgia Pro" w:hAnsi="Georgia Pro" w:cs="Georgia Pro"/>
+          <w:color w:val="000000" w:themeColor="text1"/>
+        </w:rPr>
+        <w:br/>
+        <w:t xml:space="preserve">    password=password,</w:t>
+      </w:r>
+      <w:r>
+        <w:rPr>
+          <w:rFonts w:ascii="Georgia Pro" w:eastAsia="Georgia Pro" w:hAnsi="Georgia Pro" w:cs="Georgia Pro"/>
+          <w:color w:val="000000" w:themeColor="text1"/>
+        </w:rPr>
+        <w:br/>
+        <w:t xml:space="preserve">    database=</w:t>
+      </w:r>
+      <w:proofErr w:type="spellStart"/>
+      <w:r>
+        <w:rPr>
+          <w:rFonts w:ascii="Georgia Pro" w:eastAsia="Georgia Pro" w:hAnsi="Georgia Pro" w:cs="Georgia Pro"/>
+          <w:color w:val="000000" w:themeColor="text1"/>
+        </w:rPr>
+        <w:t>db</w:t>
+      </w:r>
+      <w:proofErr w:type="spellEnd"/>
+      <w:r>
+        <w:rPr>
+          <w:rFonts w:ascii="Georgia Pro" w:eastAsia="Georgia Pro" w:hAnsi="Georgia Pro" w:cs="Georgia Pro"/>
+          <w:color w:val="000000" w:themeColor="text1"/>
+        </w:rPr>
+        <w:br/>
+        <w:t>)</w:t>
+      </w:r>
+      <w:r>
+        <w:rPr>
+          <w:rFonts w:ascii="Georgia Pro" w:eastAsia="Georgia Pro" w:hAnsi="Georgia Pro" w:cs="Georgia Pro"/>
+          <w:color w:val="000000" w:themeColor="text1"/>
+        </w:rPr>
+        <w:br/>
+      </w:r>
+      <w:r>
+        <w:rPr>
+          <w:rFonts w:ascii="Georgia Pro" w:eastAsia="Georgia Pro" w:hAnsi="Georgia Pro" w:cs="Georgia Pro"/>
+          <w:color w:val="000000" w:themeColor="text1"/>
+        </w:rPr>
+        <w:br/>
+        <w:t xml:space="preserve">cursor = </w:t>
+      </w:r>
+      <w:proofErr w:type="spellStart"/>
+      <w:r>
+        <w:rPr>
+          <w:rFonts w:ascii="Georgia Pro" w:eastAsia="Georgia Pro" w:hAnsi="Georgia Pro" w:cs="Georgia Pro"/>
+          <w:color w:val="000000" w:themeColor="text1"/>
+        </w:rPr>
+        <w:t>conn.cursor</w:t>
+      </w:r>
+      <w:proofErr w:type="spellEnd"/>
+      <w:r>
+        <w:rPr>
+          <w:rFonts w:ascii="Georgia Pro" w:eastAsia="Georgia Pro" w:hAnsi="Georgia Pro" w:cs="Georgia Pro"/>
+          <w:color w:val="000000" w:themeColor="text1"/>
+        </w:rPr>
+        <w:t>()</w:t>
+      </w:r>
+      <w:r>
+        <w:rPr>
+          <w:rFonts w:ascii="Georgia Pro" w:eastAsia="Georgia Pro" w:hAnsi="Georgia Pro" w:cs="Georgia Pro"/>
+          <w:color w:val="000000" w:themeColor="text1"/>
+        </w:rPr>
+        <w:br/>
+      </w:r>
+      <w:r>
+        <w:rPr>
+          <w:rFonts w:ascii="Georgia Pro" w:eastAsia="Georgia Pro" w:hAnsi="Georgia Pro" w:cs="Georgia Pro"/>
+          <w:color w:val="000000" w:themeColor="text1"/>
+        </w:rPr>
+        <w:br/>
+        <w:t>print("CONNECTED TO RDS SUCCESSFULLY\n")</w:t>
+      </w:r>
+      <w:r>
+        <w:rPr>
+          <w:rFonts w:ascii="Georgia Pro" w:eastAsia="Georgia Pro" w:hAnsi="Georgia Pro" w:cs="Georgia Pro"/>
+          <w:color w:val="000000" w:themeColor="text1"/>
+        </w:rPr>
+        <w:br/>
+      </w:r>
+      <w:r>
+        <w:rPr>
+          <w:rFonts w:ascii="Georgia Pro" w:eastAsia="Georgia Pro" w:hAnsi="Georgia Pro" w:cs="Georgia Pro"/>
+          <w:color w:val="000000" w:themeColor="text1"/>
+        </w:rPr>
+        <w:br/>
+        <w:t># INSERT RECORDS</w:t>
+      </w:r>
+      <w:r>
+        <w:rPr>
+          <w:rFonts w:ascii="Georgia Pro" w:eastAsia="Georgia Pro" w:hAnsi="Georgia Pro" w:cs="Georgia Pro"/>
+          <w:color w:val="000000" w:themeColor="text1"/>
+        </w:rPr>
+        <w:br/>
+      </w:r>
+      <w:proofErr w:type="spellStart"/>
+      <w:r>
+        <w:rPr>
+          <w:rFonts w:ascii="Georgia Pro" w:eastAsia="Georgia Pro" w:hAnsi="Georgia Pro" w:cs="Georgia Pro"/>
+          <w:color w:val="000000" w:themeColor="text1"/>
+        </w:rPr>
+        <w:t>insert_query</w:t>
+      </w:r>
+      <w:proofErr w:type="spellEnd"/>
+      <w:r>
+        <w:rPr>
+          <w:rFonts w:ascii="Georgia Pro" w:eastAsia="Georgia Pro" w:hAnsi="Georgia Pro" w:cs="Georgia Pro"/>
+          <w:color w:val="000000" w:themeColor="text1"/>
+        </w:rPr>
+        <w:t xml:space="preserve"> = "INSERT INTO students (name, age, city) VALUES (%s, %s, %s)"</w:t>
+      </w:r>
+      <w:r>
+        <w:rPr>
+          <w:rFonts w:ascii="Georgia Pro" w:eastAsia="Georgia Pro" w:hAnsi="Georgia Pro" w:cs="Georgia Pro"/>
+          <w:color w:val="000000" w:themeColor="text1"/>
+        </w:rPr>
+        <w:br/>
+      </w:r>
+      <w:r>
+        <w:rPr>
+          <w:rFonts w:ascii="Georgia Pro" w:eastAsia="Georgia Pro" w:hAnsi="Georgia Pro" w:cs="Georgia Pro"/>
+          <w:color w:val="000000" w:themeColor="text1"/>
+        </w:rPr>
+        <w:lastRenderedPageBreak/>
+        <w:br/>
+        <w:t>data = [</w:t>
+      </w:r>
+      <w:r>
+        <w:rPr>
+          <w:rFonts w:ascii="Georgia Pro" w:eastAsia="Georgia Pro" w:hAnsi="Georgia Pro" w:cs="Georgia Pro"/>
+          <w:color w:val="000000" w:themeColor="text1"/>
+        </w:rPr>
+        <w:br/>
+        <w:t xml:space="preserve">    ("John", 22, "Delhi"),</w:t>
+      </w:r>
+      <w:r>
+        <w:rPr>
+          <w:rFonts w:ascii="Georgia Pro" w:eastAsia="Georgia Pro" w:hAnsi="Georgia Pro" w:cs="Georgia Pro"/>
+          <w:color w:val="000000" w:themeColor="text1"/>
+        </w:rPr>
+        <w:br/>
+        <w:t xml:space="preserve">    ("Asha", 23, "Mumbai"),</w:t>
+      </w:r>
+      <w:r>
+        <w:rPr>
+          <w:rFonts w:ascii="Georgia Pro" w:eastAsia="Georgia Pro" w:hAnsi="Georgia Pro" w:cs="Georgia Pro"/>
+          <w:color w:val="000000" w:themeColor="text1"/>
+        </w:rPr>
+        <w:br/>
+        <w:t xml:space="preserve">    ("Ravi", 21, "Pune")</w:t>
+      </w:r>
+      <w:r>
+        <w:rPr>
+          <w:rFonts w:ascii="Georgia Pro" w:eastAsia="Georgia Pro" w:hAnsi="Georgia Pro" w:cs="Georgia Pro"/>
+          <w:color w:val="000000" w:themeColor="text1"/>
+        </w:rPr>
+        <w:br/>
+        <w:t>]</w:t>
+      </w:r>
+      <w:r>
+        <w:rPr>
+          <w:rFonts w:ascii="Georgia Pro" w:eastAsia="Georgia Pro" w:hAnsi="Georgia Pro" w:cs="Georgia Pro"/>
+          <w:color w:val="000000" w:themeColor="text1"/>
+        </w:rPr>
+        <w:br/>
+      </w:r>
+      <w:r>
+        <w:rPr>
+          <w:rFonts w:ascii="Georgia Pro" w:eastAsia="Georgia Pro" w:hAnsi="Georgia Pro" w:cs="Georgia Pro"/>
+          <w:color w:val="000000" w:themeColor="text1"/>
+        </w:rPr>
+        <w:br/>
+      </w:r>
+      <w:proofErr w:type="spellStart"/>
+      <w:r>
+        <w:rPr>
+          <w:rFonts w:ascii="Georgia Pro" w:eastAsia="Georgia Pro" w:hAnsi="Georgia Pro" w:cs="Georgia Pro"/>
+          <w:color w:val="000000" w:themeColor="text1"/>
+        </w:rPr>
+        <w:t>cursor.executemany</w:t>
+      </w:r>
+      <w:proofErr w:type="spellEnd"/>
+      <w:r>
+        <w:rPr>
+          <w:rFonts w:ascii="Georgia Pro" w:eastAsia="Georgia Pro" w:hAnsi="Georgia Pro" w:cs="Georgia Pro"/>
+          <w:color w:val="000000" w:themeColor="text1"/>
+        </w:rPr>
+        <w:t>(</w:t>
+      </w:r>
+      <w:proofErr w:type="spellStart"/>
+      <w:r>
+        <w:rPr>
+          <w:rFonts w:ascii="Georgia Pro" w:eastAsia="Georgia Pro" w:hAnsi="Georgia Pro" w:cs="Georgia Pro"/>
+          <w:color w:val="000000" w:themeColor="text1"/>
+        </w:rPr>
+        <w:t>insert_query</w:t>
+      </w:r>
+      <w:proofErr w:type="spellEnd"/>
+      <w:r>
+        <w:rPr>
+          <w:rFonts w:ascii="Georgia Pro" w:eastAsia="Georgia Pro" w:hAnsi="Georgia Pro" w:cs="Georgia Pro"/>
+          <w:color w:val="000000" w:themeColor="text1"/>
+        </w:rPr>
+        <w:t>, data)</w:t>
+      </w:r>
+      <w:r>
+        <w:rPr>
+          <w:rFonts w:ascii="Georgia Pro" w:eastAsia="Georgia Pro" w:hAnsi="Georgia Pro" w:cs="Georgia Pro"/>
+          <w:color w:val="000000" w:themeColor="text1"/>
+        </w:rPr>
+        <w:br/>
+      </w:r>
+      <w:proofErr w:type="spellStart"/>
+      <w:r>
+        <w:rPr>
+          <w:rFonts w:ascii="Georgia Pro" w:eastAsia="Georgia Pro" w:hAnsi="Georgia Pro" w:cs="Georgia Pro"/>
+          <w:color w:val="000000" w:themeColor="text1"/>
+        </w:rPr>
+        <w:t>conn.commit</w:t>
+      </w:r>
+      <w:proofErr w:type="spellEnd"/>
+      <w:r>
+        <w:rPr>
+          <w:rFonts w:ascii="Georgia Pro" w:eastAsia="Georgia Pro" w:hAnsi="Georgia Pro" w:cs="Georgia Pro"/>
+          <w:color w:val="000000" w:themeColor="text1"/>
+        </w:rPr>
+        <w:t>()</w:t>
+      </w:r>
+      <w:r>
+        <w:rPr>
+          <w:rFonts w:ascii="Georgia Pro" w:eastAsia="Georgia Pro" w:hAnsi="Georgia Pro" w:cs="Georgia Pro"/>
+          <w:color w:val="000000" w:themeColor="text1"/>
+        </w:rPr>
+        <w:br/>
+      </w:r>
+      <w:r>
+        <w:rPr>
+          <w:rFonts w:ascii="Georgia Pro" w:eastAsia="Georgia Pro" w:hAnsi="Georgia Pro" w:cs="Georgia Pro"/>
+          <w:color w:val="000000" w:themeColor="text1"/>
+        </w:rPr>
+        <w:br/>
+        <w:t>print("DATA INSERTED\n")</w:t>
+      </w:r>
+      <w:r>
+        <w:rPr>
+          <w:rFonts w:ascii="Georgia Pro" w:eastAsia="Georgia Pro" w:hAnsi="Georgia Pro" w:cs="Georgia Pro"/>
+          <w:color w:val="000000" w:themeColor="text1"/>
+        </w:rPr>
+        <w:br/>
+      </w:r>
+      <w:r>
+        <w:rPr>
+          <w:rFonts w:ascii="Georgia Pro" w:eastAsia="Georgia Pro" w:hAnsi="Georgia Pro" w:cs="Georgia Pro"/>
+          <w:color w:val="000000" w:themeColor="text1"/>
+        </w:rPr>
+        <w:br/>
+        <w:t># SELECT RECORDS</w:t>
+      </w:r>
+      <w:r>
+        <w:rPr>
+          <w:rFonts w:ascii="Georgia Pro" w:eastAsia="Georgia Pro" w:hAnsi="Georgia Pro" w:cs="Georgia Pro"/>
+          <w:color w:val="000000" w:themeColor="text1"/>
+        </w:rPr>
+        <w:br/>
+      </w:r>
+      <w:proofErr w:type="spellStart"/>
+      <w:r>
+        <w:rPr>
+          <w:rFonts w:ascii="Georgia Pro" w:eastAsia="Georgia Pro" w:hAnsi="Georgia Pro" w:cs="Georgia Pro"/>
+          <w:color w:val="000000" w:themeColor="text1"/>
+        </w:rPr>
+        <w:t>cursor.execute</w:t>
+      </w:r>
+      <w:proofErr w:type="spellEnd"/>
+      <w:r>
+        <w:rPr>
+          <w:rFonts w:ascii="Georgia Pro" w:eastAsia="Georgia Pro" w:hAnsi="Georgia Pro" w:cs="Georgia Pro"/>
+          <w:color w:val="000000" w:themeColor="text1"/>
+        </w:rPr>
+        <w:t>("SELECT * FROM students")</w:t>
+      </w:r>
+      <w:r>
+        <w:rPr>
+          <w:rFonts w:ascii="Georgia Pro" w:eastAsia="Georgia Pro" w:hAnsi="Georgia Pro" w:cs="Georgia Pro"/>
+          <w:color w:val="000000" w:themeColor="text1"/>
+        </w:rPr>
+        <w:br/>
+      </w:r>
+      <w:r>
+        <w:rPr>
+          <w:rFonts w:ascii="Georgia Pro" w:eastAsia="Georgia Pro" w:hAnsi="Georgia Pro" w:cs="Georgia Pro"/>
+          <w:color w:val="000000" w:themeColor="text1"/>
+        </w:rPr>
+        <w:br/>
+        <w:t>print("STUDENT RECORDS:")</w:t>
+      </w:r>
+      <w:r>
+        <w:rPr>
+          <w:rFonts w:ascii="Georgia Pro" w:eastAsia="Georgia Pro" w:hAnsi="Georgia Pro" w:cs="Georgia Pro"/>
+          <w:color w:val="000000" w:themeColor="text1"/>
+        </w:rPr>
+        <w:br/>
+        <w:t xml:space="preserve">for row in </w:t>
+      </w:r>
+      <w:proofErr w:type="spellStart"/>
+      <w:r>
+        <w:rPr>
+          <w:rFonts w:ascii="Georgia Pro" w:eastAsia="Georgia Pro" w:hAnsi="Georgia Pro" w:cs="Georgia Pro"/>
+          <w:color w:val="000000" w:themeColor="text1"/>
+        </w:rPr>
+        <w:t>cursor.fetchall</w:t>
+      </w:r>
+      <w:proofErr w:type="spellEnd"/>
+      <w:r>
+        <w:rPr>
+          <w:rFonts w:ascii="Georgia Pro" w:eastAsia="Georgia Pro" w:hAnsi="Georgia Pro" w:cs="Georgia Pro"/>
+          <w:color w:val="000000" w:themeColor="text1"/>
+        </w:rPr>
+        <w:t>():</w:t>
+      </w:r>
+      <w:r>
+        <w:rPr>
+          <w:rFonts w:ascii="Georgia Pro" w:eastAsia="Georgia Pro" w:hAnsi="Georgia Pro" w:cs="Georgia Pro"/>
+          <w:color w:val="000000" w:themeColor="text1"/>
+        </w:rPr>
+        <w:br/>
+        <w:t xml:space="preserve">    print(row)</w:t>
+      </w:r>
+      <w:r>
+        <w:rPr>
+          <w:rFonts w:ascii="Georgia Pro" w:eastAsia="Georgia Pro" w:hAnsi="Georgia Pro" w:cs="Georgia Pro"/>
+          <w:color w:val="000000" w:themeColor="text1"/>
+        </w:rPr>
+        <w:br/>
+      </w:r>
+      <w:r>
+        <w:rPr>
+          <w:rFonts w:ascii="Georgia Pro" w:eastAsia="Georgia Pro" w:hAnsi="Georgia Pro" w:cs="Georgia Pro"/>
+          <w:color w:val="000000" w:themeColor="text1"/>
+        </w:rPr>
+        <w:br/>
+      </w:r>
+      <w:proofErr w:type="spellStart"/>
+      <w:r>
+        <w:rPr>
+          <w:rFonts w:ascii="Georgia Pro" w:eastAsia="Georgia Pro" w:hAnsi="Georgia Pro" w:cs="Georgia Pro"/>
+          <w:color w:val="000000" w:themeColor="text1"/>
+        </w:rPr>
+        <w:t>conn.close</w:t>
+      </w:r>
+      <w:proofErr w:type="spellEnd"/>
+      <w:r>
+        <w:rPr>
+          <w:rFonts w:ascii="Georgia Pro" w:eastAsia="Georgia Pro" w:hAnsi="Georgia Pro" w:cs="Georgia Pro"/>
+          <w:color w:val="000000" w:themeColor="text1"/>
+        </w:rPr>
+        <w:t>()</w:t>
+      </w:r>
+      <w:r>
+        <w:rPr>
+          <w:rFonts w:ascii="Georgia Pro" w:eastAsia="Georgia Pro" w:hAnsi="Georgia Pro" w:cs="Georgia Pro"/>
+          <w:color w:val="000000" w:themeColor="text1"/>
+        </w:rPr>
+        <w:br/>
+        <w:t>print("\</w:t>
+      </w:r>
+      <w:proofErr w:type="spellStart"/>
+      <w:r>
+        <w:rPr>
+          <w:rFonts w:ascii="Georgia Pro" w:eastAsia="Georgia Pro" w:hAnsi="Georgia Pro" w:cs="Georgia Pro"/>
+          <w:color w:val="000000" w:themeColor="text1"/>
+        </w:rPr>
+        <w:t>nCONNECTION</w:t>
+      </w:r>
+      <w:proofErr w:type="spellEnd"/>
+      <w:r>
+        <w:rPr>
+          <w:rFonts w:ascii="Georgia Pro" w:eastAsia="Georgia Pro" w:hAnsi="Georgia Pro" w:cs="Georgia Pro"/>
+          <w:color w:val="000000" w:themeColor="text1"/>
+        </w:rPr>
+        <w:t xml:space="preserve"> CLOSED")</w:t>
+      </w:r>
+    </w:p>
+    <w:p>
+      <w:pPr>
+        <w:spacing w:line="480" w:lineRule="auto"/>
+        <w:rPr>
+          <w:rFonts w:ascii="Georgia Pro" w:eastAsia="Georgia Pro" w:hAnsi="Georgia Pro" w:cs="Georgia Pro"/>
+          <w:color w:val="000000" w:themeColor="text1"/>
+        </w:rPr>
+      </w:pPr>
+      <w:r>
+        <w:rPr>
+          <w:rFonts w:ascii="Georgia Pro" w:eastAsia="Georgia Pro" w:hAnsi="Georgia Pro" w:cs="Georgia Pro"/>
+          <w:color w:val="000000" w:themeColor="text1"/>
+        </w:rPr>
+        <w:pict w14:anchorId="7268C234">
+          <v:rect id="_x0000_i1040" style="width:0;height:1.5pt" o:hralign="center" o:hrstd="t" o:hr="t" fillcolor="#a0a0a0" stroked="f"/>
+        </w:pict>
+      </w:r>
+    </w:p>
+    <w:p>
+      <w:pPr>
+        <w:spacing w:line="480" w:lineRule="auto"/>
+        <w:rPr>
+          <w:rFonts w:ascii="Georgia Pro" w:eastAsia="Georgia Pro" w:hAnsi="Georgia Pro" w:cs="Georgia Pro"/>
+          <w:b/>
+          <w:bCs/>
+          <w:color w:val="000000" w:themeColor="text1"/>
+        </w:rPr>
+      </w:pPr>
+      <w:r>
+        <w:rPr>
+          <w:rFonts w:ascii="Georgia Pro" w:eastAsia="Georgia Pro" w:hAnsi="Georgia Pro" w:cs="Georgia Pro"/>
+          <w:b/>
+          <w:bCs/>
+          <w:color w:val="000000" w:themeColor="text1"/>
+        </w:rPr>
+        <w:t>STEP 13: RUN SCRIPT</w:t>
+      </w:r>
+    </w:p>
+    <w:p>
+      <w:pPr>
+        <w:pBdr>
+          <w:top w:val="single" w:sz="4" w:space="1" w:color="auto"/>
+          <w:left w:val="single" w:sz="4" w:space="4" w:color="auto"/>
+          <w:bottom w:val="single" w:sz="4" w:space="1" w:color="auto"/>
+          <w:right w:val="single" w:sz="4" w:space="4" w:color="auto"/>
+        </w:pBdr>
+        <w:shd w:val="clear" w:color="auto" w:fill="F2F2F2" w:themeFill="background1" w:themeFillShade="F2"/>
+        <w:spacing w:line="480" w:lineRule="auto"/>
+        <w:rPr>
+          <w:rFonts w:ascii="Georgia Pro" w:eastAsia="Georgia Pro" w:hAnsi="Georgia Pro" w:cs="Georgia Pro"/>
+          <w:color w:val="000000" w:themeColor="text1"/>
+        </w:rPr>
+      </w:pPr>
       <w:r>
         <w:rPr>
           <w:rFonts w:ascii="Georgia Pro" w:eastAsia="Georgia Pro" w:hAnsi="Georgia Pro" w:cs="Georgia Pro"/>
@@ -2851,14 +4308,85 @@
           <w:color w:val="000000" w:themeColor="text1"/>
         </w:rPr>
       </w:pPr>
-      <w:r>
+    </w:p>
+    <w:p>
+      <w:pPr>
+        <w:spacing w:line="480" w:lineRule="auto"/>
         <w:rPr>
           <w:rFonts w:ascii="Georgia Pro" w:eastAsia="Georgia Pro" w:hAnsi="Georgia Pro" w:cs="Georgia Pro"/>
           <w:b/>
           <w:bCs/>
           <w:color w:val="000000" w:themeColor="text1"/>
         </w:rPr>
+      </w:pPr>
+      <w:r>
+        <w:rPr>
+          <w:rFonts w:ascii="Georgia Pro" w:eastAsia="Georgia Pro" w:hAnsi="Georgia Pro" w:cs="Georgia Pro"/>
+          <w:b/>
+          <w:bCs/>
+          <w:color w:val="000000" w:themeColor="text1"/>
+        </w:rPr>
+        <w:lastRenderedPageBreak/>
         <w:t>EXPECTED OUTPUT</w:t>
+      </w:r>
+    </w:p>
+    <w:p>
+      <w:pPr>
+        <w:spacing w:line="480" w:lineRule="auto"/>
+        <w:rPr>
+          <w:rFonts w:ascii="Georgia Pro" w:eastAsia="Georgia Pro" w:hAnsi="Georgia Pro" w:cs="Georgia Pro"/>
+          <w:b/>
+          <w:bCs/>
+          <w:color w:val="000000" w:themeColor="text1"/>
+        </w:rPr>
+      </w:pPr>
+      <w:r>
+        <w:rPr>
+          <w:rFonts w:ascii="Georgia Pro" w:eastAsia="Georgia Pro" w:hAnsi="Georgia Pro" w:cs="Georgia Pro"/>
+          <w:b/>
+          <w:bCs/>
+          <w:color w:val="000000" w:themeColor="text1"/>
+        </w:rPr>
+        <w:drawing>
+          <wp:inline distT="0" distB="0" distL="0" distR="0" wp14:anchorId="7EB76ED3" wp14:editId="43685F0D">
+            <wp:extent cx="4439270" cy="1629002"/>
+            <wp:effectExtent l="19050" t="19050" r="19050" b="9525"/>
+            <wp:docPr id="442411350" name="Picture 1"/>
+            <wp:cNvGraphicFramePr>
+              <a:graphicFrameLocks xmlns:a="http://schemas.openxmlformats.org/drawingml/2006/main" noChangeAspect="1"/>
+            </wp:cNvGraphicFramePr>
+            <a:graphic xmlns:a="http://schemas.openxmlformats.org/drawingml/2006/main">
+              <a:graphicData uri="http://schemas.openxmlformats.org/drawingml/2006/picture">
+                <pic:pic xmlns:pic="http://schemas.openxmlformats.org/drawingml/2006/picture">
+                  <pic:nvPicPr>
+                    <pic:cNvPr id="442411350" name=""/>
+                    <pic:cNvPicPr/>
+                  </pic:nvPicPr>
+                  <pic:blipFill>
+                    <a:blip r:embed="rId5"/>
+                    <a:stretch>
+                      <a:fillRect/>
+                    </a:stretch>
+                  </pic:blipFill>
+                  <pic:spPr>
+                    <a:xfrm>
+                      <a:off x="0" y="0"/>
+                      <a:ext cx="4439270" cy="1629002"/>
+                    </a:xfrm>
+                    <a:prstGeom prst="rect">
+                      <a:avLst/>
+                    </a:prstGeom>
+                    <a:ln>
+                      <a:solidFill>
+                        <a:schemeClr val="accent1"/>
+                      </a:solidFill>
+                    </a:ln>
+                  </pic:spPr>
+                </pic:pic>
+              </a:graphicData>
+            </a:graphic>
+          </wp:inline>
+        </w:drawing>
       </w:r>
     </w:p>
     <w:p>
@@ -9837,7 +11365,6 @@
   <w:style w:type="character" w:default="1" w:styleId="DefaultParagraphFont">
     <w:name w:val="Default Paragraph Font"/>
     <w:uiPriority w:val="1"/>
-    <w:semiHidden/>
     <w:unhideWhenUsed/>
   </w:style>
   <w:style w:type="table" w:default="1" w:styleId="TableNormal">
